--- a/public/assets/files/niestacjonarne/MAS.docx
+++ b/public/assets/files/niestacjonarne/MAS.docx
@@ -523,6 +523,7 @@
                 <w:i w:val="0"/>
                 <w:sz w:val="22"/>
               </w:rPr>
+              <w:t>I</w:t>
             </w:r>
           </w:p>
         </w:tc>
@@ -560,6 +561,7 @@
                 <w:i w:val="0"/>
                 <w:sz w:val="22"/>
               </w:rPr>
+              <w:t>obieralny</w:t>
             </w:r>
           </w:p>
         </w:tc>

--- a/public/assets/files/niestacjonarne/MAS.docx
+++ b/public/assets/files/niestacjonarne/MAS.docx
@@ -1156,6 +1156,7 @@
                 <w:i w:val="0"/>
                 <w:sz w:val="22"/>
               </w:rPr>
+              <w:t>Implementacja projektów programistycznych dotyczących analizy leksykalnej i automatów; przygotowanie do kolokwium i egzaminu; tworzenie dokumentacji modeli.</w:t>
             </w:r>
           </w:p>
         </w:tc>
@@ -1266,7 +1267,84 @@
           <w:tcPr>
             <w:tcW w:type="dxa" w:w="9972"/>
           </w:tcPr>
-          <w:p/>
+          <w:p>
+            <w:pPr>
+              <w:spacing w:before="20" w:after="20"/>
+            </w:pPr>
+            <w:r>
+              <w:rPr>
+                <w:rFonts w:ascii="Aptos" w:hAnsi="Aptos"/>
+                <w:b/>
+                <w:sz w:val="22"/>
+              </w:rPr>
+              <w:t>Wykład:</w:t>
+            </w:r>
+          </w:p>
+          <w:p>
+            <w:pPr>
+              <w:spacing w:before="20" w:after="20"/>
+            </w:pPr>
+            <w:r>
+              <w:rPr>
+                <w:rFonts w:ascii="Aptos" w:hAnsi="Aptos"/>
+                <w:b w:val="0"/>
+                <w:sz w:val="22"/>
+              </w:rPr>
+              <w:t>• wykład z prezentacją multimedialną</w:t>
+            </w:r>
+          </w:p>
+          <w:p>
+            <w:pPr>
+              <w:spacing w:before="20" w:after="20"/>
+            </w:pPr>
+            <w:r>
+              <w:rPr>
+                <w:rFonts w:ascii="Aptos" w:hAnsi="Aptos"/>
+                <w:b w:val="0"/>
+                <w:sz w:val="22"/>
+              </w:rPr>
+              <w:t>• wykład konwersatoryjny (z elementami dyskusji)</w:t>
+            </w:r>
+          </w:p>
+          <w:p>
+            <w:pPr>
+              <w:spacing w:before="20" w:after="20"/>
+            </w:pPr>
+            <w:r>
+              <w:rPr>
+                <w:rFonts w:ascii="Aptos" w:hAnsi="Aptos"/>
+                <w:b/>
+                <w:sz w:val="22"/>
+              </w:rPr>
+              <w:t>Ćwiczenia / Laboratorium:</w:t>
+            </w:r>
+          </w:p>
+          <w:p>
+            <w:pPr>
+              <w:spacing w:before="20" w:after="20"/>
+            </w:pPr>
+            <w:r>
+              <w:rPr>
+                <w:rFonts w:ascii="Aptos" w:hAnsi="Aptos"/>
+                <w:b w:val="0"/>
+                <w:sz w:val="22"/>
+              </w:rPr>
+              <w:t>• rozwiązywanie zadań</w:t>
+            </w:r>
+          </w:p>
+          <w:p>
+            <w:pPr>
+              <w:spacing w:before="20" w:after="20"/>
+            </w:pPr>
+            <w:r>
+              <w:rPr>
+                <w:rFonts w:ascii="Aptos" w:hAnsi="Aptos"/>
+                <w:b w:val="0"/>
+                <w:sz w:val="22"/>
+              </w:rPr>
+              <w:t>• metoda projektów (projekt praktyczny)</w:t>
+            </w:r>
+          </w:p>
         </w:tc>
       </w:tr>
     </w:tbl>
@@ -1517,55 +1595,7 @@
                 <w:rFonts w:ascii="Aptos" w:hAnsi="Aptos"/>
                 <w:sz w:val="22"/>
               </w:rPr>
-              <w:t>1. Wykład problemowy, poświęcony analizie kolejnych zagadnień omawianych w ramach przedmiotu</w:t>
-            </w:r>
-          </w:p>
-          <w:p>
-            <w:pPr>
-              <w:spacing w:before="20" w:after="20"/>
-            </w:pPr>
-            <w:r>
-              <w:rPr>
-                <w:rFonts w:ascii="Aptos" w:hAnsi="Aptos"/>
-                <w:sz w:val="22"/>
-              </w:rPr>
-              <w:t>2. Ćwiczenia rozszerzone o projekty programistyczne poświęcone analizie leksykalnej i rozpoznawaniu języków przy pomocy automatów</w:t>
-            </w:r>
-          </w:p>
-          <w:p>
-            <w:pPr>
-              <w:spacing w:before="20" w:after="20"/>
-            </w:pPr>
-            <w:r>
-              <w:rPr>
-                <w:rFonts w:ascii="Aptos" w:hAnsi="Aptos"/>
-                <w:sz w:val="22"/>
-              </w:rPr>
-              <w:t>3. zaliczenie ćwiczeń  wymaga zdobycia co najmniej  50% punktów możliwych do zdobycia na kolokwium oraz za zrealizowane projekty programistyczne</w:t>
-            </w:r>
-          </w:p>
-          <w:p>
-            <w:pPr>
-              <w:spacing w:before="20" w:after="20"/>
-            </w:pPr>
-            <w:r>
-              <w:rPr>
-                <w:rFonts w:ascii="Aptos" w:hAnsi="Aptos"/>
-                <w:sz w:val="22"/>
-              </w:rPr>
-              <w:t>4. Warunkiem dopuszczenia do egzaminu jest zaliczenie ćwiczeń.</w:t>
-            </w:r>
-          </w:p>
-          <w:p>
-            <w:pPr>
-              <w:spacing w:before="20" w:after="20"/>
-            </w:pPr>
-            <w:r>
-              <w:rPr>
-                <w:rFonts w:ascii="Aptos" w:hAnsi="Aptos"/>
-                <w:sz w:val="22"/>
-              </w:rPr>
-              <w:t>5. Warunkiem zdania egzaminu pisemnego jest zdobycie co najmniej  50% punktów.</w:t>
+              <w:t>1. egzamin pisemny z zadaniami problemowymi</w:t>
             </w:r>
           </w:p>
         </w:tc>
@@ -1582,55 +1612,19 @@
                 <w:rFonts w:ascii="Aptos" w:hAnsi="Aptos"/>
                 <w:sz w:val="22"/>
               </w:rPr>
-              <w:t>1. Wykład problemowy, poświęcony analizie kolejnych zagadnień omawianych w ramach przedmiotu</w:t>
-            </w:r>
-          </w:p>
-          <w:p>
-            <w:pPr>
-              <w:spacing w:before="20" w:after="20"/>
-            </w:pPr>
-            <w:r>
-              <w:rPr>
-                <w:rFonts w:ascii="Aptos" w:hAnsi="Aptos"/>
-                <w:sz w:val="22"/>
-              </w:rPr>
-              <w:t>2. Ćwiczenia rozszerzone o projekty programistyczne poświęcone analizie leksykalnej i rozpoznawaniu języków przy pomocy automatów</w:t>
-            </w:r>
-          </w:p>
-          <w:p>
-            <w:pPr>
-              <w:spacing w:before="20" w:after="20"/>
-            </w:pPr>
-            <w:r>
-              <w:rPr>
-                <w:rFonts w:ascii="Aptos" w:hAnsi="Aptos"/>
-                <w:sz w:val="22"/>
-              </w:rPr>
-              <w:t>3. zaliczenie ćwiczeń  wymaga zdobycia co najmniej  50% punktów możliwych do zdobycia na kolokwium oraz za zrealizowane projekty programistyczne</w:t>
-            </w:r>
-          </w:p>
-          <w:p>
-            <w:pPr>
-              <w:spacing w:before="20" w:after="20"/>
-            </w:pPr>
-            <w:r>
-              <w:rPr>
-                <w:rFonts w:ascii="Aptos" w:hAnsi="Aptos"/>
-                <w:sz w:val="22"/>
-              </w:rPr>
-              <w:t>4. Warunkiem dopuszczenia do egzaminu jest zaliczenie ćwiczeń.</w:t>
-            </w:r>
-          </w:p>
-          <w:p>
-            <w:pPr>
-              <w:spacing w:before="20" w:after="20"/>
-            </w:pPr>
-            <w:r>
-              <w:rPr>
-                <w:rFonts w:ascii="Aptos" w:hAnsi="Aptos"/>
-                <w:sz w:val="22"/>
-              </w:rPr>
-              <w:t>5. Warunkiem zdania egzaminu pisemnego jest zdobycie co najmniej  50% punktów.</w:t>
+              <w:t>1. kolokwium</w:t>
+            </w:r>
+          </w:p>
+          <w:p>
+            <w:pPr>
+              <w:spacing w:before="20" w:after="20"/>
+            </w:pPr>
+            <w:r>
+              <w:rPr>
+                <w:rFonts w:ascii="Aptos" w:hAnsi="Aptos"/>
+                <w:sz w:val="22"/>
+              </w:rPr>
+              <w:t>2. ocena sporządzonego oprogramowania</w:t>
             </w:r>
           </w:p>
         </w:tc>
@@ -2557,7 +2551,7 @@
                 <w:i w:val="0"/>
                 <w:sz w:val="22"/>
               </w:rPr>
-              <w:t>Wykład problemowy, poświęcony analizie kolejnych zagadnień omawianych w ramach przedmiotu; Ćwiczenia rozszerzone o projekty programistyczne poświęcone analizie leksykalnej i rozpoznawaniu języków przy pomocy automatów; zaliczenie ćwiczeń  wymaga zdobycia co najmniej  50% punktów możliwych do zdobycia na kolokwium oraz za zrealizowane projekty programistyczne; Warunkiem dopuszczenia do egzaminu jest zaliczenie ćwiczeń.; Warunkiem zdania egzaminu pisemnego jest zdobycie co najmniej  50% punktów.</w:t>
+              <w:t>egzamin pisemny z zadaniami problemowymi; kolokwium; ocena sporządzonego oprogramowania</w:t>
             </w:r>
           </w:p>
         </w:tc>
@@ -2615,7 +2609,7 @@
                 <w:i w:val="0"/>
                 <w:sz w:val="22"/>
               </w:rPr>
-              <w:t>Wykład problemowy, poświęcony analizie kolejnych zagadnień omawianych w ramach przedmiotu; Ćwiczenia rozszerzone o projekty programistyczne poświęcone analizie leksykalnej i rozpoznawaniu języków przy pomocy automatów; zaliczenie ćwiczeń  wymaga zdobycia co najmniej  50% punktów możliwych do zdobycia na kolokwium oraz za zrealizowane projekty programistyczne; Warunkiem dopuszczenia do egzaminu jest zaliczenie ćwiczeń.; Warunkiem zdania egzaminu pisemnego jest zdobycie co najmniej  50% punktów.</w:t>
+              <w:t>egzamin pisemny z zadaniami problemowymi; kolokwium; ocena sporządzonego oprogramowania</w:t>
             </w:r>
           </w:p>
         </w:tc>
@@ -2778,7 +2772,7 @@
                 <w:i w:val="0"/>
                 <w:sz w:val="22"/>
               </w:rPr>
-              <w:t>Wykład problemowy, poświęcony analizie kolejnych zagadnień omawianych w ramach przedmiotu; Ćwiczenia rozszerzone o projekty programistyczne poświęcone analizie leksykalnej i rozpoznawaniu języków przy pomocy automatów; zaliczenie ćwiczeń  wymaga zdobycia co najmniej  50% punktów możliwych do zdobycia na kolokwium oraz za zrealizowane projekty programistyczne; Warunkiem dopuszczenia do egzaminu jest zaliczenie ćwiczeń.; Warunkiem zdania egzaminu pisemnego jest zdobycie co najmniej  50% punktów.</w:t>
+              <w:t>egzamin pisemny z zadaniami problemowymi; kolokwium; ocena sporządzonego oprogramowania</w:t>
             </w:r>
           </w:p>
         </w:tc>
@@ -2836,7 +2830,7 @@
                 <w:i w:val="0"/>
                 <w:sz w:val="22"/>
               </w:rPr>
-              <w:t>Wykład problemowy, poświęcony analizie kolejnych zagadnień omawianych w ramach przedmiotu; Ćwiczenia rozszerzone o projekty programistyczne poświęcone analizie leksykalnej i rozpoznawaniu języków przy pomocy automatów; zaliczenie ćwiczeń  wymaga zdobycia co najmniej  50% punktów możliwych do zdobycia na kolokwium oraz za zrealizowane projekty programistyczne; Warunkiem dopuszczenia do egzaminu jest zaliczenie ćwiczeń.; Warunkiem zdania egzaminu pisemnego jest zdobycie co najmniej  50% punktów.</w:t>
+              <w:t>egzamin pisemny z zadaniami problemowymi; kolokwium; ocena sporządzonego oprogramowania</w:t>
             </w:r>
           </w:p>
         </w:tc>
@@ -2894,7 +2888,7 @@
                 <w:i w:val="0"/>
                 <w:sz w:val="22"/>
               </w:rPr>
-              <w:t>Wykład problemowy, poświęcony analizie kolejnych zagadnień omawianych w ramach przedmiotu; Ćwiczenia rozszerzone o projekty programistyczne poświęcone analizie leksykalnej i rozpoznawaniu języków przy pomocy automatów; zaliczenie ćwiczeń  wymaga zdobycia co najmniej  50% punktów możliwych do zdobycia na kolokwium oraz za zrealizowane projekty programistyczne; Warunkiem dopuszczenia do egzaminu jest zaliczenie ćwiczeń.; Warunkiem zdania egzaminu pisemnego jest zdobycie co najmniej  50% punktów.</w:t>
+              <w:t>egzamin pisemny z zadaniami problemowymi; kolokwium; ocena sporządzonego oprogramowania</w:t>
             </w:r>
           </w:p>
         </w:tc>
@@ -2952,7 +2946,7 @@
                 <w:i w:val="0"/>
                 <w:sz w:val="22"/>
               </w:rPr>
-              <w:t>Wykład problemowy, poświęcony analizie kolejnych zagadnień omawianych w ramach przedmiotu; Ćwiczenia rozszerzone o projekty programistyczne poświęcone analizie leksykalnej i rozpoznawaniu języków przy pomocy automatów; zaliczenie ćwiczeń  wymaga zdobycia co najmniej  50% punktów możliwych do zdobycia na kolokwium oraz za zrealizowane projekty programistyczne; Warunkiem dopuszczenia do egzaminu jest zaliczenie ćwiczeń.; Warunkiem zdania egzaminu pisemnego jest zdobycie co najmniej  50% punktów.</w:t>
+              <w:t>egzamin pisemny z zadaniami problemowymi; kolokwium; ocena sporządzonego oprogramowania</w:t>
             </w:r>
           </w:p>
         </w:tc>
@@ -3010,7 +3004,7 @@
                 <w:i w:val="0"/>
                 <w:sz w:val="22"/>
               </w:rPr>
-              <w:t>Wykład problemowy, poświęcony analizie kolejnych zagadnień omawianych w ramach przedmiotu; Ćwiczenia rozszerzone o projekty programistyczne poświęcone analizie leksykalnej i rozpoznawaniu języków przy pomocy automatów; zaliczenie ćwiczeń  wymaga zdobycia co najmniej  50% punktów możliwych do zdobycia na kolokwium oraz za zrealizowane projekty programistyczne; Warunkiem dopuszczenia do egzaminu jest zaliczenie ćwiczeń.; Warunkiem zdania egzaminu pisemnego jest zdobycie co najmniej  50% punktów.</w:t>
+              <w:t>egzamin pisemny z zadaniami problemowymi; kolokwium; ocena sporządzonego oprogramowania</w:t>
             </w:r>
           </w:p>
         </w:tc>
@@ -3068,7 +3062,7 @@
                 <w:i w:val="0"/>
                 <w:sz w:val="22"/>
               </w:rPr>
-              <w:t>Wykład problemowy, poświęcony analizie kolejnych zagadnień omawianych w ramach przedmiotu; Ćwiczenia rozszerzone o projekty programistyczne poświęcone analizie leksykalnej i rozpoznawaniu języków przy pomocy automatów; zaliczenie ćwiczeń  wymaga zdobycia co najmniej  50% punktów możliwych do zdobycia na kolokwium oraz za zrealizowane projekty programistyczne; Warunkiem dopuszczenia do egzaminu jest zaliczenie ćwiczeń.; Warunkiem zdania egzaminu pisemnego jest zdobycie co najmniej  50% punktów.</w:t>
+              <w:t>egzamin pisemny z zadaniami problemowymi; kolokwium; ocena sporządzonego oprogramowania</w:t>
             </w:r>
           </w:p>
         </w:tc>
@@ -3126,7 +3120,7 @@
                 <w:i w:val="0"/>
                 <w:sz w:val="22"/>
               </w:rPr>
-              <w:t>Wykład problemowy, poświęcony analizie kolejnych zagadnień omawianych w ramach przedmiotu; Ćwiczenia rozszerzone o projekty programistyczne poświęcone analizie leksykalnej i rozpoznawaniu języków przy pomocy automatów; zaliczenie ćwiczeń  wymaga zdobycia co najmniej  50% punktów możliwych do zdobycia na kolokwium oraz za zrealizowane projekty programistyczne; Warunkiem dopuszczenia do egzaminu jest zaliczenie ćwiczeń.; Warunkiem zdania egzaminu pisemnego jest zdobycie co najmniej  50% punktów.</w:t>
+              <w:t>egzamin pisemny z zadaniami problemowymi; kolokwium; ocena sporządzonego oprogramowania</w:t>
             </w:r>
           </w:p>
         </w:tc>
@@ -3184,7 +3178,7 @@
                 <w:i w:val="0"/>
                 <w:sz w:val="22"/>
               </w:rPr>
-              <w:t>Wykład problemowy, poświęcony analizie kolejnych zagadnień omawianych w ramach przedmiotu; Ćwiczenia rozszerzone o projekty programistyczne poświęcone analizie leksykalnej i rozpoznawaniu języków przy pomocy automatów; zaliczenie ćwiczeń  wymaga zdobycia co najmniej  50% punktów możliwych do zdobycia na kolokwium oraz za zrealizowane projekty programistyczne; Warunkiem dopuszczenia do egzaminu jest zaliczenie ćwiczeń.; Warunkiem zdania egzaminu pisemnego jest zdobycie co najmniej  50% punktów.</w:t>
+              <w:t>egzamin pisemny z zadaniami problemowymi; kolokwium; ocena sporządzonego oprogramowania</w:t>
             </w:r>
           </w:p>
         </w:tc>
@@ -3242,7 +3236,7 @@
                 <w:i w:val="0"/>
                 <w:sz w:val="22"/>
               </w:rPr>
-              <w:t>Wykład problemowy, poświęcony analizie kolejnych zagadnień omawianych w ramach przedmiotu; Ćwiczenia rozszerzone o projekty programistyczne poświęcone analizie leksykalnej i rozpoznawaniu języków przy pomocy automatów; zaliczenie ćwiczeń  wymaga zdobycia co najmniej  50% punktów możliwych do zdobycia na kolokwium oraz za zrealizowane projekty programistyczne; Warunkiem dopuszczenia do egzaminu jest zaliczenie ćwiczeń.; Warunkiem zdania egzaminu pisemnego jest zdobycie co najmniej  50% punktów.</w:t>
+              <w:t>egzamin pisemny z zadaniami problemowymi; kolokwium; ocena sporządzonego oprogramowania</w:t>
             </w:r>
           </w:p>
         </w:tc>
@@ -3300,7 +3294,7 @@
                 <w:i w:val="0"/>
                 <w:sz w:val="22"/>
               </w:rPr>
-              <w:t>Wykład problemowy, poświęcony analizie kolejnych zagadnień omawianych w ramach przedmiotu; Ćwiczenia rozszerzone o projekty programistyczne poświęcone analizie leksykalnej i rozpoznawaniu języków przy pomocy automatów; zaliczenie ćwiczeń  wymaga zdobycia co najmniej  50% punktów możliwych do zdobycia na kolokwium oraz za zrealizowane projekty programistyczne; Warunkiem dopuszczenia do egzaminu jest zaliczenie ćwiczeń.; Warunkiem zdania egzaminu pisemnego jest zdobycie co najmniej  50% punktów.</w:t>
+              <w:t>egzamin pisemny z zadaniami problemowymi; kolokwium; ocena sporządzonego oprogramowania</w:t>
             </w:r>
           </w:p>
         </w:tc>
@@ -3358,7 +3352,7 @@
                 <w:i w:val="0"/>
                 <w:sz w:val="22"/>
               </w:rPr>
-              <w:t>Wykład problemowy, poświęcony analizie kolejnych zagadnień omawianych w ramach przedmiotu; Ćwiczenia rozszerzone o projekty programistyczne poświęcone analizie leksykalnej i rozpoznawaniu języków przy pomocy automatów; zaliczenie ćwiczeń  wymaga zdobycia co najmniej  50% punktów możliwych do zdobycia na kolokwium oraz za zrealizowane projekty programistyczne; Warunkiem dopuszczenia do egzaminu jest zaliczenie ćwiczeń.; Warunkiem zdania egzaminu pisemnego jest zdobycie co najmniej  50% punktów.</w:t>
+              <w:t>egzamin pisemny z zadaniami problemowymi; kolokwium; ocena sporządzonego oprogramowania</w:t>
             </w:r>
           </w:p>
         </w:tc>
@@ -3416,7 +3410,7 @@
                 <w:i w:val="0"/>
                 <w:sz w:val="22"/>
               </w:rPr>
-              <w:t>Wykład problemowy, poświęcony analizie kolejnych zagadnień omawianych w ramach przedmiotu; Ćwiczenia rozszerzone o projekty programistyczne poświęcone analizie leksykalnej i rozpoznawaniu języków przy pomocy automatów; zaliczenie ćwiczeń  wymaga zdobycia co najmniej  50% punktów możliwych do zdobycia na kolokwium oraz za zrealizowane projekty programistyczne; Warunkiem dopuszczenia do egzaminu jest zaliczenie ćwiczeń.; Warunkiem zdania egzaminu pisemnego jest zdobycie co najmniej  50% punktów.</w:t>
+              <w:t>egzamin pisemny z zadaniami problemowymi; kolokwium; ocena sporządzonego oprogramowania</w:t>
             </w:r>
           </w:p>
         </w:tc>
@@ -3474,7 +3468,7 @@
                 <w:i w:val="0"/>
                 <w:sz w:val="22"/>
               </w:rPr>
-              <w:t>Wykład problemowy, poświęcony analizie kolejnych zagadnień omawianych w ramach przedmiotu; Ćwiczenia rozszerzone o projekty programistyczne poświęcone analizie leksykalnej i rozpoznawaniu języków przy pomocy automatów; zaliczenie ćwiczeń  wymaga zdobycia co najmniej  50% punktów możliwych do zdobycia na kolokwium oraz za zrealizowane projekty programistyczne; Warunkiem dopuszczenia do egzaminu jest zaliczenie ćwiczeń.; Warunkiem zdania egzaminu pisemnego jest zdobycie co najmniej  50% punktów.</w:t>
+              <w:t>egzamin pisemny z zadaniami problemowymi; kolokwium; ocena sporządzonego oprogramowania</w:t>
             </w:r>
           </w:p>
         </w:tc>
@@ -3532,7 +3526,7 @@
                 <w:i w:val="0"/>
                 <w:sz w:val="22"/>
               </w:rPr>
-              <w:t>Wykład problemowy, poświęcony analizie kolejnych zagadnień omawianych w ramach przedmiotu; Ćwiczenia rozszerzone o projekty programistyczne poświęcone analizie leksykalnej i rozpoznawaniu języków przy pomocy automatów; zaliczenie ćwiczeń  wymaga zdobycia co najmniej  50% punktów możliwych do zdobycia na kolokwium oraz za zrealizowane projekty programistyczne; Warunkiem dopuszczenia do egzaminu jest zaliczenie ćwiczeń.; Warunkiem zdania egzaminu pisemnego jest zdobycie co najmniej  50% punktów.</w:t>
+              <w:t>egzamin pisemny z zadaniami problemowymi; kolokwium; ocena sporządzonego oprogramowania</w:t>
             </w:r>
           </w:p>
         </w:tc>
@@ -3590,7 +3584,7 @@
                 <w:i w:val="0"/>
                 <w:sz w:val="22"/>
               </w:rPr>
-              <w:t>Wykład problemowy, poświęcony analizie kolejnych zagadnień omawianych w ramach przedmiotu; Ćwiczenia rozszerzone o projekty programistyczne poświęcone analizie leksykalnej i rozpoznawaniu języków przy pomocy automatów; zaliczenie ćwiczeń  wymaga zdobycia co najmniej  50% punktów możliwych do zdobycia na kolokwium oraz za zrealizowane projekty programistyczne; Warunkiem dopuszczenia do egzaminu jest zaliczenie ćwiczeń.; Warunkiem zdania egzaminu pisemnego jest zdobycie co najmniej  50% punktów.</w:t>
+              <w:t>egzamin pisemny z zadaniami problemowymi; kolokwium; ocena sporządzonego oprogramowania</w:t>
             </w:r>
           </w:p>
         </w:tc>
@@ -3648,7 +3642,7 @@
                 <w:i w:val="0"/>
                 <w:sz w:val="22"/>
               </w:rPr>
-              <w:t>Wykład problemowy, poświęcony analizie kolejnych zagadnień omawianych w ramach przedmiotu; Ćwiczenia rozszerzone o projekty programistyczne poświęcone analizie leksykalnej i rozpoznawaniu języków przy pomocy automatów; zaliczenie ćwiczeń  wymaga zdobycia co najmniej  50% punktów możliwych do zdobycia na kolokwium oraz za zrealizowane projekty programistyczne; Warunkiem dopuszczenia do egzaminu jest zaliczenie ćwiczeń.; Warunkiem zdania egzaminu pisemnego jest zdobycie co najmniej  50% punktów.</w:t>
+              <w:t>egzamin pisemny z zadaniami problemowymi; kolokwium; ocena sporządzonego oprogramowania</w:t>
             </w:r>
           </w:p>
         </w:tc>
@@ -3706,7 +3700,7 @@
                 <w:i w:val="0"/>
                 <w:sz w:val="22"/>
               </w:rPr>
-              <w:t>Wykład problemowy, poświęcony analizie kolejnych zagadnień omawianych w ramach przedmiotu; Ćwiczenia rozszerzone o projekty programistyczne poświęcone analizie leksykalnej i rozpoznawaniu języków przy pomocy automatów; zaliczenie ćwiczeń  wymaga zdobycia co najmniej  50% punktów możliwych do zdobycia na kolokwium oraz za zrealizowane projekty programistyczne; Warunkiem dopuszczenia do egzaminu jest zaliczenie ćwiczeń.; Warunkiem zdania egzaminu pisemnego jest zdobycie co najmniej  50% punktów.</w:t>
+              <w:t>egzamin pisemny z zadaniami problemowymi; kolokwium; ocena sporządzonego oprogramowania</w:t>
             </w:r>
           </w:p>
         </w:tc>
@@ -3764,7 +3758,7 @@
                 <w:i w:val="0"/>
                 <w:sz w:val="22"/>
               </w:rPr>
-              <w:t>Wykład problemowy, poświęcony analizie kolejnych zagadnień omawianych w ramach przedmiotu; Ćwiczenia rozszerzone o projekty programistyczne poświęcone analizie leksykalnej i rozpoznawaniu języków przy pomocy automatów; zaliczenie ćwiczeń  wymaga zdobycia co najmniej  50% punktów możliwych do zdobycia na kolokwium oraz za zrealizowane projekty programistyczne; Warunkiem dopuszczenia do egzaminu jest zaliczenie ćwiczeń.; Warunkiem zdania egzaminu pisemnego jest zdobycie co najmniej  50% punktów.</w:t>
+              <w:t>egzamin pisemny z zadaniami problemowymi; kolokwium; ocena sporządzonego oprogramowania</w:t>
             </w:r>
           </w:p>
         </w:tc>
@@ -3822,7 +3816,7 @@
                 <w:i w:val="0"/>
                 <w:sz w:val="22"/>
               </w:rPr>
-              <w:t>Wykład problemowy, poświęcony analizie kolejnych zagadnień omawianych w ramach przedmiotu; Ćwiczenia rozszerzone o projekty programistyczne poświęcone analizie leksykalnej i rozpoznawaniu języków przy pomocy automatów; zaliczenie ćwiczeń  wymaga zdobycia co najmniej  50% punktów możliwych do zdobycia na kolokwium oraz za zrealizowane projekty programistyczne; Warunkiem dopuszczenia do egzaminu jest zaliczenie ćwiczeń.; Warunkiem zdania egzaminu pisemnego jest zdobycie co najmniej  50% punktów.</w:t>
+              <w:t>egzamin pisemny z zadaniami problemowymi; kolokwium; ocena sporządzonego oprogramowania</w:t>
             </w:r>
           </w:p>
         </w:tc>
@@ -3880,7 +3874,7 @@
                 <w:i w:val="0"/>
                 <w:sz w:val="22"/>
               </w:rPr>
-              <w:t>Wykład problemowy, poświęcony analizie kolejnych zagadnień omawianych w ramach przedmiotu; Ćwiczenia rozszerzone o projekty programistyczne poświęcone analizie leksykalnej i rozpoznawaniu języków przy pomocy automatów; zaliczenie ćwiczeń  wymaga zdobycia co najmniej  50% punktów możliwych do zdobycia na kolokwium oraz za zrealizowane projekty programistyczne; Warunkiem dopuszczenia do egzaminu jest zaliczenie ćwiczeń.; Warunkiem zdania egzaminu pisemnego jest zdobycie co najmniej  50% punktów.</w:t>
+              <w:t>egzamin pisemny z zadaniami problemowymi; kolokwium; ocena sporządzonego oprogramowania</w:t>
             </w:r>
           </w:p>
         </w:tc>
@@ -3938,7 +3932,7 @@
                 <w:i w:val="0"/>
                 <w:sz w:val="22"/>
               </w:rPr>
-              <w:t>Wykład problemowy, poświęcony analizie kolejnych zagadnień omawianych w ramach przedmiotu; Ćwiczenia rozszerzone o projekty programistyczne poświęcone analizie leksykalnej i rozpoznawaniu języków przy pomocy automatów; zaliczenie ćwiczeń  wymaga zdobycia co najmniej  50% punktów możliwych do zdobycia na kolokwium oraz za zrealizowane projekty programistyczne; Warunkiem dopuszczenia do egzaminu jest zaliczenie ćwiczeń.; Warunkiem zdania egzaminu pisemnego jest zdobycie co najmniej  50% punktów.</w:t>
+              <w:t>egzamin pisemny z zadaniami problemowymi; kolokwium; ocena sporządzonego oprogramowania</w:t>
             </w:r>
           </w:p>
         </w:tc>
@@ -3996,7 +3990,7 @@
                 <w:i w:val="0"/>
                 <w:sz w:val="22"/>
               </w:rPr>
-              <w:t>Wykład problemowy, poświęcony analizie kolejnych zagadnień omawianych w ramach przedmiotu; Ćwiczenia rozszerzone o projekty programistyczne poświęcone analizie leksykalnej i rozpoznawaniu języków przy pomocy automatów; zaliczenie ćwiczeń  wymaga zdobycia co najmniej  50% punktów możliwych do zdobycia na kolokwium oraz za zrealizowane projekty programistyczne; Warunkiem dopuszczenia do egzaminu jest zaliczenie ćwiczeń.; Warunkiem zdania egzaminu pisemnego jest zdobycie co najmniej  50% punktów.</w:t>
+              <w:t>egzamin pisemny z zadaniami problemowymi; kolokwium; ocena sporządzonego oprogramowania</w:t>
             </w:r>
           </w:p>
         </w:tc>
@@ -4054,7 +4048,7 @@
                 <w:i w:val="0"/>
                 <w:sz w:val="22"/>
               </w:rPr>
-              <w:t>Wykład problemowy, poświęcony analizie kolejnych zagadnień omawianych w ramach przedmiotu; Ćwiczenia rozszerzone o projekty programistyczne poświęcone analizie leksykalnej i rozpoznawaniu języków przy pomocy automatów; zaliczenie ćwiczeń  wymaga zdobycia co najmniej  50% punktów możliwych do zdobycia na kolokwium oraz za zrealizowane projekty programistyczne; Warunkiem dopuszczenia do egzaminu jest zaliczenie ćwiczeń.; Warunkiem zdania egzaminu pisemnego jest zdobycie co najmniej  50% punktów.</w:t>
+              <w:t>egzamin pisemny z zadaniami problemowymi; kolokwium; ocena sporządzonego oprogramowania</w:t>
             </w:r>
           </w:p>
         </w:tc>
@@ -4112,7 +4106,7 @@
                 <w:i w:val="0"/>
                 <w:sz w:val="22"/>
               </w:rPr>
-              <w:t>Wykład problemowy, poświęcony analizie kolejnych zagadnień omawianych w ramach przedmiotu; Ćwiczenia rozszerzone o projekty programistyczne poświęcone analizie leksykalnej i rozpoznawaniu języków przy pomocy automatów; zaliczenie ćwiczeń  wymaga zdobycia co najmniej  50% punktów możliwych do zdobycia na kolokwium oraz za zrealizowane projekty programistyczne; Warunkiem dopuszczenia do egzaminu jest zaliczenie ćwiczeń.; Warunkiem zdania egzaminu pisemnego jest zdobycie co najmniej  50% punktów.</w:t>
+              <w:t>egzamin pisemny z zadaniami problemowymi; kolokwium; ocena sporządzonego oprogramowania</w:t>
             </w:r>
           </w:p>
         </w:tc>
@@ -4170,7 +4164,7 @@
                 <w:i w:val="0"/>
                 <w:sz w:val="22"/>
               </w:rPr>
-              <w:t>Wykład problemowy, poświęcony analizie kolejnych zagadnień omawianych w ramach przedmiotu; Ćwiczenia rozszerzone o projekty programistyczne poświęcone analizie leksykalnej i rozpoznawaniu języków przy pomocy automatów; zaliczenie ćwiczeń  wymaga zdobycia co najmniej  50% punktów możliwych do zdobycia na kolokwium oraz za zrealizowane projekty programistyczne; Warunkiem dopuszczenia do egzaminu jest zaliczenie ćwiczeń.; Warunkiem zdania egzaminu pisemnego jest zdobycie co najmniej  50% punktów.</w:t>
+              <w:t>egzamin pisemny z zadaniami problemowymi; kolokwium; ocena sporządzonego oprogramowania</w:t>
             </w:r>
           </w:p>
         </w:tc>
@@ -4228,7 +4222,7 @@
                 <w:i w:val="0"/>
                 <w:sz w:val="22"/>
               </w:rPr>
-              <w:t>Wykład problemowy, poświęcony analizie kolejnych zagadnień omawianych w ramach przedmiotu; Ćwiczenia rozszerzone o projekty programistyczne poświęcone analizie leksykalnej i rozpoznawaniu języków przy pomocy automatów; zaliczenie ćwiczeń  wymaga zdobycia co najmniej  50% punktów możliwych do zdobycia na kolokwium oraz za zrealizowane projekty programistyczne; Warunkiem dopuszczenia do egzaminu jest zaliczenie ćwiczeń.; Warunkiem zdania egzaminu pisemnego jest zdobycie co najmniej  50% punktów.</w:t>
+              <w:t>egzamin pisemny z zadaniami problemowymi; kolokwium; ocena sporządzonego oprogramowania</w:t>
             </w:r>
           </w:p>
         </w:tc>
@@ -4286,7 +4280,7 @@
                 <w:i w:val="0"/>
                 <w:sz w:val="22"/>
               </w:rPr>
-              <w:t>Wykład problemowy, poświęcony analizie kolejnych zagadnień omawianych w ramach przedmiotu; Ćwiczenia rozszerzone o projekty programistyczne poświęcone analizie leksykalnej i rozpoznawaniu języków przy pomocy automatów; zaliczenie ćwiczeń  wymaga zdobycia co najmniej  50% punktów możliwych do zdobycia na kolokwium oraz za zrealizowane projekty programistyczne; Warunkiem dopuszczenia do egzaminu jest zaliczenie ćwiczeń.; Warunkiem zdania egzaminu pisemnego jest zdobycie co najmniej  50% punktów.</w:t>
+              <w:t>egzamin pisemny z zadaniami problemowymi; kolokwium; ocena sporządzonego oprogramowania</w:t>
             </w:r>
           </w:p>
         </w:tc>
@@ -4344,7 +4338,7 @@
                 <w:i w:val="0"/>
                 <w:sz w:val="22"/>
               </w:rPr>
-              <w:t>Wykład problemowy, poświęcony analizie kolejnych zagadnień omawianych w ramach przedmiotu; Ćwiczenia rozszerzone o projekty programistyczne poświęcone analizie leksykalnej i rozpoznawaniu języków przy pomocy automatów; zaliczenie ćwiczeń  wymaga zdobycia co najmniej  50% punktów możliwych do zdobycia na kolokwium oraz za zrealizowane projekty programistyczne; Warunkiem dopuszczenia do egzaminu jest zaliczenie ćwiczeń.; Warunkiem zdania egzaminu pisemnego jest zdobycie co najmniej  50% punktów.</w:t>
+              <w:t>egzamin pisemny z zadaniami problemowymi; kolokwium; ocena sporządzonego oprogramowania</w:t>
             </w:r>
           </w:p>
         </w:tc>
@@ -4402,7 +4396,7 @@
                 <w:i w:val="0"/>
                 <w:sz w:val="22"/>
               </w:rPr>
-              <w:t>Wykład problemowy, poświęcony analizie kolejnych zagadnień omawianych w ramach przedmiotu; Ćwiczenia rozszerzone o projekty programistyczne poświęcone analizie leksykalnej i rozpoznawaniu języków przy pomocy automatów; zaliczenie ćwiczeń  wymaga zdobycia co najmniej  50% punktów możliwych do zdobycia na kolokwium oraz za zrealizowane projekty programistyczne; Warunkiem dopuszczenia do egzaminu jest zaliczenie ćwiczeń.; Warunkiem zdania egzaminu pisemnego jest zdobycie co najmniej  50% punktów.</w:t>
+              <w:t>egzamin pisemny z zadaniami problemowymi; kolokwium; ocena sporządzonego oprogramowania</w:t>
             </w:r>
           </w:p>
         </w:tc>
@@ -4460,7 +4454,7 @@
                 <w:i w:val="0"/>
                 <w:sz w:val="22"/>
               </w:rPr>
-              <w:t>Wykład problemowy, poświęcony analizie kolejnych zagadnień omawianych w ramach przedmiotu; Ćwiczenia rozszerzone o projekty programistyczne poświęcone analizie leksykalnej i rozpoznawaniu języków przy pomocy automatów; zaliczenie ćwiczeń  wymaga zdobycia co najmniej  50% punktów możliwych do zdobycia na kolokwium oraz za zrealizowane projekty programistyczne; Warunkiem dopuszczenia do egzaminu jest zaliczenie ćwiczeń.; Warunkiem zdania egzaminu pisemnego jest zdobycie co najmniej  50% punktów.</w:t>
+              <w:t>egzamin pisemny z zadaniami problemowymi; kolokwium; ocena sporządzonego oprogramowania</w:t>
             </w:r>
           </w:p>
         </w:tc>
@@ -4518,7 +4512,7 @@
                 <w:i w:val="0"/>
                 <w:sz w:val="22"/>
               </w:rPr>
-              <w:t>Wykład problemowy, poświęcony analizie kolejnych zagadnień omawianych w ramach przedmiotu; Ćwiczenia rozszerzone o projekty programistyczne poświęcone analizie leksykalnej i rozpoznawaniu języków przy pomocy automatów; zaliczenie ćwiczeń  wymaga zdobycia co najmniej  50% punktów możliwych do zdobycia na kolokwium oraz za zrealizowane projekty programistyczne; Warunkiem dopuszczenia do egzaminu jest zaliczenie ćwiczeń.; Warunkiem zdania egzaminu pisemnego jest zdobycie co najmniej  50% punktów.</w:t>
+              <w:t>egzamin pisemny z zadaniami problemowymi; kolokwium; ocena sporządzonego oprogramowania</w:t>
             </w:r>
           </w:p>
         </w:tc>
@@ -4576,7 +4570,7 @@
                 <w:i w:val="0"/>
                 <w:sz w:val="22"/>
               </w:rPr>
-              <w:t>Wykład problemowy, poświęcony analizie kolejnych zagadnień omawianych w ramach przedmiotu; Ćwiczenia rozszerzone o projekty programistyczne poświęcone analizie leksykalnej i rozpoznawaniu języków przy pomocy automatów; zaliczenie ćwiczeń  wymaga zdobycia co najmniej  50% punktów możliwych do zdobycia na kolokwium oraz za zrealizowane projekty programistyczne; Warunkiem dopuszczenia do egzaminu jest zaliczenie ćwiczeń.; Warunkiem zdania egzaminu pisemnego jest zdobycie co najmniej  50% punktów.</w:t>
+              <w:t>egzamin pisemny z zadaniami problemowymi; kolokwium; ocena sporządzonego oprogramowania</w:t>
             </w:r>
           </w:p>
         </w:tc>
@@ -4634,7 +4628,7 @@
                 <w:i w:val="0"/>
                 <w:sz w:val="22"/>
               </w:rPr>
-              <w:t>Wykład problemowy, poświęcony analizie kolejnych zagadnień omawianych w ramach przedmiotu; Ćwiczenia rozszerzone o projekty programistyczne poświęcone analizie leksykalnej i rozpoznawaniu języków przy pomocy automatów; zaliczenie ćwiczeń  wymaga zdobycia co najmniej  50% punktów możliwych do zdobycia na kolokwium oraz za zrealizowane projekty programistyczne; Warunkiem dopuszczenia do egzaminu jest zaliczenie ćwiczeń.; Warunkiem zdania egzaminu pisemnego jest zdobycie co najmniej  50% punktów.</w:t>
+              <w:t>egzamin pisemny z zadaniami problemowymi; kolokwium; ocena sporządzonego oprogramowania</w:t>
             </w:r>
           </w:p>
         </w:tc>
@@ -4692,7 +4686,7 @@
                 <w:i w:val="0"/>
                 <w:sz w:val="22"/>
               </w:rPr>
-              <w:t>Wykład problemowy, poświęcony analizie kolejnych zagadnień omawianych w ramach przedmiotu; Ćwiczenia rozszerzone o projekty programistyczne poświęcone analizie leksykalnej i rozpoznawaniu języków przy pomocy automatów; zaliczenie ćwiczeń  wymaga zdobycia co najmniej  50% punktów możliwych do zdobycia na kolokwium oraz za zrealizowane projekty programistyczne; Warunkiem dopuszczenia do egzaminu jest zaliczenie ćwiczeń.; Warunkiem zdania egzaminu pisemnego jest zdobycie co najmniej  50% punktów.</w:t>
+              <w:t>egzamin pisemny z zadaniami problemowymi; kolokwium; ocena sporządzonego oprogramowania</w:t>
             </w:r>
           </w:p>
         </w:tc>
@@ -4750,7 +4744,7 @@
                 <w:i w:val="0"/>
                 <w:sz w:val="22"/>
               </w:rPr>
-              <w:t>Wykład problemowy, poświęcony analizie kolejnych zagadnień omawianych w ramach przedmiotu; Ćwiczenia rozszerzone o projekty programistyczne poświęcone analizie leksykalnej i rozpoznawaniu języków przy pomocy automatów; zaliczenie ćwiczeń  wymaga zdobycia co najmniej  50% punktów możliwych do zdobycia na kolokwium oraz za zrealizowane projekty programistyczne; Warunkiem dopuszczenia do egzaminu jest zaliczenie ćwiczeń.; Warunkiem zdania egzaminu pisemnego jest zdobycie co najmniej  50% punktów.</w:t>
+              <w:t>egzamin pisemny z zadaniami problemowymi; kolokwium; ocena sporządzonego oprogramowania</w:t>
             </w:r>
           </w:p>
         </w:tc>
@@ -4808,7 +4802,7 @@
                 <w:i w:val="0"/>
                 <w:sz w:val="22"/>
               </w:rPr>
-              <w:t>Wykład problemowy, poświęcony analizie kolejnych zagadnień omawianych w ramach przedmiotu; Ćwiczenia rozszerzone o projekty programistyczne poświęcone analizie leksykalnej i rozpoznawaniu języków przy pomocy automatów; zaliczenie ćwiczeń  wymaga zdobycia co najmniej  50% punktów możliwych do zdobycia na kolokwium oraz za zrealizowane projekty programistyczne; Warunkiem dopuszczenia do egzaminu jest zaliczenie ćwiczeń.; Warunkiem zdania egzaminu pisemnego jest zdobycie co najmniej  50% punktów.</w:t>
+              <w:t>egzamin pisemny z zadaniami problemowymi; kolokwium; ocena sporządzonego oprogramowania</w:t>
             </w:r>
           </w:p>
         </w:tc>
@@ -4866,7 +4860,7 @@
                 <w:i w:val="0"/>
                 <w:sz w:val="22"/>
               </w:rPr>
-              <w:t>Wykład problemowy, poświęcony analizie kolejnych zagadnień omawianych w ramach przedmiotu; Ćwiczenia rozszerzone o projekty programistyczne poświęcone analizie leksykalnej i rozpoznawaniu języków przy pomocy automatów; zaliczenie ćwiczeń  wymaga zdobycia co najmniej  50% punktów możliwych do zdobycia na kolokwium oraz za zrealizowane projekty programistyczne; Warunkiem dopuszczenia do egzaminu jest zaliczenie ćwiczeń.; Warunkiem zdania egzaminu pisemnego jest zdobycie co najmniej  50% punktów.</w:t>
+              <w:t>egzamin pisemny z zadaniami problemowymi; kolokwium; ocena sporządzonego oprogramowania</w:t>
             </w:r>
           </w:p>
         </w:tc>
@@ -4924,7 +4918,7 @@
                 <w:i w:val="0"/>
                 <w:sz w:val="22"/>
               </w:rPr>
-              <w:t>Wykład problemowy, poświęcony analizie kolejnych zagadnień omawianych w ramach przedmiotu; Ćwiczenia rozszerzone o projekty programistyczne poświęcone analizie leksykalnej i rozpoznawaniu języków przy pomocy automatów; zaliczenie ćwiczeń  wymaga zdobycia co najmniej  50% punktów możliwych do zdobycia na kolokwium oraz za zrealizowane projekty programistyczne; Warunkiem dopuszczenia do egzaminu jest zaliczenie ćwiczeń.; Warunkiem zdania egzaminu pisemnego jest zdobycie co najmniej  50% punktów.</w:t>
+              <w:t>egzamin pisemny z zadaniami problemowymi; kolokwium; ocena sporządzonego oprogramowania</w:t>
             </w:r>
           </w:p>
         </w:tc>
@@ -4982,7 +4976,7 @@
                 <w:i w:val="0"/>
                 <w:sz w:val="22"/>
               </w:rPr>
-              <w:t>Wykład problemowy, poświęcony analizie kolejnych zagadnień omawianych w ramach przedmiotu; Ćwiczenia rozszerzone o projekty programistyczne poświęcone analizie leksykalnej i rozpoznawaniu języków przy pomocy automatów; zaliczenie ćwiczeń  wymaga zdobycia co najmniej  50% punktów możliwych do zdobycia na kolokwium oraz za zrealizowane projekty programistyczne; Warunkiem dopuszczenia do egzaminu jest zaliczenie ćwiczeń.; Warunkiem zdania egzaminu pisemnego jest zdobycie co najmniej  50% punktów.</w:t>
+              <w:t>egzamin pisemny z zadaniami problemowymi; kolokwium; ocena sporządzonego oprogramowania</w:t>
             </w:r>
           </w:p>
         </w:tc>
@@ -5040,7 +5034,7 @@
                 <w:i w:val="0"/>
                 <w:sz w:val="22"/>
               </w:rPr>
-              <w:t>Wykład problemowy, poświęcony analizie kolejnych zagadnień omawianych w ramach przedmiotu; Ćwiczenia rozszerzone o projekty programistyczne poświęcone analizie leksykalnej i rozpoznawaniu języków przy pomocy automatów; zaliczenie ćwiczeń  wymaga zdobycia co najmniej  50% punktów możliwych do zdobycia na kolokwium oraz za zrealizowane projekty programistyczne; Warunkiem dopuszczenia do egzaminu jest zaliczenie ćwiczeń.; Warunkiem zdania egzaminu pisemnego jest zdobycie co najmniej  50% punktów.</w:t>
+              <w:t>egzamin pisemny z zadaniami problemowymi; kolokwium; ocena sporządzonego oprogramowania</w:t>
             </w:r>
           </w:p>
         </w:tc>
@@ -5098,7 +5092,7 @@
                 <w:i w:val="0"/>
                 <w:sz w:val="22"/>
               </w:rPr>
-              <w:t>Wykład problemowy, poświęcony analizie kolejnych zagadnień omawianych w ramach przedmiotu; Ćwiczenia rozszerzone o projekty programistyczne poświęcone analizie leksykalnej i rozpoznawaniu języków przy pomocy automatów; zaliczenie ćwiczeń  wymaga zdobycia co najmniej  50% punktów możliwych do zdobycia na kolokwium oraz za zrealizowane projekty programistyczne; Warunkiem dopuszczenia do egzaminu jest zaliczenie ćwiczeń.; Warunkiem zdania egzaminu pisemnego jest zdobycie co najmniej  50% punktów.</w:t>
+              <w:t>egzamin pisemny z zadaniami problemowymi; kolokwium; ocena sporządzonego oprogramowania</w:t>
             </w:r>
           </w:p>
         </w:tc>
@@ -5156,7 +5150,7 @@
                 <w:i w:val="0"/>
                 <w:sz w:val="22"/>
               </w:rPr>
-              <w:t>Wykład problemowy, poświęcony analizie kolejnych zagadnień omawianych w ramach przedmiotu; Ćwiczenia rozszerzone o projekty programistyczne poświęcone analizie leksykalnej i rozpoznawaniu języków przy pomocy automatów; zaliczenie ćwiczeń  wymaga zdobycia co najmniej  50% punktów możliwych do zdobycia na kolokwium oraz za zrealizowane projekty programistyczne; Warunkiem dopuszczenia do egzaminu jest zaliczenie ćwiczeń.; Warunkiem zdania egzaminu pisemnego jest zdobycie co najmniej  50% punktów.</w:t>
+              <w:t>egzamin pisemny z zadaniami problemowymi; kolokwium; ocena sporządzonego oprogramowania</w:t>
             </w:r>
           </w:p>
         </w:tc>
@@ -5214,7 +5208,7 @@
                 <w:i w:val="0"/>
                 <w:sz w:val="22"/>
               </w:rPr>
-              <w:t>Wykład problemowy, poświęcony analizie kolejnych zagadnień omawianych w ramach przedmiotu; Ćwiczenia rozszerzone o projekty programistyczne poświęcone analizie leksykalnej i rozpoznawaniu języków przy pomocy automatów; zaliczenie ćwiczeń  wymaga zdobycia co najmniej  50% punktów możliwych do zdobycia na kolokwium oraz za zrealizowane projekty programistyczne; Warunkiem dopuszczenia do egzaminu jest zaliczenie ćwiczeń.; Warunkiem zdania egzaminu pisemnego jest zdobycie co najmniej  50% punktów.</w:t>
+              <w:t>egzamin pisemny z zadaniami problemowymi; kolokwium; ocena sporządzonego oprogramowania</w:t>
             </w:r>
           </w:p>
         </w:tc>
@@ -5272,7 +5266,7 @@
                 <w:i w:val="0"/>
                 <w:sz w:val="22"/>
               </w:rPr>
-              <w:t>Wykład problemowy, poświęcony analizie kolejnych zagadnień omawianych w ramach przedmiotu; Ćwiczenia rozszerzone o projekty programistyczne poświęcone analizie leksykalnej i rozpoznawaniu języków przy pomocy automatów; zaliczenie ćwiczeń  wymaga zdobycia co najmniej  50% punktów możliwych do zdobycia na kolokwium oraz za zrealizowane projekty programistyczne; Warunkiem dopuszczenia do egzaminu jest zaliczenie ćwiczeń.; Warunkiem zdania egzaminu pisemnego jest zdobycie co najmniej  50% punktów.</w:t>
+              <w:t>egzamin pisemny z zadaniami problemowymi; kolokwium; ocena sporządzonego oprogramowania</w:t>
             </w:r>
           </w:p>
         </w:tc>
@@ -5330,7 +5324,7 @@
                 <w:i w:val="0"/>
                 <w:sz w:val="22"/>
               </w:rPr>
-              <w:t>Wykład problemowy, poświęcony analizie kolejnych zagadnień omawianych w ramach przedmiotu; Ćwiczenia rozszerzone o projekty programistyczne poświęcone analizie leksykalnej i rozpoznawaniu języków przy pomocy automatów; zaliczenie ćwiczeń  wymaga zdobycia co najmniej  50% punktów możliwych do zdobycia na kolokwium oraz za zrealizowane projekty programistyczne; Warunkiem dopuszczenia do egzaminu jest zaliczenie ćwiczeń.; Warunkiem zdania egzaminu pisemnego jest zdobycie co najmniej  50% punktów.</w:t>
+              <w:t>egzamin pisemny z zadaniami problemowymi; kolokwium; ocena sporządzonego oprogramowania</w:t>
             </w:r>
           </w:p>
         </w:tc>
@@ -5388,7 +5382,7 @@
                 <w:i w:val="0"/>
                 <w:sz w:val="22"/>
               </w:rPr>
-              <w:t>Wykład problemowy, poświęcony analizie kolejnych zagadnień omawianych w ramach przedmiotu; Ćwiczenia rozszerzone o projekty programistyczne poświęcone analizie leksykalnej i rozpoznawaniu języków przy pomocy automatów; zaliczenie ćwiczeń  wymaga zdobycia co najmniej  50% punktów możliwych do zdobycia na kolokwium oraz za zrealizowane projekty programistyczne; Warunkiem dopuszczenia do egzaminu jest zaliczenie ćwiczeń.; Warunkiem zdania egzaminu pisemnego jest zdobycie co najmniej  50% punktów.</w:t>
+              <w:t>egzamin pisemny z zadaniami problemowymi; kolokwium; ocena sporządzonego oprogramowania</w:t>
             </w:r>
           </w:p>
         </w:tc>
@@ -5446,7 +5440,7 @@
                 <w:i w:val="0"/>
                 <w:sz w:val="22"/>
               </w:rPr>
-              <w:t>Wykład problemowy, poświęcony analizie kolejnych zagadnień omawianych w ramach przedmiotu; Ćwiczenia rozszerzone o projekty programistyczne poświęcone analizie leksykalnej i rozpoznawaniu języków przy pomocy automatów; zaliczenie ćwiczeń  wymaga zdobycia co najmniej  50% punktów możliwych do zdobycia na kolokwium oraz za zrealizowane projekty programistyczne; Warunkiem dopuszczenia do egzaminu jest zaliczenie ćwiczeń.; Warunkiem zdania egzaminu pisemnego jest zdobycie co najmniej  50% punktów.</w:t>
+              <w:t>egzamin pisemny z zadaniami problemowymi; kolokwium; ocena sporządzonego oprogramowania</w:t>
             </w:r>
           </w:p>
         </w:tc>
@@ -5504,7 +5498,7 @@
                 <w:i w:val="0"/>
                 <w:sz w:val="22"/>
               </w:rPr>
-              <w:t>Wykład problemowy, poświęcony analizie kolejnych zagadnień omawianych w ramach przedmiotu; Ćwiczenia rozszerzone o projekty programistyczne poświęcone analizie leksykalnej i rozpoznawaniu języków przy pomocy automatów; zaliczenie ćwiczeń  wymaga zdobycia co najmniej  50% punktów możliwych do zdobycia na kolokwium oraz za zrealizowane projekty programistyczne; Warunkiem dopuszczenia do egzaminu jest zaliczenie ćwiczeń.; Warunkiem zdania egzaminu pisemnego jest zdobycie co najmniej  50% punktów.</w:t>
+              <w:t>egzamin pisemny z zadaniami problemowymi; kolokwium; ocena sporządzonego oprogramowania</w:t>
             </w:r>
           </w:p>
         </w:tc>
@@ -5562,7 +5556,7 @@
                 <w:i w:val="0"/>
                 <w:sz w:val="22"/>
               </w:rPr>
-              <w:t>Wykład problemowy, poświęcony analizie kolejnych zagadnień omawianych w ramach przedmiotu; Ćwiczenia rozszerzone o projekty programistyczne poświęcone analizie leksykalnej i rozpoznawaniu języków przy pomocy automatów; zaliczenie ćwiczeń  wymaga zdobycia co najmniej  50% punktów możliwych do zdobycia na kolokwium oraz za zrealizowane projekty programistyczne; Warunkiem dopuszczenia do egzaminu jest zaliczenie ćwiczeń.; Warunkiem zdania egzaminu pisemnego jest zdobycie co najmniej  50% punktów.</w:t>
+              <w:t>egzamin pisemny z zadaniami problemowymi; kolokwium; ocena sporządzonego oprogramowania</w:t>
             </w:r>
           </w:p>
         </w:tc>
@@ -5620,7 +5614,7 @@
                 <w:i w:val="0"/>
                 <w:sz w:val="22"/>
               </w:rPr>
-              <w:t>Wykład problemowy, poświęcony analizie kolejnych zagadnień omawianych w ramach przedmiotu; Ćwiczenia rozszerzone o projekty programistyczne poświęcone analizie leksykalnej i rozpoznawaniu języków przy pomocy automatów; zaliczenie ćwiczeń  wymaga zdobycia co najmniej  50% punktów możliwych do zdobycia na kolokwium oraz za zrealizowane projekty programistyczne; Warunkiem dopuszczenia do egzaminu jest zaliczenie ćwiczeń.; Warunkiem zdania egzaminu pisemnego jest zdobycie co najmniej  50% punktów.</w:t>
+              <w:t>egzamin pisemny z zadaniami problemowymi; kolokwium; ocena sporządzonego oprogramowania</w:t>
             </w:r>
           </w:p>
         </w:tc>
@@ -5678,7 +5672,7 @@
                 <w:i w:val="0"/>
                 <w:sz w:val="22"/>
               </w:rPr>
-              <w:t>Wykład problemowy, poświęcony analizie kolejnych zagadnień omawianych w ramach przedmiotu; Ćwiczenia rozszerzone o projekty programistyczne poświęcone analizie leksykalnej i rozpoznawaniu języków przy pomocy automatów; zaliczenie ćwiczeń  wymaga zdobycia co najmniej  50% punktów możliwych do zdobycia na kolokwium oraz za zrealizowane projekty programistyczne; Warunkiem dopuszczenia do egzaminu jest zaliczenie ćwiczeń.; Warunkiem zdania egzaminu pisemnego jest zdobycie co najmniej  50% punktów.</w:t>
+              <w:t>egzamin pisemny z zadaniami problemowymi; kolokwium; ocena sporządzonego oprogramowania</w:t>
             </w:r>
           </w:p>
         </w:tc>
@@ -5736,7 +5730,7 @@
                 <w:i w:val="0"/>
                 <w:sz w:val="22"/>
               </w:rPr>
-              <w:t>Wykład problemowy, poświęcony analizie kolejnych zagadnień omawianych w ramach przedmiotu; Ćwiczenia rozszerzone o projekty programistyczne poświęcone analizie leksykalnej i rozpoznawaniu języków przy pomocy automatów; zaliczenie ćwiczeń  wymaga zdobycia co najmniej  50% punktów możliwych do zdobycia na kolokwium oraz za zrealizowane projekty programistyczne; Warunkiem dopuszczenia do egzaminu jest zaliczenie ćwiczeń.; Warunkiem zdania egzaminu pisemnego jest zdobycie co najmniej  50% punktów.</w:t>
+              <w:t>egzamin pisemny z zadaniami problemowymi; kolokwium; ocena sporządzonego oprogramowania</w:t>
             </w:r>
           </w:p>
         </w:tc>
@@ -5794,7 +5788,7 @@
                 <w:i w:val="0"/>
                 <w:sz w:val="22"/>
               </w:rPr>
-              <w:t>Wykład problemowy, poświęcony analizie kolejnych zagadnień omawianych w ramach przedmiotu; Ćwiczenia rozszerzone o projekty programistyczne poświęcone analizie leksykalnej i rozpoznawaniu języków przy pomocy automatów; zaliczenie ćwiczeń  wymaga zdobycia co najmniej  50% punktów możliwych do zdobycia na kolokwium oraz za zrealizowane projekty programistyczne; Warunkiem dopuszczenia do egzaminu jest zaliczenie ćwiczeń.; Warunkiem zdania egzaminu pisemnego jest zdobycie co najmniej  50% punktów.</w:t>
+              <w:t>egzamin pisemny z zadaniami problemowymi; kolokwium; ocena sporządzonego oprogramowania</w:t>
             </w:r>
           </w:p>
         </w:tc>
@@ -5852,7 +5846,7 @@
                 <w:i w:val="0"/>
                 <w:sz w:val="22"/>
               </w:rPr>
-              <w:t>Wykład problemowy, poświęcony analizie kolejnych zagadnień omawianych w ramach przedmiotu; Ćwiczenia rozszerzone o projekty programistyczne poświęcone analizie leksykalnej i rozpoznawaniu języków przy pomocy automatów; zaliczenie ćwiczeń  wymaga zdobycia co najmniej  50% punktów możliwych do zdobycia na kolokwium oraz za zrealizowane projekty programistyczne; Warunkiem dopuszczenia do egzaminu jest zaliczenie ćwiczeń.; Warunkiem zdania egzaminu pisemnego jest zdobycie co najmniej  50% punktów.</w:t>
+              <w:t>egzamin pisemny z zadaniami problemowymi; kolokwium; ocena sporządzonego oprogramowania</w:t>
             </w:r>
           </w:p>
         </w:tc>
@@ -5910,7 +5904,7 @@
                 <w:i w:val="0"/>
                 <w:sz w:val="22"/>
               </w:rPr>
-              <w:t>Wykład problemowy, poświęcony analizie kolejnych zagadnień omawianych w ramach przedmiotu; Ćwiczenia rozszerzone o projekty programistyczne poświęcone analizie leksykalnej i rozpoznawaniu języków przy pomocy automatów; zaliczenie ćwiczeń  wymaga zdobycia co najmniej  50% punktów możliwych do zdobycia na kolokwium oraz za zrealizowane projekty programistyczne; Warunkiem dopuszczenia do egzaminu jest zaliczenie ćwiczeń.; Warunkiem zdania egzaminu pisemnego jest zdobycie co najmniej  50% punktów.</w:t>
+              <w:t>egzamin pisemny z zadaniami problemowymi; kolokwium; ocena sporządzonego oprogramowania</w:t>
             </w:r>
           </w:p>
         </w:tc>
@@ -5968,7 +5962,7 @@
                 <w:i w:val="0"/>
                 <w:sz w:val="22"/>
               </w:rPr>
-              <w:t>Wykład problemowy, poświęcony analizie kolejnych zagadnień omawianych w ramach przedmiotu; Ćwiczenia rozszerzone o projekty programistyczne poświęcone analizie leksykalnej i rozpoznawaniu języków przy pomocy automatów; zaliczenie ćwiczeń  wymaga zdobycia co najmniej  50% punktów możliwych do zdobycia na kolokwium oraz za zrealizowane projekty programistyczne; Warunkiem dopuszczenia do egzaminu jest zaliczenie ćwiczeń.; Warunkiem zdania egzaminu pisemnego jest zdobycie co najmniej  50% punktów.</w:t>
+              <w:t>egzamin pisemny z zadaniami problemowymi; kolokwium; ocena sporządzonego oprogramowania</w:t>
             </w:r>
           </w:p>
         </w:tc>
@@ -6026,7 +6020,7 @@
                 <w:i w:val="0"/>
                 <w:sz w:val="22"/>
               </w:rPr>
-              <w:t>Wykład problemowy, poświęcony analizie kolejnych zagadnień omawianych w ramach przedmiotu; Ćwiczenia rozszerzone o projekty programistyczne poświęcone analizie leksykalnej i rozpoznawaniu języków przy pomocy automatów; zaliczenie ćwiczeń  wymaga zdobycia co najmniej  50% punktów możliwych do zdobycia na kolokwium oraz za zrealizowane projekty programistyczne; Warunkiem dopuszczenia do egzaminu jest zaliczenie ćwiczeń.; Warunkiem zdania egzaminu pisemnego jest zdobycie co najmniej  50% punktów.</w:t>
+              <w:t>egzamin pisemny z zadaniami problemowymi; kolokwium; ocena sporządzonego oprogramowania</w:t>
             </w:r>
           </w:p>
         </w:tc>
@@ -6084,7 +6078,7 @@
                 <w:i w:val="0"/>
                 <w:sz w:val="22"/>
               </w:rPr>
-              <w:t>Wykład problemowy, poświęcony analizie kolejnych zagadnień omawianych w ramach przedmiotu; Ćwiczenia rozszerzone o projekty programistyczne poświęcone analizie leksykalnej i rozpoznawaniu języków przy pomocy automatów; zaliczenie ćwiczeń  wymaga zdobycia co najmniej  50% punktów możliwych do zdobycia na kolokwium oraz za zrealizowane projekty programistyczne; Warunkiem dopuszczenia do egzaminu jest zaliczenie ćwiczeń.; Warunkiem zdania egzaminu pisemnego jest zdobycie co najmniej  50% punktów.</w:t>
+              <w:t>egzamin pisemny z zadaniami problemowymi; kolokwium; ocena sporządzonego oprogramowania</w:t>
             </w:r>
           </w:p>
         </w:tc>
@@ -6142,7 +6136,7 @@
                 <w:i w:val="0"/>
                 <w:sz w:val="22"/>
               </w:rPr>
-              <w:t>Wykład problemowy, poświęcony analizie kolejnych zagadnień omawianych w ramach przedmiotu; Ćwiczenia rozszerzone o projekty programistyczne poświęcone analizie leksykalnej i rozpoznawaniu języków przy pomocy automatów; zaliczenie ćwiczeń  wymaga zdobycia co najmniej  50% punktów możliwych do zdobycia na kolokwium oraz za zrealizowane projekty programistyczne; Warunkiem dopuszczenia do egzaminu jest zaliczenie ćwiczeń.; Warunkiem zdania egzaminu pisemnego jest zdobycie co najmniej  50% punktów.</w:t>
+              <w:t>egzamin pisemny z zadaniami problemowymi; kolokwium; ocena sporządzonego oprogramowania</w:t>
             </w:r>
           </w:p>
         </w:tc>
@@ -6200,7 +6194,7 @@
                 <w:i w:val="0"/>
                 <w:sz w:val="22"/>
               </w:rPr>
-              <w:t>Wykład problemowy, poświęcony analizie kolejnych zagadnień omawianych w ramach przedmiotu; Ćwiczenia rozszerzone o projekty programistyczne poświęcone analizie leksykalnej i rozpoznawaniu języków przy pomocy automatów; zaliczenie ćwiczeń  wymaga zdobycia co najmniej  50% punktów możliwych do zdobycia na kolokwium oraz za zrealizowane projekty programistyczne; Warunkiem dopuszczenia do egzaminu jest zaliczenie ćwiczeń.; Warunkiem zdania egzaminu pisemnego jest zdobycie co najmniej  50% punktów.</w:t>
+              <w:t>egzamin pisemny z zadaniami problemowymi; kolokwium; ocena sporządzonego oprogramowania</w:t>
             </w:r>
           </w:p>
         </w:tc>
@@ -6258,7 +6252,7 @@
                 <w:i w:val="0"/>
                 <w:sz w:val="22"/>
               </w:rPr>
-              <w:t>Wykład problemowy, poświęcony analizie kolejnych zagadnień omawianych w ramach przedmiotu; Ćwiczenia rozszerzone o projekty programistyczne poświęcone analizie leksykalnej i rozpoznawaniu języków przy pomocy automatów; zaliczenie ćwiczeń  wymaga zdobycia co najmniej  50% punktów możliwych do zdobycia na kolokwium oraz za zrealizowane projekty programistyczne; Warunkiem dopuszczenia do egzaminu jest zaliczenie ćwiczeń.; Warunkiem zdania egzaminu pisemnego jest zdobycie co najmniej  50% punktów.</w:t>
+              <w:t>egzamin pisemny z zadaniami problemowymi; kolokwium; ocena sporządzonego oprogramowania</w:t>
             </w:r>
           </w:p>
         </w:tc>
@@ -6316,7 +6310,7 @@
                 <w:i w:val="0"/>
                 <w:sz w:val="22"/>
               </w:rPr>
-              <w:t>Wykład problemowy, poświęcony analizie kolejnych zagadnień omawianych w ramach przedmiotu; Ćwiczenia rozszerzone o projekty programistyczne poświęcone analizie leksykalnej i rozpoznawaniu języków przy pomocy automatów; zaliczenie ćwiczeń  wymaga zdobycia co najmniej  50% punktów możliwych do zdobycia na kolokwium oraz za zrealizowane projekty programistyczne; Warunkiem dopuszczenia do egzaminu jest zaliczenie ćwiczeń.; Warunkiem zdania egzaminu pisemnego jest zdobycie co najmniej  50% punktów.</w:t>
+              <w:t>egzamin pisemny z zadaniami problemowymi; kolokwium; ocena sporządzonego oprogramowania</w:t>
             </w:r>
           </w:p>
         </w:tc>
@@ -6374,7 +6368,7 @@
                 <w:i w:val="0"/>
                 <w:sz w:val="22"/>
               </w:rPr>
-              <w:t>Wykład problemowy, poświęcony analizie kolejnych zagadnień omawianych w ramach przedmiotu; Ćwiczenia rozszerzone o projekty programistyczne poświęcone analizie leksykalnej i rozpoznawaniu języków przy pomocy automatów; zaliczenie ćwiczeń  wymaga zdobycia co najmniej  50% punktów możliwych do zdobycia na kolokwium oraz za zrealizowane projekty programistyczne; Warunkiem dopuszczenia do egzaminu jest zaliczenie ćwiczeń.; Warunkiem zdania egzaminu pisemnego jest zdobycie co najmniej  50% punktów.</w:t>
+              <w:t>egzamin pisemny z zadaniami problemowymi; kolokwium; ocena sporządzonego oprogramowania</w:t>
             </w:r>
           </w:p>
         </w:tc>
@@ -6432,7 +6426,7 @@
                 <w:i w:val="0"/>
                 <w:sz w:val="22"/>
               </w:rPr>
-              <w:t>Wykład problemowy, poświęcony analizie kolejnych zagadnień omawianych w ramach przedmiotu; Ćwiczenia rozszerzone o projekty programistyczne poświęcone analizie leksykalnej i rozpoznawaniu języków przy pomocy automatów; zaliczenie ćwiczeń  wymaga zdobycia co najmniej  50% punktów możliwych do zdobycia na kolokwium oraz za zrealizowane projekty programistyczne; Warunkiem dopuszczenia do egzaminu jest zaliczenie ćwiczeń.; Warunkiem zdania egzaminu pisemnego jest zdobycie co najmniej  50% punktów.</w:t>
+              <w:t>egzamin pisemny z zadaniami problemowymi; kolokwium; ocena sporządzonego oprogramowania</w:t>
             </w:r>
           </w:p>
         </w:tc>
@@ -6490,7 +6484,7 @@
                 <w:i w:val="0"/>
                 <w:sz w:val="22"/>
               </w:rPr>
-              <w:t>Wykład problemowy, poświęcony analizie kolejnych zagadnień omawianych w ramach przedmiotu; Ćwiczenia rozszerzone o projekty programistyczne poświęcone analizie leksykalnej i rozpoznawaniu języków przy pomocy automatów; zaliczenie ćwiczeń  wymaga zdobycia co najmniej  50% punktów możliwych do zdobycia na kolokwium oraz za zrealizowane projekty programistyczne; Warunkiem dopuszczenia do egzaminu jest zaliczenie ćwiczeń.; Warunkiem zdania egzaminu pisemnego jest zdobycie co najmniej  50% punktów.</w:t>
+              <w:t>egzamin pisemny z zadaniami problemowymi; kolokwium; ocena sporządzonego oprogramowania</w:t>
             </w:r>
           </w:p>
         </w:tc>
@@ -6548,7 +6542,7 @@
                 <w:i w:val="0"/>
                 <w:sz w:val="22"/>
               </w:rPr>
-              <w:t>Wykład problemowy, poświęcony analizie kolejnych zagadnień omawianych w ramach przedmiotu; Ćwiczenia rozszerzone o projekty programistyczne poświęcone analizie leksykalnej i rozpoznawaniu języków przy pomocy automatów; zaliczenie ćwiczeń  wymaga zdobycia co najmniej  50% punktów możliwych do zdobycia na kolokwium oraz za zrealizowane projekty programistyczne; Warunkiem dopuszczenia do egzaminu jest zaliczenie ćwiczeń.; Warunkiem zdania egzaminu pisemnego jest zdobycie co najmniej  50% punktów.</w:t>
+              <w:t>egzamin pisemny z zadaniami problemowymi; kolokwium; ocena sporządzonego oprogramowania</w:t>
             </w:r>
           </w:p>
         </w:tc>
@@ -6606,7 +6600,7 @@
                 <w:i w:val="0"/>
                 <w:sz w:val="22"/>
               </w:rPr>
-              <w:t>Wykład problemowy, poświęcony analizie kolejnych zagadnień omawianych w ramach przedmiotu; Ćwiczenia rozszerzone o projekty programistyczne poświęcone analizie leksykalnej i rozpoznawaniu języków przy pomocy automatów; zaliczenie ćwiczeń  wymaga zdobycia co najmniej  50% punktów możliwych do zdobycia na kolokwium oraz za zrealizowane projekty programistyczne; Warunkiem dopuszczenia do egzaminu jest zaliczenie ćwiczeń.; Warunkiem zdania egzaminu pisemnego jest zdobycie co najmniej  50% punktów.</w:t>
+              <w:t>egzamin pisemny z zadaniami problemowymi; kolokwium; ocena sporządzonego oprogramowania</w:t>
             </w:r>
           </w:p>
         </w:tc>
@@ -6664,7 +6658,7 @@
                 <w:i w:val="0"/>
                 <w:sz w:val="22"/>
               </w:rPr>
-              <w:t>Wykład problemowy, poświęcony analizie kolejnych zagadnień omawianych w ramach przedmiotu; Ćwiczenia rozszerzone o projekty programistyczne poświęcone analizie leksykalnej i rozpoznawaniu języków przy pomocy automatów; zaliczenie ćwiczeń  wymaga zdobycia co najmniej  50% punktów możliwych do zdobycia na kolokwium oraz za zrealizowane projekty programistyczne; Warunkiem dopuszczenia do egzaminu jest zaliczenie ćwiczeń.; Warunkiem zdania egzaminu pisemnego jest zdobycie co najmniej  50% punktów.</w:t>
+              <w:t>egzamin pisemny z zadaniami problemowymi; kolokwium; ocena sporządzonego oprogramowania</w:t>
             </w:r>
           </w:p>
         </w:tc>
@@ -6722,7 +6716,7 @@
                 <w:i w:val="0"/>
                 <w:sz w:val="22"/>
               </w:rPr>
-              <w:t>Wykład problemowy, poświęcony analizie kolejnych zagadnień omawianych w ramach przedmiotu; Ćwiczenia rozszerzone o projekty programistyczne poświęcone analizie leksykalnej i rozpoznawaniu języków przy pomocy automatów; zaliczenie ćwiczeń  wymaga zdobycia co najmniej  50% punktów możliwych do zdobycia na kolokwium oraz za zrealizowane projekty programistyczne; Warunkiem dopuszczenia do egzaminu jest zaliczenie ćwiczeń.; Warunkiem zdania egzaminu pisemnego jest zdobycie co najmniej  50% punktów.</w:t>
+              <w:t>egzamin pisemny z zadaniami problemowymi; kolokwium; ocena sporządzonego oprogramowania</w:t>
             </w:r>
           </w:p>
         </w:tc>
@@ -6780,7 +6774,7 @@
                 <w:i w:val="0"/>
                 <w:sz w:val="22"/>
               </w:rPr>
-              <w:t>Wykład problemowy, poświęcony analizie kolejnych zagadnień omawianych w ramach przedmiotu; Ćwiczenia rozszerzone o projekty programistyczne poświęcone analizie leksykalnej i rozpoznawaniu języków przy pomocy automatów; zaliczenie ćwiczeń  wymaga zdobycia co najmniej  50% punktów możliwych do zdobycia na kolokwium oraz za zrealizowane projekty programistyczne; Warunkiem dopuszczenia do egzaminu jest zaliczenie ćwiczeń.; Warunkiem zdania egzaminu pisemnego jest zdobycie co najmniej  50% punktów.</w:t>
+              <w:t>egzamin pisemny z zadaniami problemowymi; kolokwium; ocena sporządzonego oprogramowania</w:t>
             </w:r>
           </w:p>
         </w:tc>
@@ -6838,7 +6832,7 @@
                 <w:i w:val="0"/>
                 <w:sz w:val="22"/>
               </w:rPr>
-              <w:t>Wykład problemowy, poświęcony analizie kolejnych zagadnień omawianych w ramach przedmiotu; Ćwiczenia rozszerzone o projekty programistyczne poświęcone analizie leksykalnej i rozpoznawaniu języków przy pomocy automatów; zaliczenie ćwiczeń  wymaga zdobycia co najmniej  50% punktów możliwych do zdobycia na kolokwium oraz za zrealizowane projekty programistyczne; Warunkiem dopuszczenia do egzaminu jest zaliczenie ćwiczeń.; Warunkiem zdania egzaminu pisemnego jest zdobycie co najmniej  50% punktów.</w:t>
+              <w:t>egzamin pisemny z zadaniami problemowymi; kolokwium; ocena sporządzonego oprogramowania</w:t>
             </w:r>
           </w:p>
         </w:tc>
@@ -6896,7 +6890,7 @@
                 <w:i w:val="0"/>
                 <w:sz w:val="22"/>
               </w:rPr>
-              <w:t>Wykład problemowy, poświęcony analizie kolejnych zagadnień omawianych w ramach przedmiotu; Ćwiczenia rozszerzone o projekty programistyczne poświęcone analizie leksykalnej i rozpoznawaniu języków przy pomocy automatów; zaliczenie ćwiczeń  wymaga zdobycia co najmniej  50% punktów możliwych do zdobycia na kolokwium oraz za zrealizowane projekty programistyczne; Warunkiem dopuszczenia do egzaminu jest zaliczenie ćwiczeń.; Warunkiem zdania egzaminu pisemnego jest zdobycie co najmniej  50% punktów.</w:t>
+              <w:t>egzamin pisemny z zadaniami problemowymi; kolokwium; ocena sporządzonego oprogramowania</w:t>
             </w:r>
           </w:p>
         </w:tc>
@@ -6954,7 +6948,7 @@
                 <w:i w:val="0"/>
                 <w:sz w:val="22"/>
               </w:rPr>
-              <w:t>Wykład problemowy, poświęcony analizie kolejnych zagadnień omawianych w ramach przedmiotu; Ćwiczenia rozszerzone o projekty programistyczne poświęcone analizie leksykalnej i rozpoznawaniu języków przy pomocy automatów; zaliczenie ćwiczeń  wymaga zdobycia co najmniej  50% punktów możliwych do zdobycia na kolokwium oraz za zrealizowane projekty programistyczne; Warunkiem dopuszczenia do egzaminu jest zaliczenie ćwiczeń.; Warunkiem zdania egzaminu pisemnego jest zdobycie co najmniej  50% punktów.</w:t>
+              <w:t>egzamin pisemny z zadaniami problemowymi; kolokwium; ocena sporządzonego oprogramowania</w:t>
             </w:r>
           </w:p>
         </w:tc>
@@ -7012,7 +7006,7 @@
                 <w:i w:val="0"/>
                 <w:sz w:val="22"/>
               </w:rPr>
-              <w:t>Wykład problemowy, poświęcony analizie kolejnych zagadnień omawianych w ramach przedmiotu; Ćwiczenia rozszerzone o projekty programistyczne poświęcone analizie leksykalnej i rozpoznawaniu języków przy pomocy automatów; zaliczenie ćwiczeń  wymaga zdobycia co najmniej  50% punktów możliwych do zdobycia na kolokwium oraz za zrealizowane projekty programistyczne; Warunkiem dopuszczenia do egzaminu jest zaliczenie ćwiczeń.; Warunkiem zdania egzaminu pisemnego jest zdobycie co najmniej  50% punktów.</w:t>
+              <w:t>egzamin pisemny z zadaniami problemowymi; kolokwium; ocena sporządzonego oprogramowania</w:t>
             </w:r>
           </w:p>
         </w:tc>
@@ -7070,7 +7064,7 @@
                 <w:i w:val="0"/>
                 <w:sz w:val="22"/>
               </w:rPr>
-              <w:t>Wykład problemowy, poświęcony analizie kolejnych zagadnień omawianych w ramach przedmiotu; Ćwiczenia rozszerzone o projekty programistyczne poświęcone analizie leksykalnej i rozpoznawaniu języków przy pomocy automatów; zaliczenie ćwiczeń  wymaga zdobycia co najmniej  50% punktów możliwych do zdobycia na kolokwium oraz za zrealizowane projekty programistyczne; Warunkiem dopuszczenia do egzaminu jest zaliczenie ćwiczeń.; Warunkiem zdania egzaminu pisemnego jest zdobycie co najmniej  50% punktów.</w:t>
+              <w:t>egzamin pisemny z zadaniami problemowymi; kolokwium; ocena sporządzonego oprogramowania</w:t>
             </w:r>
           </w:p>
         </w:tc>
@@ -7128,7 +7122,7 @@
                 <w:i w:val="0"/>
                 <w:sz w:val="22"/>
               </w:rPr>
-              <w:t>Wykład problemowy, poświęcony analizie kolejnych zagadnień omawianych w ramach przedmiotu; Ćwiczenia rozszerzone o projekty programistyczne poświęcone analizie leksykalnej i rozpoznawaniu języków przy pomocy automatów; zaliczenie ćwiczeń  wymaga zdobycia co najmniej  50% punktów możliwych do zdobycia na kolokwium oraz za zrealizowane projekty programistyczne; Warunkiem dopuszczenia do egzaminu jest zaliczenie ćwiczeń.; Warunkiem zdania egzaminu pisemnego jest zdobycie co najmniej  50% punktów.</w:t>
+              <w:t>egzamin pisemny z zadaniami problemowymi; kolokwium; ocena sporządzonego oprogramowania</w:t>
             </w:r>
           </w:p>
         </w:tc>
@@ -7186,7 +7180,7 @@
                 <w:i w:val="0"/>
                 <w:sz w:val="22"/>
               </w:rPr>
-              <w:t>Wykład problemowy, poświęcony analizie kolejnych zagadnień omawianych w ramach przedmiotu; Ćwiczenia rozszerzone o projekty programistyczne poświęcone analizie leksykalnej i rozpoznawaniu języków przy pomocy automatów; zaliczenie ćwiczeń  wymaga zdobycia co najmniej  50% punktów możliwych do zdobycia na kolokwium oraz za zrealizowane projekty programistyczne; Warunkiem dopuszczenia do egzaminu jest zaliczenie ćwiczeń.; Warunkiem zdania egzaminu pisemnego jest zdobycie co najmniej  50% punktów.</w:t>
+              <w:t>egzamin pisemny z zadaniami problemowymi; kolokwium; ocena sporządzonego oprogramowania</w:t>
             </w:r>
           </w:p>
         </w:tc>
@@ -7244,7 +7238,7 @@
                 <w:i w:val="0"/>
                 <w:sz w:val="22"/>
               </w:rPr>
-              <w:t>Wykład problemowy, poświęcony analizie kolejnych zagadnień omawianych w ramach przedmiotu; Ćwiczenia rozszerzone o projekty programistyczne poświęcone analizie leksykalnej i rozpoznawaniu języków przy pomocy automatów; zaliczenie ćwiczeń  wymaga zdobycia co najmniej  50% punktów możliwych do zdobycia na kolokwium oraz za zrealizowane projekty programistyczne; Warunkiem dopuszczenia do egzaminu jest zaliczenie ćwiczeń.; Warunkiem zdania egzaminu pisemnego jest zdobycie co najmniej  50% punktów.</w:t>
+              <w:t>egzamin pisemny z zadaniami problemowymi; kolokwium; ocena sporządzonego oprogramowania</w:t>
             </w:r>
           </w:p>
         </w:tc>
@@ -7302,7 +7296,7 @@
                 <w:i w:val="0"/>
                 <w:sz w:val="22"/>
               </w:rPr>
-              <w:t>Wykład problemowy, poświęcony analizie kolejnych zagadnień omawianych w ramach przedmiotu; Ćwiczenia rozszerzone o projekty programistyczne poświęcone analizie leksykalnej i rozpoznawaniu języków przy pomocy automatów; zaliczenie ćwiczeń  wymaga zdobycia co najmniej  50% punktów możliwych do zdobycia na kolokwium oraz za zrealizowane projekty programistyczne; Warunkiem dopuszczenia do egzaminu jest zaliczenie ćwiczeń.; Warunkiem zdania egzaminu pisemnego jest zdobycie co najmniej  50% punktów.</w:t>
+              <w:t>egzamin pisemny z zadaniami problemowymi; kolokwium; ocena sporządzonego oprogramowania</w:t>
             </w:r>
           </w:p>
         </w:tc>
@@ -7360,7 +7354,7 @@
                 <w:i w:val="0"/>
                 <w:sz w:val="22"/>
               </w:rPr>
-              <w:t>Wykład problemowy, poświęcony analizie kolejnych zagadnień omawianych w ramach przedmiotu; Ćwiczenia rozszerzone o projekty programistyczne poświęcone analizie leksykalnej i rozpoznawaniu języków przy pomocy automatów; zaliczenie ćwiczeń  wymaga zdobycia co najmniej  50% punktów możliwych do zdobycia na kolokwium oraz za zrealizowane projekty programistyczne; Warunkiem dopuszczenia do egzaminu jest zaliczenie ćwiczeń.; Warunkiem zdania egzaminu pisemnego jest zdobycie co najmniej  50% punktów.</w:t>
+              <w:t>egzamin pisemny z zadaniami problemowymi; kolokwium; ocena sporządzonego oprogramowania</w:t>
             </w:r>
           </w:p>
         </w:tc>
@@ -7418,7 +7412,7 @@
                 <w:i w:val="0"/>
                 <w:sz w:val="22"/>
               </w:rPr>
-              <w:t>Wykład problemowy, poświęcony analizie kolejnych zagadnień omawianych w ramach przedmiotu; Ćwiczenia rozszerzone o projekty programistyczne poświęcone analizie leksykalnej i rozpoznawaniu języków przy pomocy automatów; zaliczenie ćwiczeń  wymaga zdobycia co najmniej  50% punktów możliwych do zdobycia na kolokwium oraz za zrealizowane projekty programistyczne; Warunkiem dopuszczenia do egzaminu jest zaliczenie ćwiczeń.; Warunkiem zdania egzaminu pisemnego jest zdobycie co najmniej  50% punktów.</w:t>
+              <w:t>egzamin pisemny z zadaniami problemowymi; kolokwium; ocena sporządzonego oprogramowania</w:t>
             </w:r>
           </w:p>
         </w:tc>
@@ -7476,7 +7470,7 @@
                 <w:i w:val="0"/>
                 <w:sz w:val="22"/>
               </w:rPr>
-              <w:t>Wykład problemowy, poświęcony analizie kolejnych zagadnień omawianych w ramach przedmiotu; Ćwiczenia rozszerzone o projekty programistyczne poświęcone analizie leksykalnej i rozpoznawaniu języków przy pomocy automatów; zaliczenie ćwiczeń  wymaga zdobycia co najmniej  50% punktów możliwych do zdobycia na kolokwium oraz za zrealizowane projekty programistyczne; Warunkiem dopuszczenia do egzaminu jest zaliczenie ćwiczeń.; Warunkiem zdania egzaminu pisemnego jest zdobycie co najmniej  50% punktów.</w:t>
+              <w:t>egzamin pisemny z zadaniami problemowymi; kolokwium; ocena sporządzonego oprogramowania</w:t>
             </w:r>
           </w:p>
         </w:tc>
@@ -7534,7 +7528,7 @@
                 <w:i w:val="0"/>
                 <w:sz w:val="22"/>
               </w:rPr>
-              <w:t>Wykład problemowy, poświęcony analizie kolejnych zagadnień omawianych w ramach przedmiotu; Ćwiczenia rozszerzone o projekty programistyczne poświęcone analizie leksykalnej i rozpoznawaniu języków przy pomocy automatów; zaliczenie ćwiczeń  wymaga zdobycia co najmniej  50% punktów możliwych do zdobycia na kolokwium oraz za zrealizowane projekty programistyczne; Warunkiem dopuszczenia do egzaminu jest zaliczenie ćwiczeń.; Warunkiem zdania egzaminu pisemnego jest zdobycie co najmniej  50% punktów.</w:t>
+              <w:t>egzamin pisemny z zadaniami problemowymi; kolokwium; ocena sporządzonego oprogramowania</w:t>
             </w:r>
           </w:p>
         </w:tc>
@@ -7592,7 +7586,7 @@
                 <w:i w:val="0"/>
                 <w:sz w:val="22"/>
               </w:rPr>
-              <w:t>Wykład problemowy, poświęcony analizie kolejnych zagadnień omawianych w ramach przedmiotu; Ćwiczenia rozszerzone o projekty programistyczne poświęcone analizie leksykalnej i rozpoznawaniu języków przy pomocy automatów; zaliczenie ćwiczeń  wymaga zdobycia co najmniej  50% punktów możliwych do zdobycia na kolokwium oraz za zrealizowane projekty programistyczne; Warunkiem dopuszczenia do egzaminu jest zaliczenie ćwiczeń.; Warunkiem zdania egzaminu pisemnego jest zdobycie co najmniej  50% punktów.</w:t>
+              <w:t>egzamin pisemny z zadaniami problemowymi; kolokwium; ocena sporządzonego oprogramowania</w:t>
             </w:r>
           </w:p>
         </w:tc>
@@ -7650,7 +7644,7 @@
                 <w:i w:val="0"/>
                 <w:sz w:val="22"/>
               </w:rPr>
-              <w:t>Wykład problemowy, poświęcony analizie kolejnych zagadnień omawianych w ramach przedmiotu; Ćwiczenia rozszerzone o projekty programistyczne poświęcone analizie leksykalnej i rozpoznawaniu języków przy pomocy automatów; zaliczenie ćwiczeń  wymaga zdobycia co najmniej  50% punktów możliwych do zdobycia na kolokwium oraz za zrealizowane projekty programistyczne; Warunkiem dopuszczenia do egzaminu jest zaliczenie ćwiczeń.; Warunkiem zdania egzaminu pisemnego jest zdobycie co najmniej  50% punktów.</w:t>
+              <w:t>egzamin pisemny z zadaniami problemowymi; kolokwium; ocena sporządzonego oprogramowania</w:t>
             </w:r>
           </w:p>
         </w:tc>
@@ -7708,7 +7702,7 @@
                 <w:i w:val="0"/>
                 <w:sz w:val="22"/>
               </w:rPr>
-              <w:t>Wykład problemowy, poświęcony analizie kolejnych zagadnień omawianych w ramach przedmiotu; Ćwiczenia rozszerzone o projekty programistyczne poświęcone analizie leksykalnej i rozpoznawaniu języków przy pomocy automatów; zaliczenie ćwiczeń  wymaga zdobycia co najmniej  50% punktów możliwych do zdobycia na kolokwium oraz za zrealizowane projekty programistyczne; Warunkiem dopuszczenia do egzaminu jest zaliczenie ćwiczeń.; Warunkiem zdania egzaminu pisemnego jest zdobycie co najmniej  50% punktów.</w:t>
+              <w:t>egzamin pisemny z zadaniami problemowymi; kolokwium; ocena sporządzonego oprogramowania</w:t>
             </w:r>
           </w:p>
         </w:tc>
@@ -7766,7 +7760,7 @@
                 <w:i w:val="0"/>
                 <w:sz w:val="22"/>
               </w:rPr>
-              <w:t>Wykład problemowy, poświęcony analizie kolejnych zagadnień omawianych w ramach przedmiotu; Ćwiczenia rozszerzone o projekty programistyczne poświęcone analizie leksykalnej i rozpoznawaniu języków przy pomocy automatów; zaliczenie ćwiczeń  wymaga zdobycia co najmniej  50% punktów możliwych do zdobycia na kolokwium oraz za zrealizowane projekty programistyczne; Warunkiem dopuszczenia do egzaminu jest zaliczenie ćwiczeń.; Warunkiem zdania egzaminu pisemnego jest zdobycie co najmniej  50% punktów.</w:t>
+              <w:t>egzamin pisemny z zadaniami problemowymi; kolokwium; ocena sporządzonego oprogramowania</w:t>
             </w:r>
           </w:p>
         </w:tc>
@@ -7824,7 +7818,7 @@
                 <w:i w:val="0"/>
                 <w:sz w:val="22"/>
               </w:rPr>
-              <w:t>Wykład problemowy, poświęcony analizie kolejnych zagadnień omawianych w ramach przedmiotu; Ćwiczenia rozszerzone o projekty programistyczne poświęcone analizie leksykalnej i rozpoznawaniu języków przy pomocy automatów; zaliczenie ćwiczeń  wymaga zdobycia co najmniej  50% punktów możliwych do zdobycia na kolokwium oraz za zrealizowane projekty programistyczne; Warunkiem dopuszczenia do egzaminu jest zaliczenie ćwiczeń.; Warunkiem zdania egzaminu pisemnego jest zdobycie co najmniej  50% punktów.</w:t>
+              <w:t>egzamin pisemny z zadaniami problemowymi; kolokwium; ocena sporządzonego oprogramowania</w:t>
             </w:r>
           </w:p>
         </w:tc>
@@ -7882,7 +7876,7 @@
                 <w:i w:val="0"/>
                 <w:sz w:val="22"/>
               </w:rPr>
-              <w:t>Wykład problemowy, poświęcony analizie kolejnych zagadnień omawianych w ramach przedmiotu; Ćwiczenia rozszerzone o projekty programistyczne poświęcone analizie leksykalnej i rozpoznawaniu języków przy pomocy automatów; zaliczenie ćwiczeń  wymaga zdobycia co najmniej  50% punktów możliwych do zdobycia na kolokwium oraz za zrealizowane projekty programistyczne; Warunkiem dopuszczenia do egzaminu jest zaliczenie ćwiczeń.; Warunkiem zdania egzaminu pisemnego jest zdobycie co najmniej  50% punktów.</w:t>
+              <w:t>egzamin pisemny z zadaniami problemowymi; kolokwium; ocena sporządzonego oprogramowania</w:t>
             </w:r>
           </w:p>
         </w:tc>
@@ -7940,7 +7934,7 @@
                 <w:i w:val="0"/>
                 <w:sz w:val="22"/>
               </w:rPr>
-              <w:t>Wykład problemowy, poświęcony analizie kolejnych zagadnień omawianych w ramach przedmiotu; Ćwiczenia rozszerzone o projekty programistyczne poświęcone analizie leksykalnej i rozpoznawaniu języków przy pomocy automatów; zaliczenie ćwiczeń  wymaga zdobycia co najmniej  50% punktów możliwych do zdobycia na kolokwium oraz za zrealizowane projekty programistyczne; Warunkiem dopuszczenia do egzaminu jest zaliczenie ćwiczeń.; Warunkiem zdania egzaminu pisemnego jest zdobycie co najmniej  50% punktów.</w:t>
+              <w:t>egzamin pisemny z zadaniami problemowymi; kolokwium; ocena sporządzonego oprogramowania</w:t>
             </w:r>
           </w:p>
         </w:tc>
@@ -7998,7 +7992,7 @@
                 <w:i w:val="0"/>
                 <w:sz w:val="22"/>
               </w:rPr>
-              <w:t>Wykład problemowy, poświęcony analizie kolejnych zagadnień omawianych w ramach przedmiotu; Ćwiczenia rozszerzone o projekty programistyczne poświęcone analizie leksykalnej i rozpoznawaniu języków przy pomocy automatów; zaliczenie ćwiczeń  wymaga zdobycia co najmniej  50% punktów możliwych do zdobycia na kolokwium oraz za zrealizowane projekty programistyczne; Warunkiem dopuszczenia do egzaminu jest zaliczenie ćwiczeń.; Warunkiem zdania egzaminu pisemnego jest zdobycie co najmniej  50% punktów.</w:t>
+              <w:t>egzamin pisemny z zadaniami problemowymi; kolokwium; ocena sporządzonego oprogramowania</w:t>
             </w:r>
           </w:p>
         </w:tc>
@@ -8056,7 +8050,7 @@
                 <w:i w:val="0"/>
                 <w:sz w:val="22"/>
               </w:rPr>
-              <w:t>Wykład problemowy, poświęcony analizie kolejnych zagadnień omawianych w ramach przedmiotu; Ćwiczenia rozszerzone o projekty programistyczne poświęcone analizie leksykalnej i rozpoznawaniu języków przy pomocy automatów; zaliczenie ćwiczeń  wymaga zdobycia co najmniej  50% punktów możliwych do zdobycia na kolokwium oraz za zrealizowane projekty programistyczne; Warunkiem dopuszczenia do egzaminu jest zaliczenie ćwiczeń.; Warunkiem zdania egzaminu pisemnego jest zdobycie co najmniej  50% punktów.</w:t>
+              <w:t>egzamin pisemny z zadaniami problemowymi; kolokwium; ocena sporządzonego oprogramowania</w:t>
             </w:r>
           </w:p>
         </w:tc>
@@ -8114,7 +8108,7 @@
                 <w:i w:val="0"/>
                 <w:sz w:val="22"/>
               </w:rPr>
-              <w:t>Wykład problemowy, poświęcony analizie kolejnych zagadnień omawianych w ramach przedmiotu; Ćwiczenia rozszerzone o projekty programistyczne poświęcone analizie leksykalnej i rozpoznawaniu języków przy pomocy automatów; zaliczenie ćwiczeń  wymaga zdobycia co najmniej  50% punktów możliwych do zdobycia na kolokwium oraz za zrealizowane projekty programistyczne; Warunkiem dopuszczenia do egzaminu jest zaliczenie ćwiczeń.; Warunkiem zdania egzaminu pisemnego jest zdobycie co najmniej  50% punktów.</w:t>
+              <w:t>egzamin pisemny z zadaniami problemowymi; kolokwium; ocena sporządzonego oprogramowania</w:t>
             </w:r>
           </w:p>
         </w:tc>
@@ -8172,7 +8166,7 @@
                 <w:i w:val="0"/>
                 <w:sz w:val="22"/>
               </w:rPr>
-              <w:t>Wykład problemowy, poświęcony analizie kolejnych zagadnień omawianych w ramach przedmiotu; Ćwiczenia rozszerzone o projekty programistyczne poświęcone analizie leksykalnej i rozpoznawaniu języków przy pomocy automatów; zaliczenie ćwiczeń  wymaga zdobycia co najmniej  50% punktów możliwych do zdobycia na kolokwium oraz za zrealizowane projekty programistyczne; Warunkiem dopuszczenia do egzaminu jest zaliczenie ćwiczeń.; Warunkiem zdania egzaminu pisemnego jest zdobycie co najmniej  50% punktów.</w:t>
+              <w:t>egzamin pisemny z zadaniami problemowymi; kolokwium; ocena sporządzonego oprogramowania</w:t>
             </w:r>
           </w:p>
         </w:tc>
@@ -8230,7 +8224,7 @@
                 <w:i w:val="0"/>
                 <w:sz w:val="22"/>
               </w:rPr>
-              <w:t>Wykład problemowy, poświęcony analizie kolejnych zagadnień omawianych w ramach przedmiotu; Ćwiczenia rozszerzone o projekty programistyczne poświęcone analizie leksykalnej i rozpoznawaniu języków przy pomocy automatów; zaliczenie ćwiczeń  wymaga zdobycia co najmniej  50% punktów możliwych do zdobycia na kolokwium oraz za zrealizowane projekty programistyczne; Warunkiem dopuszczenia do egzaminu jest zaliczenie ćwiczeń.; Warunkiem zdania egzaminu pisemnego jest zdobycie co najmniej  50% punktów.</w:t>
+              <w:t>egzamin pisemny z zadaniami problemowymi; kolokwium; ocena sporządzonego oprogramowania</w:t>
             </w:r>
           </w:p>
         </w:tc>
@@ -8288,7 +8282,7 @@
                 <w:i w:val="0"/>
                 <w:sz w:val="22"/>
               </w:rPr>
-              <w:t>Wykład problemowy, poświęcony analizie kolejnych zagadnień omawianych w ramach przedmiotu; Ćwiczenia rozszerzone o projekty programistyczne poświęcone analizie leksykalnej i rozpoznawaniu języków przy pomocy automatów; zaliczenie ćwiczeń  wymaga zdobycia co najmniej  50% punktów możliwych do zdobycia na kolokwium oraz za zrealizowane projekty programistyczne; Warunkiem dopuszczenia do egzaminu jest zaliczenie ćwiczeń.; Warunkiem zdania egzaminu pisemnego jest zdobycie co najmniej  50% punktów.</w:t>
+              <w:t>egzamin pisemny z zadaniami problemowymi; kolokwium; ocena sporządzonego oprogramowania</w:t>
             </w:r>
           </w:p>
         </w:tc>
@@ -8346,7 +8340,7 @@
                 <w:i w:val="0"/>
                 <w:sz w:val="22"/>
               </w:rPr>
-              <w:t>Wykład problemowy, poświęcony analizie kolejnych zagadnień omawianych w ramach przedmiotu; Ćwiczenia rozszerzone o projekty programistyczne poświęcone analizie leksykalnej i rozpoznawaniu języków przy pomocy automatów; zaliczenie ćwiczeń  wymaga zdobycia co najmniej  50% punktów możliwych do zdobycia na kolokwium oraz za zrealizowane projekty programistyczne; Warunkiem dopuszczenia do egzaminu jest zaliczenie ćwiczeń.; Warunkiem zdania egzaminu pisemnego jest zdobycie co najmniej  50% punktów.</w:t>
+              <w:t>egzamin pisemny z zadaniami problemowymi; kolokwium; ocena sporządzonego oprogramowania</w:t>
             </w:r>
           </w:p>
         </w:tc>
@@ -8404,7 +8398,7 @@
                 <w:i w:val="0"/>
                 <w:sz w:val="22"/>
               </w:rPr>
-              <w:t>Wykład problemowy, poświęcony analizie kolejnych zagadnień omawianych w ramach przedmiotu; Ćwiczenia rozszerzone o projekty programistyczne poświęcone analizie leksykalnej i rozpoznawaniu języków przy pomocy automatów; zaliczenie ćwiczeń  wymaga zdobycia co najmniej  50% punktów możliwych do zdobycia na kolokwium oraz za zrealizowane projekty programistyczne; Warunkiem dopuszczenia do egzaminu jest zaliczenie ćwiczeń.; Warunkiem zdania egzaminu pisemnego jest zdobycie co najmniej  50% punktów.</w:t>
+              <w:t>egzamin pisemny z zadaniami problemowymi; kolokwium; ocena sporządzonego oprogramowania</w:t>
             </w:r>
           </w:p>
         </w:tc>
@@ -8462,7 +8456,7 @@
                 <w:i w:val="0"/>
                 <w:sz w:val="22"/>
               </w:rPr>
-              <w:t>Wykład problemowy, poświęcony analizie kolejnych zagadnień omawianych w ramach przedmiotu; Ćwiczenia rozszerzone o projekty programistyczne poświęcone analizie leksykalnej i rozpoznawaniu języków przy pomocy automatów; zaliczenie ćwiczeń  wymaga zdobycia co najmniej  50% punktów możliwych do zdobycia na kolokwium oraz za zrealizowane projekty programistyczne; Warunkiem dopuszczenia do egzaminu jest zaliczenie ćwiczeń.; Warunkiem zdania egzaminu pisemnego jest zdobycie co najmniej  50% punktów.</w:t>
+              <w:t>egzamin pisemny z zadaniami problemowymi; kolokwium; ocena sporządzonego oprogramowania</w:t>
             </w:r>
           </w:p>
         </w:tc>
@@ -8520,7 +8514,7 @@
                 <w:i w:val="0"/>
                 <w:sz w:val="22"/>
               </w:rPr>
-              <w:t>Wykład problemowy, poświęcony analizie kolejnych zagadnień omawianych w ramach przedmiotu; Ćwiczenia rozszerzone o projekty programistyczne poświęcone analizie leksykalnej i rozpoznawaniu języków przy pomocy automatów; zaliczenie ćwiczeń  wymaga zdobycia co najmniej  50% punktów możliwych do zdobycia na kolokwium oraz za zrealizowane projekty programistyczne; Warunkiem dopuszczenia do egzaminu jest zaliczenie ćwiczeń.; Warunkiem zdania egzaminu pisemnego jest zdobycie co najmniej  50% punktów.</w:t>
+              <w:t>egzamin pisemny z zadaniami problemowymi; kolokwium; ocena sporządzonego oprogramowania</w:t>
             </w:r>
           </w:p>
         </w:tc>
@@ -8578,7 +8572,7 @@
                 <w:i w:val="0"/>
                 <w:sz w:val="22"/>
               </w:rPr>
-              <w:t>Wykład problemowy, poświęcony analizie kolejnych zagadnień omawianych w ramach przedmiotu; Ćwiczenia rozszerzone o projekty programistyczne poświęcone analizie leksykalnej i rozpoznawaniu języków przy pomocy automatów; zaliczenie ćwiczeń  wymaga zdobycia co najmniej  50% punktów możliwych do zdobycia na kolokwium oraz za zrealizowane projekty programistyczne; Warunkiem dopuszczenia do egzaminu jest zaliczenie ćwiczeń.; Warunkiem zdania egzaminu pisemnego jest zdobycie co najmniej  50% punktów.</w:t>
+              <w:t>egzamin pisemny z zadaniami problemowymi; kolokwium; ocena sporządzonego oprogramowania</w:t>
             </w:r>
           </w:p>
         </w:tc>
@@ -8636,7 +8630,7 @@
                 <w:i w:val="0"/>
                 <w:sz w:val="22"/>
               </w:rPr>
-              <w:t>Wykład problemowy, poświęcony analizie kolejnych zagadnień omawianych w ramach przedmiotu; Ćwiczenia rozszerzone o projekty programistyczne poświęcone analizie leksykalnej i rozpoznawaniu języków przy pomocy automatów; zaliczenie ćwiczeń  wymaga zdobycia co najmniej  50% punktów możliwych do zdobycia na kolokwium oraz za zrealizowane projekty programistyczne; Warunkiem dopuszczenia do egzaminu jest zaliczenie ćwiczeń.; Warunkiem zdania egzaminu pisemnego jest zdobycie co najmniej  50% punktów.</w:t>
+              <w:t>egzamin pisemny z zadaniami problemowymi; kolokwium; ocena sporządzonego oprogramowania</w:t>
             </w:r>
           </w:p>
         </w:tc>
@@ -8694,7 +8688,7 @@
                 <w:i w:val="0"/>
                 <w:sz w:val="22"/>
               </w:rPr>
-              <w:t>Wykład problemowy, poświęcony analizie kolejnych zagadnień omawianych w ramach przedmiotu; Ćwiczenia rozszerzone o projekty programistyczne poświęcone analizie leksykalnej i rozpoznawaniu języków przy pomocy automatów; zaliczenie ćwiczeń  wymaga zdobycia co najmniej  50% punktów możliwych do zdobycia na kolokwium oraz za zrealizowane projekty programistyczne; Warunkiem dopuszczenia do egzaminu jest zaliczenie ćwiczeń.; Warunkiem zdania egzaminu pisemnego jest zdobycie co najmniej  50% punktów.</w:t>
+              <w:t>egzamin pisemny z zadaniami problemowymi; kolokwium; ocena sporządzonego oprogramowania</w:t>
             </w:r>
           </w:p>
         </w:tc>
@@ -8752,7 +8746,7 @@
                 <w:i w:val="0"/>
                 <w:sz w:val="22"/>
               </w:rPr>
-              <w:t>Wykład problemowy, poświęcony analizie kolejnych zagadnień omawianych w ramach przedmiotu; Ćwiczenia rozszerzone o projekty programistyczne poświęcone analizie leksykalnej i rozpoznawaniu języków przy pomocy automatów; zaliczenie ćwiczeń  wymaga zdobycia co najmniej  50% punktów możliwych do zdobycia na kolokwium oraz za zrealizowane projekty programistyczne; Warunkiem dopuszczenia do egzaminu jest zaliczenie ćwiczeń.; Warunkiem zdania egzaminu pisemnego jest zdobycie co najmniej  50% punktów.</w:t>
+              <w:t>egzamin pisemny z zadaniami problemowymi; kolokwium; ocena sporządzonego oprogramowania</w:t>
             </w:r>
           </w:p>
         </w:tc>
@@ -8810,7 +8804,7 @@
                 <w:i w:val="0"/>
                 <w:sz w:val="22"/>
               </w:rPr>
-              <w:t>Wykład problemowy, poświęcony analizie kolejnych zagadnień omawianych w ramach przedmiotu; Ćwiczenia rozszerzone o projekty programistyczne poświęcone analizie leksykalnej i rozpoznawaniu języków przy pomocy automatów; zaliczenie ćwiczeń  wymaga zdobycia co najmniej  50% punktów możliwych do zdobycia na kolokwium oraz za zrealizowane projekty programistyczne; Warunkiem dopuszczenia do egzaminu jest zaliczenie ćwiczeń.; Warunkiem zdania egzaminu pisemnego jest zdobycie co najmniej  50% punktów.</w:t>
+              <w:t>egzamin pisemny z zadaniami problemowymi; kolokwium; ocena sporządzonego oprogramowania</w:t>
             </w:r>
           </w:p>
         </w:tc>
@@ -8868,7 +8862,7 @@
                 <w:i w:val="0"/>
                 <w:sz w:val="22"/>
               </w:rPr>
-              <w:t>Wykład problemowy, poświęcony analizie kolejnych zagadnień omawianych w ramach przedmiotu; Ćwiczenia rozszerzone o projekty programistyczne poświęcone analizie leksykalnej i rozpoznawaniu języków przy pomocy automatów; zaliczenie ćwiczeń  wymaga zdobycia co najmniej  50% punktów możliwych do zdobycia na kolokwium oraz za zrealizowane projekty programistyczne; Warunkiem dopuszczenia do egzaminu jest zaliczenie ćwiczeń.; Warunkiem zdania egzaminu pisemnego jest zdobycie co najmniej  50% punktów.</w:t>
+              <w:t>egzamin pisemny z zadaniami problemowymi; kolokwium; ocena sporządzonego oprogramowania</w:t>
             </w:r>
           </w:p>
         </w:tc>
@@ -8926,7 +8920,7 @@
                 <w:i w:val="0"/>
                 <w:sz w:val="22"/>
               </w:rPr>
-              <w:t>Wykład problemowy, poświęcony analizie kolejnych zagadnień omawianych w ramach przedmiotu; Ćwiczenia rozszerzone o projekty programistyczne poświęcone analizie leksykalnej i rozpoznawaniu języków przy pomocy automatów; zaliczenie ćwiczeń  wymaga zdobycia co najmniej  50% punktów możliwych do zdobycia na kolokwium oraz za zrealizowane projekty programistyczne; Warunkiem dopuszczenia do egzaminu jest zaliczenie ćwiczeń.; Warunkiem zdania egzaminu pisemnego jest zdobycie co najmniej  50% punktów.</w:t>
+              <w:t>egzamin pisemny z zadaniami problemowymi; kolokwium; ocena sporządzonego oprogramowania</w:t>
             </w:r>
           </w:p>
         </w:tc>
@@ -8984,7 +8978,7 @@
                 <w:i w:val="0"/>
                 <w:sz w:val="22"/>
               </w:rPr>
-              <w:t>Wykład problemowy, poświęcony analizie kolejnych zagadnień omawianych w ramach przedmiotu; Ćwiczenia rozszerzone o projekty programistyczne poświęcone analizie leksykalnej i rozpoznawaniu języków przy pomocy automatów; zaliczenie ćwiczeń  wymaga zdobycia co najmniej  50% punktów możliwych do zdobycia na kolokwium oraz za zrealizowane projekty programistyczne; Warunkiem dopuszczenia do egzaminu jest zaliczenie ćwiczeń.; Warunkiem zdania egzaminu pisemnego jest zdobycie co najmniej  50% punktów.</w:t>
+              <w:t>egzamin pisemny z zadaniami problemowymi; kolokwium; ocena sporządzonego oprogramowania</w:t>
             </w:r>
           </w:p>
         </w:tc>
@@ -9042,7 +9036,7 @@
                 <w:i w:val="0"/>
                 <w:sz w:val="22"/>
               </w:rPr>
-              <w:t>Wykład problemowy, poświęcony analizie kolejnych zagadnień omawianych w ramach przedmiotu; Ćwiczenia rozszerzone o projekty programistyczne poświęcone analizie leksykalnej i rozpoznawaniu języków przy pomocy automatów; zaliczenie ćwiczeń  wymaga zdobycia co najmniej  50% punktów możliwych do zdobycia na kolokwium oraz za zrealizowane projekty programistyczne; Warunkiem dopuszczenia do egzaminu jest zaliczenie ćwiczeń.; Warunkiem zdania egzaminu pisemnego jest zdobycie co najmniej  50% punktów.</w:t>
+              <w:t>egzamin pisemny z zadaniami problemowymi; kolokwium; ocena sporządzonego oprogramowania</w:t>
             </w:r>
           </w:p>
         </w:tc>
@@ -9100,7 +9094,7 @@
                 <w:i w:val="0"/>
                 <w:sz w:val="22"/>
               </w:rPr>
-              <w:t>Wykład problemowy, poświęcony analizie kolejnych zagadnień omawianych w ramach przedmiotu; Ćwiczenia rozszerzone o projekty programistyczne poświęcone analizie leksykalnej i rozpoznawaniu języków przy pomocy automatów; zaliczenie ćwiczeń  wymaga zdobycia co najmniej  50% punktów możliwych do zdobycia na kolokwium oraz za zrealizowane projekty programistyczne; Warunkiem dopuszczenia do egzaminu jest zaliczenie ćwiczeń.; Warunkiem zdania egzaminu pisemnego jest zdobycie co najmniej  50% punktów.</w:t>
+              <w:t>egzamin pisemny z zadaniami problemowymi; kolokwium; ocena sporządzonego oprogramowania</w:t>
             </w:r>
           </w:p>
         </w:tc>
@@ -9158,7 +9152,7 @@
                 <w:i w:val="0"/>
                 <w:sz w:val="22"/>
               </w:rPr>
-              <w:t>Wykład problemowy, poświęcony analizie kolejnych zagadnień omawianych w ramach przedmiotu; Ćwiczenia rozszerzone o projekty programistyczne poświęcone analizie leksykalnej i rozpoznawaniu języków przy pomocy automatów; zaliczenie ćwiczeń  wymaga zdobycia co najmniej  50% punktów możliwych do zdobycia na kolokwium oraz za zrealizowane projekty programistyczne; Warunkiem dopuszczenia do egzaminu jest zaliczenie ćwiczeń.; Warunkiem zdania egzaminu pisemnego jest zdobycie co najmniej  50% punktów.</w:t>
+              <w:t>egzamin pisemny z zadaniami problemowymi; kolokwium; ocena sporządzonego oprogramowania</w:t>
             </w:r>
           </w:p>
         </w:tc>
@@ -9216,7 +9210,7 @@
                 <w:i w:val="0"/>
                 <w:sz w:val="22"/>
               </w:rPr>
-              <w:t>Wykład problemowy, poświęcony analizie kolejnych zagadnień omawianych w ramach przedmiotu; Ćwiczenia rozszerzone o projekty programistyczne poświęcone analizie leksykalnej i rozpoznawaniu języków przy pomocy automatów; zaliczenie ćwiczeń  wymaga zdobycia co najmniej  50% punktów możliwych do zdobycia na kolokwium oraz za zrealizowane projekty programistyczne; Warunkiem dopuszczenia do egzaminu jest zaliczenie ćwiczeń.; Warunkiem zdania egzaminu pisemnego jest zdobycie co najmniej  50% punktów.</w:t>
+              <w:t>egzamin pisemny z zadaniami problemowymi; kolokwium; ocena sporządzonego oprogramowania</w:t>
             </w:r>
           </w:p>
         </w:tc>
@@ -9274,7 +9268,7 @@
                 <w:i w:val="0"/>
                 <w:sz w:val="22"/>
               </w:rPr>
-              <w:t>Wykład problemowy, poświęcony analizie kolejnych zagadnień omawianych w ramach przedmiotu; Ćwiczenia rozszerzone o projekty programistyczne poświęcone analizie leksykalnej i rozpoznawaniu języków przy pomocy automatów; zaliczenie ćwiczeń  wymaga zdobycia co najmniej  50% punktów możliwych do zdobycia na kolokwium oraz za zrealizowane projekty programistyczne; Warunkiem dopuszczenia do egzaminu jest zaliczenie ćwiczeń.; Warunkiem zdania egzaminu pisemnego jest zdobycie co najmniej  50% punktów.</w:t>
+              <w:t>egzamin pisemny z zadaniami problemowymi; kolokwium; ocena sporządzonego oprogramowania</w:t>
             </w:r>
           </w:p>
         </w:tc>
@@ -9332,7 +9326,7 @@
                 <w:i w:val="0"/>
                 <w:sz w:val="22"/>
               </w:rPr>
-              <w:t>Wykład problemowy, poświęcony analizie kolejnych zagadnień omawianych w ramach przedmiotu; Ćwiczenia rozszerzone o projekty programistyczne poświęcone analizie leksykalnej i rozpoznawaniu języków przy pomocy automatów; zaliczenie ćwiczeń  wymaga zdobycia co najmniej  50% punktów możliwych do zdobycia na kolokwium oraz za zrealizowane projekty programistyczne; Warunkiem dopuszczenia do egzaminu jest zaliczenie ćwiczeń.; Warunkiem zdania egzaminu pisemnego jest zdobycie co najmniej  50% punktów.</w:t>
+              <w:t>egzamin pisemny z zadaniami problemowymi; kolokwium; ocena sporządzonego oprogramowania</w:t>
             </w:r>
           </w:p>
         </w:tc>
@@ -9390,7 +9384,7 @@
                 <w:i w:val="0"/>
                 <w:sz w:val="22"/>
               </w:rPr>
-              <w:t>Wykład problemowy, poświęcony analizie kolejnych zagadnień omawianych w ramach przedmiotu; Ćwiczenia rozszerzone o projekty programistyczne poświęcone analizie leksykalnej i rozpoznawaniu języków przy pomocy automatów; zaliczenie ćwiczeń  wymaga zdobycia co najmniej  50% punktów możliwych do zdobycia na kolokwium oraz za zrealizowane projekty programistyczne; Warunkiem dopuszczenia do egzaminu jest zaliczenie ćwiczeń.; Warunkiem zdania egzaminu pisemnego jest zdobycie co najmniej  50% punktów.</w:t>
+              <w:t>egzamin pisemny z zadaniami problemowymi; kolokwium; ocena sporządzonego oprogramowania</w:t>
             </w:r>
           </w:p>
         </w:tc>
@@ -9448,7 +9442,7 @@
                 <w:i w:val="0"/>
                 <w:sz w:val="22"/>
               </w:rPr>
-              <w:t>Wykład problemowy, poświęcony analizie kolejnych zagadnień omawianych w ramach przedmiotu; Ćwiczenia rozszerzone o projekty programistyczne poświęcone analizie leksykalnej i rozpoznawaniu języków przy pomocy automatów; zaliczenie ćwiczeń  wymaga zdobycia co najmniej  50% punktów możliwych do zdobycia na kolokwium oraz za zrealizowane projekty programistyczne; Warunkiem dopuszczenia do egzaminu jest zaliczenie ćwiczeń.; Warunkiem zdania egzaminu pisemnego jest zdobycie co najmniej  50% punktów.</w:t>
+              <w:t>egzamin pisemny z zadaniami problemowymi; kolokwium; ocena sporządzonego oprogramowania</w:t>
             </w:r>
           </w:p>
         </w:tc>
@@ -9506,7 +9500,7 @@
                 <w:i w:val="0"/>
                 <w:sz w:val="22"/>
               </w:rPr>
-              <w:t>Wykład problemowy, poświęcony analizie kolejnych zagadnień omawianych w ramach przedmiotu; Ćwiczenia rozszerzone o projekty programistyczne poświęcone analizie leksykalnej i rozpoznawaniu języków przy pomocy automatów; zaliczenie ćwiczeń  wymaga zdobycia co najmniej  50% punktów możliwych do zdobycia na kolokwium oraz za zrealizowane projekty programistyczne; Warunkiem dopuszczenia do egzaminu jest zaliczenie ćwiczeń.; Warunkiem zdania egzaminu pisemnego jest zdobycie co najmniej  50% punktów.</w:t>
+              <w:t>egzamin pisemny z zadaniami problemowymi; kolokwium; ocena sporządzonego oprogramowania</w:t>
             </w:r>
           </w:p>
         </w:tc>
@@ -9564,7 +9558,7 @@
                 <w:i w:val="0"/>
                 <w:sz w:val="22"/>
               </w:rPr>
-              <w:t>Wykład problemowy, poświęcony analizie kolejnych zagadnień omawianych w ramach przedmiotu; Ćwiczenia rozszerzone o projekty programistyczne poświęcone analizie leksykalnej i rozpoznawaniu języków przy pomocy automatów; zaliczenie ćwiczeń  wymaga zdobycia co najmniej  50% punktów możliwych do zdobycia na kolokwium oraz za zrealizowane projekty programistyczne; Warunkiem dopuszczenia do egzaminu jest zaliczenie ćwiczeń.; Warunkiem zdania egzaminu pisemnego jest zdobycie co najmniej  50% punktów.</w:t>
+              <w:t>egzamin pisemny z zadaniami problemowymi; kolokwium; ocena sporządzonego oprogramowania</w:t>
             </w:r>
           </w:p>
         </w:tc>
@@ -9622,7 +9616,7 @@
                 <w:i w:val="0"/>
                 <w:sz w:val="22"/>
               </w:rPr>
-              <w:t>Wykład problemowy, poświęcony analizie kolejnych zagadnień omawianych w ramach przedmiotu; Ćwiczenia rozszerzone o projekty programistyczne poświęcone analizie leksykalnej i rozpoznawaniu języków przy pomocy automatów; zaliczenie ćwiczeń  wymaga zdobycia co najmniej  50% punktów możliwych do zdobycia na kolokwium oraz za zrealizowane projekty programistyczne; Warunkiem dopuszczenia do egzaminu jest zaliczenie ćwiczeń.; Warunkiem zdania egzaminu pisemnego jest zdobycie co najmniej  50% punktów.</w:t>
+              <w:t>egzamin pisemny z zadaniami problemowymi; kolokwium; ocena sporządzonego oprogramowania</w:t>
             </w:r>
           </w:p>
         </w:tc>
@@ -9680,7 +9674,7 @@
                 <w:i w:val="0"/>
                 <w:sz w:val="22"/>
               </w:rPr>
-              <w:t>Wykład problemowy, poświęcony analizie kolejnych zagadnień omawianych w ramach przedmiotu; Ćwiczenia rozszerzone o projekty programistyczne poświęcone analizie leksykalnej i rozpoznawaniu języków przy pomocy automatów; zaliczenie ćwiczeń  wymaga zdobycia co najmniej  50% punktów możliwych do zdobycia na kolokwium oraz za zrealizowane projekty programistyczne; Warunkiem dopuszczenia do egzaminu jest zaliczenie ćwiczeń.; Warunkiem zdania egzaminu pisemnego jest zdobycie co najmniej  50% punktów.</w:t>
+              <w:t>egzamin pisemny z zadaniami problemowymi; kolokwium; ocena sporządzonego oprogramowania</w:t>
             </w:r>
           </w:p>
         </w:tc>
@@ -9738,7 +9732,7 @@
                 <w:i w:val="0"/>
                 <w:sz w:val="22"/>
               </w:rPr>
-              <w:t>Wykład problemowy, poświęcony analizie kolejnych zagadnień omawianych w ramach przedmiotu; Ćwiczenia rozszerzone o projekty programistyczne poświęcone analizie leksykalnej i rozpoznawaniu języków przy pomocy automatów; zaliczenie ćwiczeń  wymaga zdobycia co najmniej  50% punktów możliwych do zdobycia na kolokwium oraz za zrealizowane projekty programistyczne; Warunkiem dopuszczenia do egzaminu jest zaliczenie ćwiczeń.; Warunkiem zdania egzaminu pisemnego jest zdobycie co najmniej  50% punktów.</w:t>
+              <w:t>egzamin pisemny z zadaniami problemowymi; kolokwium; ocena sporządzonego oprogramowania</w:t>
             </w:r>
           </w:p>
         </w:tc>
@@ -9796,7 +9790,7 @@
                 <w:i w:val="0"/>
                 <w:sz w:val="22"/>
               </w:rPr>
-              <w:t>Wykład problemowy, poświęcony analizie kolejnych zagadnień omawianych w ramach przedmiotu; Ćwiczenia rozszerzone o projekty programistyczne poświęcone analizie leksykalnej i rozpoznawaniu języków przy pomocy automatów; zaliczenie ćwiczeń  wymaga zdobycia co najmniej  50% punktów możliwych do zdobycia na kolokwium oraz za zrealizowane projekty programistyczne; Warunkiem dopuszczenia do egzaminu jest zaliczenie ćwiczeń.; Warunkiem zdania egzaminu pisemnego jest zdobycie co najmniej  50% punktów.</w:t>
+              <w:t>egzamin pisemny z zadaniami problemowymi; kolokwium; ocena sporządzonego oprogramowania</w:t>
             </w:r>
           </w:p>
         </w:tc>
@@ -9854,7 +9848,7 @@
                 <w:i w:val="0"/>
                 <w:sz w:val="22"/>
               </w:rPr>
-              <w:t>Wykład problemowy, poświęcony analizie kolejnych zagadnień omawianych w ramach przedmiotu; Ćwiczenia rozszerzone o projekty programistyczne poświęcone analizie leksykalnej i rozpoznawaniu języków przy pomocy automatów; zaliczenie ćwiczeń  wymaga zdobycia co najmniej  50% punktów możliwych do zdobycia na kolokwium oraz za zrealizowane projekty programistyczne; Warunkiem dopuszczenia do egzaminu jest zaliczenie ćwiczeń.; Warunkiem zdania egzaminu pisemnego jest zdobycie co najmniej  50% punktów.</w:t>
+              <w:t>egzamin pisemny z zadaniami problemowymi; kolokwium; ocena sporządzonego oprogramowania</w:t>
             </w:r>
           </w:p>
         </w:tc>
@@ -9912,7 +9906,7 @@
                 <w:i w:val="0"/>
                 <w:sz w:val="22"/>
               </w:rPr>
-              <w:t>Wykład problemowy, poświęcony analizie kolejnych zagadnień omawianych w ramach przedmiotu; Ćwiczenia rozszerzone o projekty programistyczne poświęcone analizie leksykalnej i rozpoznawaniu języków przy pomocy automatów; zaliczenie ćwiczeń  wymaga zdobycia co najmniej  50% punktów możliwych do zdobycia na kolokwium oraz za zrealizowane projekty programistyczne; Warunkiem dopuszczenia do egzaminu jest zaliczenie ćwiczeń.; Warunkiem zdania egzaminu pisemnego jest zdobycie co najmniej  50% punktów.</w:t>
+              <w:t>egzamin pisemny z zadaniami problemowymi; kolokwium; ocena sporządzonego oprogramowania</w:t>
             </w:r>
           </w:p>
         </w:tc>
@@ -9970,7 +9964,7 @@
                 <w:i w:val="0"/>
                 <w:sz w:val="22"/>
               </w:rPr>
-              <w:t>Wykład problemowy, poświęcony analizie kolejnych zagadnień omawianych w ramach przedmiotu; Ćwiczenia rozszerzone o projekty programistyczne poświęcone analizie leksykalnej i rozpoznawaniu języków przy pomocy automatów; zaliczenie ćwiczeń  wymaga zdobycia co najmniej  50% punktów możliwych do zdobycia na kolokwium oraz za zrealizowane projekty programistyczne; Warunkiem dopuszczenia do egzaminu jest zaliczenie ćwiczeń.; Warunkiem zdania egzaminu pisemnego jest zdobycie co najmniej  50% punktów.</w:t>
+              <w:t>egzamin pisemny z zadaniami problemowymi; kolokwium; ocena sporządzonego oprogramowania</w:t>
             </w:r>
           </w:p>
         </w:tc>
@@ -10028,7 +10022,7 @@
                 <w:i w:val="0"/>
                 <w:sz w:val="22"/>
               </w:rPr>
-              <w:t>Wykład problemowy, poświęcony analizie kolejnych zagadnień omawianych w ramach przedmiotu; Ćwiczenia rozszerzone o projekty programistyczne poświęcone analizie leksykalnej i rozpoznawaniu języków przy pomocy automatów; zaliczenie ćwiczeń  wymaga zdobycia co najmniej  50% punktów możliwych do zdobycia na kolokwium oraz za zrealizowane projekty programistyczne; Warunkiem dopuszczenia do egzaminu jest zaliczenie ćwiczeń.; Warunkiem zdania egzaminu pisemnego jest zdobycie co najmniej  50% punktów.</w:t>
+              <w:t>egzamin pisemny z zadaniami problemowymi; kolokwium; ocena sporządzonego oprogramowania</w:t>
             </w:r>
           </w:p>
         </w:tc>
@@ -10086,7 +10080,7 @@
                 <w:i w:val="0"/>
                 <w:sz w:val="22"/>
               </w:rPr>
-              <w:t>Wykład problemowy, poświęcony analizie kolejnych zagadnień omawianych w ramach przedmiotu; Ćwiczenia rozszerzone o projekty programistyczne poświęcone analizie leksykalnej i rozpoznawaniu języków przy pomocy automatów; zaliczenie ćwiczeń  wymaga zdobycia co najmniej  50% punktów możliwych do zdobycia na kolokwium oraz za zrealizowane projekty programistyczne; Warunkiem dopuszczenia do egzaminu jest zaliczenie ćwiczeń.; Warunkiem zdania egzaminu pisemnego jest zdobycie co najmniej  50% punktów.</w:t>
+              <w:t>egzamin pisemny z zadaniami problemowymi; kolokwium; ocena sporządzonego oprogramowania</w:t>
             </w:r>
           </w:p>
         </w:tc>
@@ -10144,7 +10138,7 @@
                 <w:i w:val="0"/>
                 <w:sz w:val="22"/>
               </w:rPr>
-              <w:t>Wykład problemowy, poświęcony analizie kolejnych zagadnień omawianych w ramach przedmiotu; Ćwiczenia rozszerzone o projekty programistyczne poświęcone analizie leksykalnej i rozpoznawaniu języków przy pomocy automatów; zaliczenie ćwiczeń  wymaga zdobycia co najmniej  50% punktów możliwych do zdobycia na kolokwium oraz za zrealizowane projekty programistyczne; Warunkiem dopuszczenia do egzaminu jest zaliczenie ćwiczeń.; Warunkiem zdania egzaminu pisemnego jest zdobycie co najmniej  50% punktów.</w:t>
+              <w:t>egzamin pisemny z zadaniami problemowymi; kolokwium; ocena sporządzonego oprogramowania</w:t>
             </w:r>
           </w:p>
         </w:tc>
@@ -10202,7 +10196,7 @@
                 <w:i w:val="0"/>
                 <w:sz w:val="22"/>
               </w:rPr>
-              <w:t>Wykład problemowy, poświęcony analizie kolejnych zagadnień omawianych w ramach przedmiotu; Ćwiczenia rozszerzone o projekty programistyczne poświęcone analizie leksykalnej i rozpoznawaniu języków przy pomocy automatów; zaliczenie ćwiczeń  wymaga zdobycia co najmniej  50% punktów możliwych do zdobycia na kolokwium oraz za zrealizowane projekty programistyczne; Warunkiem dopuszczenia do egzaminu jest zaliczenie ćwiczeń.; Warunkiem zdania egzaminu pisemnego jest zdobycie co najmniej  50% punktów.</w:t>
+              <w:t>egzamin pisemny z zadaniami problemowymi; kolokwium; ocena sporządzonego oprogramowania</w:t>
             </w:r>
           </w:p>
         </w:tc>
@@ -10260,7 +10254,7 @@
                 <w:i w:val="0"/>
                 <w:sz w:val="22"/>
               </w:rPr>
-              <w:t>Wykład problemowy, poświęcony analizie kolejnych zagadnień omawianych w ramach przedmiotu; Ćwiczenia rozszerzone o projekty programistyczne poświęcone analizie leksykalnej i rozpoznawaniu języków przy pomocy automatów; zaliczenie ćwiczeń  wymaga zdobycia co najmniej  50% punktów możliwych do zdobycia na kolokwium oraz za zrealizowane projekty programistyczne; Warunkiem dopuszczenia do egzaminu jest zaliczenie ćwiczeń.; Warunkiem zdania egzaminu pisemnego jest zdobycie co najmniej  50% punktów.</w:t>
+              <w:t>egzamin pisemny z zadaniami problemowymi; kolokwium; ocena sporządzonego oprogramowania</w:t>
             </w:r>
           </w:p>
         </w:tc>
@@ -10318,7 +10312,7 @@
                 <w:i w:val="0"/>
                 <w:sz w:val="22"/>
               </w:rPr>
-              <w:t>Wykład problemowy, poświęcony analizie kolejnych zagadnień omawianych w ramach przedmiotu; Ćwiczenia rozszerzone o projekty programistyczne poświęcone analizie leksykalnej i rozpoznawaniu języków przy pomocy automatów; zaliczenie ćwiczeń  wymaga zdobycia co najmniej  50% punktów możliwych do zdobycia na kolokwium oraz za zrealizowane projekty programistyczne; Warunkiem dopuszczenia do egzaminu jest zaliczenie ćwiczeń.; Warunkiem zdania egzaminu pisemnego jest zdobycie co najmniej  50% punktów.</w:t>
+              <w:t>egzamin pisemny z zadaniami problemowymi; kolokwium; ocena sporządzonego oprogramowania</w:t>
             </w:r>
           </w:p>
         </w:tc>
@@ -10376,7 +10370,7 @@
                 <w:i w:val="0"/>
                 <w:sz w:val="22"/>
               </w:rPr>
-              <w:t>Wykład problemowy, poświęcony analizie kolejnych zagadnień omawianych w ramach przedmiotu; Ćwiczenia rozszerzone o projekty programistyczne poświęcone analizie leksykalnej i rozpoznawaniu języków przy pomocy automatów; zaliczenie ćwiczeń  wymaga zdobycia co najmniej  50% punktów możliwych do zdobycia na kolokwium oraz za zrealizowane projekty programistyczne; Warunkiem dopuszczenia do egzaminu jest zaliczenie ćwiczeń.; Warunkiem zdania egzaminu pisemnego jest zdobycie co najmniej  50% punktów.</w:t>
+              <w:t>egzamin pisemny z zadaniami problemowymi; kolokwium; ocena sporządzonego oprogramowania</w:t>
             </w:r>
           </w:p>
         </w:tc>
@@ -10434,7 +10428,7 @@
                 <w:i w:val="0"/>
                 <w:sz w:val="22"/>
               </w:rPr>
-              <w:t>Wykład problemowy, poświęcony analizie kolejnych zagadnień omawianych w ramach przedmiotu; Ćwiczenia rozszerzone o projekty programistyczne poświęcone analizie leksykalnej i rozpoznawaniu języków przy pomocy automatów; zaliczenie ćwiczeń  wymaga zdobycia co najmniej  50% punktów możliwych do zdobycia na kolokwium oraz za zrealizowane projekty programistyczne; Warunkiem dopuszczenia do egzaminu jest zaliczenie ćwiczeń.; Warunkiem zdania egzaminu pisemnego jest zdobycie co najmniej  50% punktów.</w:t>
+              <w:t>egzamin pisemny z zadaniami problemowymi; kolokwium; ocena sporządzonego oprogramowania</w:t>
             </w:r>
           </w:p>
         </w:tc>
@@ -10492,7 +10486,7 @@
                 <w:i w:val="0"/>
                 <w:sz w:val="22"/>
               </w:rPr>
-              <w:t>Wykład problemowy, poświęcony analizie kolejnych zagadnień omawianych w ramach przedmiotu; Ćwiczenia rozszerzone o projekty programistyczne poświęcone analizie leksykalnej i rozpoznawaniu języków przy pomocy automatów; zaliczenie ćwiczeń  wymaga zdobycia co najmniej  50% punktów możliwych do zdobycia na kolokwium oraz za zrealizowane projekty programistyczne; Warunkiem dopuszczenia do egzaminu jest zaliczenie ćwiczeń.; Warunkiem zdania egzaminu pisemnego jest zdobycie co najmniej  50% punktów.</w:t>
+              <w:t>egzamin pisemny z zadaniami problemowymi; kolokwium; ocena sporządzonego oprogramowania</w:t>
             </w:r>
           </w:p>
         </w:tc>
@@ -10550,7 +10544,7 @@
                 <w:i w:val="0"/>
                 <w:sz w:val="22"/>
               </w:rPr>
-              <w:t>Wykład problemowy, poświęcony analizie kolejnych zagadnień omawianych w ramach przedmiotu; Ćwiczenia rozszerzone o projekty programistyczne poświęcone analizie leksykalnej i rozpoznawaniu języków przy pomocy automatów; zaliczenie ćwiczeń  wymaga zdobycia co najmniej  50% punktów możliwych do zdobycia na kolokwium oraz za zrealizowane projekty programistyczne; Warunkiem dopuszczenia do egzaminu jest zaliczenie ćwiczeń.; Warunkiem zdania egzaminu pisemnego jest zdobycie co najmniej  50% punktów.</w:t>
+              <w:t>egzamin pisemny z zadaniami problemowymi; kolokwium; ocena sporządzonego oprogramowania</w:t>
             </w:r>
           </w:p>
         </w:tc>
@@ -10608,7 +10602,7 @@
                 <w:i w:val="0"/>
                 <w:sz w:val="22"/>
               </w:rPr>
-              <w:t>Wykład problemowy, poświęcony analizie kolejnych zagadnień omawianych w ramach przedmiotu; Ćwiczenia rozszerzone o projekty programistyczne poświęcone analizie leksykalnej i rozpoznawaniu języków przy pomocy automatów; zaliczenie ćwiczeń  wymaga zdobycia co najmniej  50% punktów możliwych do zdobycia na kolokwium oraz za zrealizowane projekty programistyczne; Warunkiem dopuszczenia do egzaminu jest zaliczenie ćwiczeń.; Warunkiem zdania egzaminu pisemnego jest zdobycie co najmniej  50% punktów.</w:t>
+              <w:t>egzamin pisemny z zadaniami problemowymi; kolokwium; ocena sporządzonego oprogramowania</w:t>
             </w:r>
           </w:p>
         </w:tc>
@@ -10666,7 +10660,7 @@
                 <w:i w:val="0"/>
                 <w:sz w:val="22"/>
               </w:rPr>
-              <w:t>Wykład problemowy, poświęcony analizie kolejnych zagadnień omawianych w ramach przedmiotu; Ćwiczenia rozszerzone o projekty programistyczne poświęcone analizie leksykalnej i rozpoznawaniu języków przy pomocy automatów; zaliczenie ćwiczeń  wymaga zdobycia co najmniej  50% punktów możliwych do zdobycia na kolokwium oraz za zrealizowane projekty programistyczne; Warunkiem dopuszczenia do egzaminu jest zaliczenie ćwiczeń.; Warunkiem zdania egzaminu pisemnego jest zdobycie co najmniej  50% punktów.</w:t>
+              <w:t>egzamin pisemny z zadaniami problemowymi; kolokwium; ocena sporządzonego oprogramowania</w:t>
             </w:r>
           </w:p>
         </w:tc>
@@ -10724,7 +10718,7 @@
                 <w:i w:val="0"/>
                 <w:sz w:val="22"/>
               </w:rPr>
-              <w:t>Wykład problemowy, poświęcony analizie kolejnych zagadnień omawianych w ramach przedmiotu; Ćwiczenia rozszerzone o projekty programistyczne poświęcone analizie leksykalnej i rozpoznawaniu języków przy pomocy automatów; zaliczenie ćwiczeń  wymaga zdobycia co najmniej  50% punktów możliwych do zdobycia na kolokwium oraz za zrealizowane projekty programistyczne; Warunkiem dopuszczenia do egzaminu jest zaliczenie ćwiczeń.; Warunkiem zdania egzaminu pisemnego jest zdobycie co najmniej  50% punktów.</w:t>
+              <w:t>egzamin pisemny z zadaniami problemowymi; kolokwium; ocena sporządzonego oprogramowania</w:t>
             </w:r>
           </w:p>
         </w:tc>
@@ -10782,7 +10776,7 @@
                 <w:i w:val="0"/>
                 <w:sz w:val="22"/>
               </w:rPr>
-              <w:t>Wykład problemowy, poświęcony analizie kolejnych zagadnień omawianych w ramach przedmiotu; Ćwiczenia rozszerzone o projekty programistyczne poświęcone analizie leksykalnej i rozpoznawaniu języków przy pomocy automatów; zaliczenie ćwiczeń  wymaga zdobycia co najmniej  50% punktów możliwych do zdobycia na kolokwium oraz za zrealizowane projekty programistyczne; Warunkiem dopuszczenia do egzaminu jest zaliczenie ćwiczeń.; Warunkiem zdania egzaminu pisemnego jest zdobycie co najmniej  50% punktów.</w:t>
+              <w:t>egzamin pisemny z zadaniami problemowymi; kolokwium; ocena sporządzonego oprogramowania</w:t>
             </w:r>
           </w:p>
         </w:tc>
@@ -10840,7 +10834,7 @@
                 <w:i w:val="0"/>
                 <w:sz w:val="22"/>
               </w:rPr>
-              <w:t>Wykład problemowy, poświęcony analizie kolejnych zagadnień omawianych w ramach przedmiotu; Ćwiczenia rozszerzone o projekty programistyczne poświęcone analizie leksykalnej i rozpoznawaniu języków przy pomocy automatów; zaliczenie ćwiczeń  wymaga zdobycia co najmniej  50% punktów możliwych do zdobycia na kolokwium oraz za zrealizowane projekty programistyczne; Warunkiem dopuszczenia do egzaminu jest zaliczenie ćwiczeń.; Warunkiem zdania egzaminu pisemnego jest zdobycie co najmniej  50% punktów.</w:t>
+              <w:t>egzamin pisemny z zadaniami problemowymi; kolokwium; ocena sporządzonego oprogramowania</w:t>
             </w:r>
           </w:p>
         </w:tc>
@@ -10898,7 +10892,7 @@
                 <w:i w:val="0"/>
                 <w:sz w:val="22"/>
               </w:rPr>
-              <w:t>Wykład problemowy, poświęcony analizie kolejnych zagadnień omawianych w ramach przedmiotu; Ćwiczenia rozszerzone o projekty programistyczne poświęcone analizie leksykalnej i rozpoznawaniu języków przy pomocy automatów; zaliczenie ćwiczeń  wymaga zdobycia co najmniej  50% punktów możliwych do zdobycia na kolokwium oraz za zrealizowane projekty programistyczne; Warunkiem dopuszczenia do egzaminu jest zaliczenie ćwiczeń.; Warunkiem zdania egzaminu pisemnego jest zdobycie co najmniej  50% punktów.</w:t>
+              <w:t>egzamin pisemny z zadaniami problemowymi; kolokwium; ocena sporządzonego oprogramowania</w:t>
             </w:r>
           </w:p>
         </w:tc>
@@ -10956,7 +10950,7 @@
                 <w:i w:val="0"/>
                 <w:sz w:val="22"/>
               </w:rPr>
-              <w:t>Wykład problemowy, poświęcony analizie kolejnych zagadnień omawianych w ramach przedmiotu; Ćwiczenia rozszerzone o projekty programistyczne poświęcone analizie leksykalnej i rozpoznawaniu języków przy pomocy automatów; zaliczenie ćwiczeń  wymaga zdobycia co najmniej  50% punktów możliwych do zdobycia na kolokwium oraz za zrealizowane projekty programistyczne; Warunkiem dopuszczenia do egzaminu jest zaliczenie ćwiczeń.; Warunkiem zdania egzaminu pisemnego jest zdobycie co najmniej  50% punktów.</w:t>
+              <w:t>egzamin pisemny z zadaniami problemowymi; kolokwium; ocena sporządzonego oprogramowania</w:t>
             </w:r>
           </w:p>
         </w:tc>
@@ -11014,7 +11008,7 @@
                 <w:i w:val="0"/>
                 <w:sz w:val="22"/>
               </w:rPr>
-              <w:t>Wykład problemowy, poświęcony analizie kolejnych zagadnień omawianych w ramach przedmiotu; Ćwiczenia rozszerzone o projekty programistyczne poświęcone analizie leksykalnej i rozpoznawaniu języków przy pomocy automatów; zaliczenie ćwiczeń  wymaga zdobycia co najmniej  50% punktów możliwych do zdobycia na kolokwium oraz za zrealizowane projekty programistyczne; Warunkiem dopuszczenia do egzaminu jest zaliczenie ćwiczeń.; Warunkiem zdania egzaminu pisemnego jest zdobycie co najmniej  50% punktów.</w:t>
+              <w:t>egzamin pisemny z zadaniami problemowymi; kolokwium; ocena sporządzonego oprogramowania</w:t>
             </w:r>
           </w:p>
         </w:tc>
@@ -11072,7 +11066,7 @@
                 <w:i w:val="0"/>
                 <w:sz w:val="22"/>
               </w:rPr>
-              <w:t>Wykład problemowy, poświęcony analizie kolejnych zagadnień omawianych w ramach przedmiotu; Ćwiczenia rozszerzone o projekty programistyczne poświęcone analizie leksykalnej i rozpoznawaniu języków przy pomocy automatów; zaliczenie ćwiczeń  wymaga zdobycia co najmniej  50% punktów możliwych do zdobycia na kolokwium oraz za zrealizowane projekty programistyczne; Warunkiem dopuszczenia do egzaminu jest zaliczenie ćwiczeń.; Warunkiem zdania egzaminu pisemnego jest zdobycie co najmniej  50% punktów.</w:t>
+              <w:t>egzamin pisemny z zadaniami problemowymi; kolokwium; ocena sporządzonego oprogramowania</w:t>
             </w:r>
           </w:p>
         </w:tc>
@@ -11130,7 +11124,7 @@
                 <w:i w:val="0"/>
                 <w:sz w:val="22"/>
               </w:rPr>
-              <w:t>Wykład problemowy, poświęcony analizie kolejnych zagadnień omawianych w ramach przedmiotu; Ćwiczenia rozszerzone o projekty programistyczne poświęcone analizie leksykalnej i rozpoznawaniu języków przy pomocy automatów; zaliczenie ćwiczeń  wymaga zdobycia co najmniej  50% punktów możliwych do zdobycia na kolokwium oraz za zrealizowane projekty programistyczne; Warunkiem dopuszczenia do egzaminu jest zaliczenie ćwiczeń.; Warunkiem zdania egzaminu pisemnego jest zdobycie co najmniej  50% punktów.</w:t>
+              <w:t>egzamin pisemny z zadaniami problemowymi; kolokwium; ocena sporządzonego oprogramowania</w:t>
             </w:r>
           </w:p>
         </w:tc>
@@ -11188,7 +11182,7 @@
                 <w:i w:val="0"/>
                 <w:sz w:val="22"/>
               </w:rPr>
-              <w:t>Wykład problemowy, poświęcony analizie kolejnych zagadnień omawianych w ramach przedmiotu; Ćwiczenia rozszerzone o projekty programistyczne poświęcone analizie leksykalnej i rozpoznawaniu języków przy pomocy automatów; zaliczenie ćwiczeń  wymaga zdobycia co najmniej  50% punktów możliwych do zdobycia na kolokwium oraz za zrealizowane projekty programistyczne; Warunkiem dopuszczenia do egzaminu jest zaliczenie ćwiczeń.; Warunkiem zdania egzaminu pisemnego jest zdobycie co najmniej  50% punktów.</w:t>
+              <w:t>egzamin pisemny z zadaniami problemowymi; kolokwium; ocena sporządzonego oprogramowania</w:t>
             </w:r>
           </w:p>
         </w:tc>
@@ -11246,7 +11240,7 @@
                 <w:i w:val="0"/>
                 <w:sz w:val="22"/>
               </w:rPr>
-              <w:t>Wykład problemowy, poświęcony analizie kolejnych zagadnień omawianych w ramach przedmiotu; Ćwiczenia rozszerzone o projekty programistyczne poświęcone analizie leksykalnej i rozpoznawaniu języków przy pomocy automatów; zaliczenie ćwiczeń  wymaga zdobycia co najmniej  50% punktów możliwych do zdobycia na kolokwium oraz za zrealizowane projekty programistyczne; Warunkiem dopuszczenia do egzaminu jest zaliczenie ćwiczeń.; Warunkiem zdania egzaminu pisemnego jest zdobycie co najmniej  50% punktów.</w:t>
+              <w:t>egzamin pisemny z zadaniami problemowymi; kolokwium; ocena sporządzonego oprogramowania</w:t>
             </w:r>
           </w:p>
         </w:tc>
@@ -11304,7 +11298,7 @@
                 <w:i w:val="0"/>
                 <w:sz w:val="22"/>
               </w:rPr>
-              <w:t>Wykład problemowy, poświęcony analizie kolejnych zagadnień omawianych w ramach przedmiotu; Ćwiczenia rozszerzone o projekty programistyczne poświęcone analizie leksykalnej i rozpoznawaniu języków przy pomocy automatów; zaliczenie ćwiczeń  wymaga zdobycia co najmniej  50% punktów możliwych do zdobycia na kolokwium oraz za zrealizowane projekty programistyczne; Warunkiem dopuszczenia do egzaminu jest zaliczenie ćwiczeń.; Warunkiem zdania egzaminu pisemnego jest zdobycie co najmniej  50% punktów.</w:t>
+              <w:t>egzamin pisemny z zadaniami problemowymi; kolokwium; ocena sporządzonego oprogramowania</w:t>
             </w:r>
           </w:p>
         </w:tc>
@@ -11362,7 +11356,7 @@
                 <w:i w:val="0"/>
                 <w:sz w:val="22"/>
               </w:rPr>
-              <w:t>Wykład problemowy, poświęcony analizie kolejnych zagadnień omawianych w ramach przedmiotu; Ćwiczenia rozszerzone o projekty programistyczne poświęcone analizie leksykalnej i rozpoznawaniu języków przy pomocy automatów; zaliczenie ćwiczeń  wymaga zdobycia co najmniej  50% punktów możliwych do zdobycia na kolokwium oraz za zrealizowane projekty programistyczne; Warunkiem dopuszczenia do egzaminu jest zaliczenie ćwiczeń.; Warunkiem zdania egzaminu pisemnego jest zdobycie co najmniej  50% punktów.</w:t>
+              <w:t>egzamin pisemny z zadaniami problemowymi; kolokwium; ocena sporządzonego oprogramowania</w:t>
             </w:r>
           </w:p>
         </w:tc>
@@ -11420,7 +11414,7 @@
                 <w:i w:val="0"/>
                 <w:sz w:val="22"/>
               </w:rPr>
-              <w:t>Wykład problemowy, poświęcony analizie kolejnych zagadnień omawianych w ramach przedmiotu; Ćwiczenia rozszerzone o projekty programistyczne poświęcone analizie leksykalnej i rozpoznawaniu języków przy pomocy automatów; zaliczenie ćwiczeń  wymaga zdobycia co najmniej  50% punktów możliwych do zdobycia na kolokwium oraz za zrealizowane projekty programistyczne; Warunkiem dopuszczenia do egzaminu jest zaliczenie ćwiczeń.; Warunkiem zdania egzaminu pisemnego jest zdobycie co najmniej  50% punktów.</w:t>
+              <w:t>egzamin pisemny z zadaniami problemowymi; kolokwium; ocena sporządzonego oprogramowania</w:t>
             </w:r>
           </w:p>
         </w:tc>
@@ -11478,7 +11472,7 @@
                 <w:i w:val="0"/>
                 <w:sz w:val="22"/>
               </w:rPr>
-              <w:t>Wykład problemowy, poświęcony analizie kolejnych zagadnień omawianych w ramach przedmiotu; Ćwiczenia rozszerzone o projekty programistyczne poświęcone analizie leksykalnej i rozpoznawaniu języków przy pomocy automatów; zaliczenie ćwiczeń  wymaga zdobycia co najmniej  50% punktów możliwych do zdobycia na kolokwium oraz za zrealizowane projekty programistyczne; Warunkiem dopuszczenia do egzaminu jest zaliczenie ćwiczeń.; Warunkiem zdania egzaminu pisemnego jest zdobycie co najmniej  50% punktów.</w:t>
+              <w:t>egzamin pisemny z zadaniami problemowymi; kolokwium; ocena sporządzonego oprogramowania</w:t>
             </w:r>
           </w:p>
         </w:tc>
@@ -11536,7 +11530,7 @@
                 <w:i w:val="0"/>
                 <w:sz w:val="22"/>
               </w:rPr>
-              <w:t>Wykład problemowy, poświęcony analizie kolejnych zagadnień omawianych w ramach przedmiotu; Ćwiczenia rozszerzone o projekty programistyczne poświęcone analizie leksykalnej i rozpoznawaniu języków przy pomocy automatów; zaliczenie ćwiczeń  wymaga zdobycia co najmniej  50% punktów możliwych do zdobycia na kolokwium oraz za zrealizowane projekty programistyczne; Warunkiem dopuszczenia do egzaminu jest zaliczenie ćwiczeń.; Warunkiem zdania egzaminu pisemnego jest zdobycie co najmniej  50% punktów.</w:t>
+              <w:t>egzamin pisemny z zadaniami problemowymi; kolokwium; ocena sporządzonego oprogramowania</w:t>
             </w:r>
           </w:p>
         </w:tc>
@@ -11594,7 +11588,7 @@
                 <w:i w:val="0"/>
                 <w:sz w:val="22"/>
               </w:rPr>
-              <w:t>Wykład problemowy, poświęcony analizie kolejnych zagadnień omawianych w ramach przedmiotu; Ćwiczenia rozszerzone o projekty programistyczne poświęcone analizie leksykalnej i rozpoznawaniu języków przy pomocy automatów; zaliczenie ćwiczeń  wymaga zdobycia co najmniej  50% punktów możliwych do zdobycia na kolokwium oraz za zrealizowane projekty programistyczne; Warunkiem dopuszczenia do egzaminu jest zaliczenie ćwiczeń.; Warunkiem zdania egzaminu pisemnego jest zdobycie co najmniej  50% punktów.</w:t>
+              <w:t>egzamin pisemny z zadaniami problemowymi; kolokwium; ocena sporządzonego oprogramowania</w:t>
             </w:r>
           </w:p>
         </w:tc>
@@ -11652,7 +11646,7 @@
                 <w:i w:val="0"/>
                 <w:sz w:val="22"/>
               </w:rPr>
-              <w:t>Wykład problemowy, poświęcony analizie kolejnych zagadnień omawianych w ramach przedmiotu; Ćwiczenia rozszerzone o projekty programistyczne poświęcone analizie leksykalnej i rozpoznawaniu języków przy pomocy automatów; zaliczenie ćwiczeń  wymaga zdobycia co najmniej  50% punktów możliwych do zdobycia na kolokwium oraz za zrealizowane projekty programistyczne; Warunkiem dopuszczenia do egzaminu jest zaliczenie ćwiczeń.; Warunkiem zdania egzaminu pisemnego jest zdobycie co najmniej  50% punktów.</w:t>
+              <w:t>egzamin pisemny z zadaniami problemowymi; kolokwium; ocena sporządzonego oprogramowania</w:t>
             </w:r>
           </w:p>
         </w:tc>
@@ -11710,7 +11704,7 @@
                 <w:i w:val="0"/>
                 <w:sz w:val="22"/>
               </w:rPr>
-              <w:t>Wykład problemowy, poświęcony analizie kolejnych zagadnień omawianych w ramach przedmiotu; Ćwiczenia rozszerzone o projekty programistyczne poświęcone analizie leksykalnej i rozpoznawaniu języków przy pomocy automatów; zaliczenie ćwiczeń  wymaga zdobycia co najmniej  50% punktów możliwych do zdobycia na kolokwium oraz za zrealizowane projekty programistyczne; Warunkiem dopuszczenia do egzaminu jest zaliczenie ćwiczeń.; Warunkiem zdania egzaminu pisemnego jest zdobycie co najmniej  50% punktów.</w:t>
+              <w:t>egzamin pisemny z zadaniami problemowymi; kolokwium; ocena sporządzonego oprogramowania</w:t>
             </w:r>
           </w:p>
         </w:tc>
@@ -11768,7 +11762,7 @@
                 <w:i w:val="0"/>
                 <w:sz w:val="22"/>
               </w:rPr>
-              <w:t>Wykład problemowy, poświęcony analizie kolejnych zagadnień omawianych w ramach przedmiotu; Ćwiczenia rozszerzone o projekty programistyczne poświęcone analizie leksykalnej i rozpoznawaniu języków przy pomocy automatów; zaliczenie ćwiczeń  wymaga zdobycia co najmniej  50% punktów możliwych do zdobycia na kolokwium oraz za zrealizowane projekty programistyczne; Warunkiem dopuszczenia do egzaminu jest zaliczenie ćwiczeń.; Warunkiem zdania egzaminu pisemnego jest zdobycie co najmniej  50% punktów.</w:t>
+              <w:t>egzamin pisemny z zadaniami problemowymi; kolokwium; ocena sporządzonego oprogramowania</w:t>
             </w:r>
           </w:p>
         </w:tc>
@@ -11826,7 +11820,7 @@
                 <w:i w:val="0"/>
                 <w:sz w:val="22"/>
               </w:rPr>
-              <w:t>Wykład problemowy, poświęcony analizie kolejnych zagadnień omawianych w ramach przedmiotu; Ćwiczenia rozszerzone o projekty programistyczne poświęcone analizie leksykalnej i rozpoznawaniu języków przy pomocy automatów; zaliczenie ćwiczeń  wymaga zdobycia co najmniej  50% punktów możliwych do zdobycia na kolokwium oraz za zrealizowane projekty programistyczne; Warunkiem dopuszczenia do egzaminu jest zaliczenie ćwiczeń.; Warunkiem zdania egzaminu pisemnego jest zdobycie co najmniej  50% punktów.</w:t>
+              <w:t>egzamin pisemny z zadaniami problemowymi; kolokwium; ocena sporządzonego oprogramowania</w:t>
             </w:r>
           </w:p>
         </w:tc>
@@ -11884,7 +11878,7 @@
                 <w:i w:val="0"/>
                 <w:sz w:val="22"/>
               </w:rPr>
-              <w:t>Wykład problemowy, poświęcony analizie kolejnych zagadnień omawianych w ramach przedmiotu; Ćwiczenia rozszerzone o projekty programistyczne poświęcone analizie leksykalnej i rozpoznawaniu języków przy pomocy automatów; zaliczenie ćwiczeń  wymaga zdobycia co najmniej  50% punktów możliwych do zdobycia na kolokwium oraz za zrealizowane projekty programistyczne; Warunkiem dopuszczenia do egzaminu jest zaliczenie ćwiczeń.; Warunkiem zdania egzaminu pisemnego jest zdobycie co najmniej  50% punktów.</w:t>
+              <w:t>egzamin pisemny z zadaniami problemowymi; kolokwium; ocena sporządzonego oprogramowania</w:t>
             </w:r>
           </w:p>
         </w:tc>
@@ -11942,7 +11936,7 @@
                 <w:i w:val="0"/>
                 <w:sz w:val="22"/>
               </w:rPr>
-              <w:t>Wykład problemowy, poświęcony analizie kolejnych zagadnień omawianych w ramach przedmiotu; Ćwiczenia rozszerzone o projekty programistyczne poświęcone analizie leksykalnej i rozpoznawaniu języków przy pomocy automatów; zaliczenie ćwiczeń  wymaga zdobycia co najmniej  50% punktów możliwych do zdobycia na kolokwium oraz za zrealizowane projekty programistyczne; Warunkiem dopuszczenia do egzaminu jest zaliczenie ćwiczeń.; Warunkiem zdania egzaminu pisemnego jest zdobycie co najmniej  50% punktów.</w:t>
+              <w:t>egzamin pisemny z zadaniami problemowymi; kolokwium; ocena sporządzonego oprogramowania</w:t>
             </w:r>
           </w:p>
         </w:tc>
@@ -12000,7 +11994,7 @@
                 <w:i w:val="0"/>
                 <w:sz w:val="22"/>
               </w:rPr>
-              <w:t>Wykład problemowy, poświęcony analizie kolejnych zagadnień omawianych w ramach przedmiotu; Ćwiczenia rozszerzone o projekty programistyczne poświęcone analizie leksykalnej i rozpoznawaniu języków przy pomocy automatów; zaliczenie ćwiczeń  wymaga zdobycia co najmniej  50% punktów możliwych do zdobycia na kolokwium oraz za zrealizowane projekty programistyczne; Warunkiem dopuszczenia do egzaminu jest zaliczenie ćwiczeń.; Warunkiem zdania egzaminu pisemnego jest zdobycie co najmniej  50% punktów.</w:t>
+              <w:t>egzamin pisemny z zadaniami problemowymi; kolokwium; ocena sporządzonego oprogramowania</w:t>
             </w:r>
           </w:p>
         </w:tc>
@@ -12058,7 +12052,7 @@
                 <w:i w:val="0"/>
                 <w:sz w:val="22"/>
               </w:rPr>
-              <w:t>Wykład problemowy, poświęcony analizie kolejnych zagadnień omawianych w ramach przedmiotu; Ćwiczenia rozszerzone o projekty programistyczne poświęcone analizie leksykalnej i rozpoznawaniu języków przy pomocy automatów; zaliczenie ćwiczeń  wymaga zdobycia co najmniej  50% punktów możliwych do zdobycia na kolokwium oraz za zrealizowane projekty programistyczne; Warunkiem dopuszczenia do egzaminu jest zaliczenie ćwiczeń.; Warunkiem zdania egzaminu pisemnego jest zdobycie co najmniej  50% punktów.</w:t>
+              <w:t>egzamin pisemny z zadaniami problemowymi; kolokwium; ocena sporządzonego oprogramowania</w:t>
             </w:r>
           </w:p>
         </w:tc>
@@ -12116,7 +12110,7 @@
                 <w:i w:val="0"/>
                 <w:sz w:val="22"/>
               </w:rPr>
-              <w:t>Wykład problemowy, poświęcony analizie kolejnych zagadnień omawianych w ramach przedmiotu; Ćwiczenia rozszerzone o projekty programistyczne poświęcone analizie leksykalnej i rozpoznawaniu języków przy pomocy automatów; zaliczenie ćwiczeń  wymaga zdobycia co najmniej  50% punktów możliwych do zdobycia na kolokwium oraz za zrealizowane projekty programistyczne; Warunkiem dopuszczenia do egzaminu jest zaliczenie ćwiczeń.; Warunkiem zdania egzaminu pisemnego jest zdobycie co najmniej  50% punktów.</w:t>
+              <w:t>egzamin pisemny z zadaniami problemowymi; kolokwium; ocena sporządzonego oprogramowania</w:t>
             </w:r>
           </w:p>
         </w:tc>
@@ -12174,7 +12168,7 @@
                 <w:i w:val="0"/>
                 <w:sz w:val="22"/>
               </w:rPr>
-              <w:t>Wykład problemowy, poświęcony analizie kolejnych zagadnień omawianych w ramach przedmiotu; Ćwiczenia rozszerzone o projekty programistyczne poświęcone analizie leksykalnej i rozpoznawaniu języków przy pomocy automatów; zaliczenie ćwiczeń  wymaga zdobycia co najmniej  50% punktów możliwych do zdobycia na kolokwium oraz za zrealizowane projekty programistyczne; Warunkiem dopuszczenia do egzaminu jest zaliczenie ćwiczeń.; Warunkiem zdania egzaminu pisemnego jest zdobycie co najmniej  50% punktów.</w:t>
+              <w:t>egzamin pisemny z zadaniami problemowymi; kolokwium; ocena sporządzonego oprogramowania</w:t>
             </w:r>
           </w:p>
         </w:tc>
@@ -12232,7 +12226,7 @@
                 <w:i w:val="0"/>
                 <w:sz w:val="22"/>
               </w:rPr>
-              <w:t>Wykład problemowy, poświęcony analizie kolejnych zagadnień omawianych w ramach przedmiotu; Ćwiczenia rozszerzone o projekty programistyczne poświęcone analizie leksykalnej i rozpoznawaniu języków przy pomocy automatów; zaliczenie ćwiczeń  wymaga zdobycia co najmniej  50% punktów możliwych do zdobycia na kolokwium oraz za zrealizowane projekty programistyczne; Warunkiem dopuszczenia do egzaminu jest zaliczenie ćwiczeń.; Warunkiem zdania egzaminu pisemnego jest zdobycie co najmniej  50% punktów.</w:t>
+              <w:t>egzamin pisemny z zadaniami problemowymi; kolokwium; ocena sporządzonego oprogramowania</w:t>
             </w:r>
           </w:p>
         </w:tc>
@@ -12290,7 +12284,7 @@
                 <w:i w:val="0"/>
                 <w:sz w:val="22"/>
               </w:rPr>
-              <w:t>Wykład problemowy, poświęcony analizie kolejnych zagadnień omawianych w ramach przedmiotu; Ćwiczenia rozszerzone o projekty programistyczne poświęcone analizie leksykalnej i rozpoznawaniu języków przy pomocy automatów; zaliczenie ćwiczeń  wymaga zdobycia co najmniej  50% punktów możliwych do zdobycia na kolokwium oraz za zrealizowane projekty programistyczne; Warunkiem dopuszczenia do egzaminu jest zaliczenie ćwiczeń.; Warunkiem zdania egzaminu pisemnego jest zdobycie co najmniej  50% punktów.</w:t>
+              <w:t>egzamin pisemny z zadaniami problemowymi; kolokwium; ocena sporządzonego oprogramowania</w:t>
             </w:r>
           </w:p>
         </w:tc>
@@ -12348,7 +12342,7 @@
                 <w:i w:val="0"/>
                 <w:sz w:val="22"/>
               </w:rPr>
-              <w:t>Wykład problemowy, poświęcony analizie kolejnych zagadnień omawianych w ramach przedmiotu; Ćwiczenia rozszerzone o projekty programistyczne poświęcone analizie leksykalnej i rozpoznawaniu języków przy pomocy automatów; zaliczenie ćwiczeń  wymaga zdobycia co najmniej  50% punktów możliwych do zdobycia na kolokwium oraz za zrealizowane projekty programistyczne; Warunkiem dopuszczenia do egzaminu jest zaliczenie ćwiczeń.; Warunkiem zdania egzaminu pisemnego jest zdobycie co najmniej  50% punktów.</w:t>
+              <w:t>egzamin pisemny z zadaniami problemowymi; kolokwium; ocena sporządzonego oprogramowania</w:t>
             </w:r>
           </w:p>
         </w:tc>
@@ -12406,7 +12400,7 @@
                 <w:i w:val="0"/>
                 <w:sz w:val="22"/>
               </w:rPr>
-              <w:t>Wykład problemowy, poświęcony analizie kolejnych zagadnień omawianych w ramach przedmiotu; Ćwiczenia rozszerzone o projekty programistyczne poświęcone analizie leksykalnej i rozpoznawaniu języków przy pomocy automatów; zaliczenie ćwiczeń  wymaga zdobycia co najmniej  50% punktów możliwych do zdobycia na kolokwium oraz za zrealizowane projekty programistyczne; Warunkiem dopuszczenia do egzaminu jest zaliczenie ćwiczeń.; Warunkiem zdania egzaminu pisemnego jest zdobycie co najmniej  50% punktów.</w:t>
+              <w:t>egzamin pisemny z zadaniami problemowymi; kolokwium; ocena sporządzonego oprogramowania</w:t>
             </w:r>
           </w:p>
         </w:tc>
@@ -12464,7 +12458,7 @@
                 <w:i w:val="0"/>
                 <w:sz w:val="22"/>
               </w:rPr>
-              <w:t>Wykład problemowy, poświęcony analizie kolejnych zagadnień omawianych w ramach przedmiotu; Ćwiczenia rozszerzone o projekty programistyczne poświęcone analizie leksykalnej i rozpoznawaniu języków przy pomocy automatów; zaliczenie ćwiczeń  wymaga zdobycia co najmniej  50% punktów możliwych do zdobycia na kolokwium oraz za zrealizowane projekty programistyczne; Warunkiem dopuszczenia do egzaminu jest zaliczenie ćwiczeń.; Warunkiem zdania egzaminu pisemnego jest zdobycie co najmniej  50% punktów.</w:t>
+              <w:t>egzamin pisemny z zadaniami problemowymi; kolokwium; ocena sporządzonego oprogramowania</w:t>
             </w:r>
           </w:p>
         </w:tc>
@@ -12522,7 +12516,7 @@
                 <w:i w:val="0"/>
                 <w:sz w:val="22"/>
               </w:rPr>
-              <w:t>Wykład problemowy, poświęcony analizie kolejnych zagadnień omawianych w ramach przedmiotu; Ćwiczenia rozszerzone o projekty programistyczne poświęcone analizie leksykalnej i rozpoznawaniu języków przy pomocy automatów; zaliczenie ćwiczeń  wymaga zdobycia co najmniej  50% punktów możliwych do zdobycia na kolokwium oraz za zrealizowane projekty programistyczne; Warunkiem dopuszczenia do egzaminu jest zaliczenie ćwiczeń.; Warunkiem zdania egzaminu pisemnego jest zdobycie co najmniej  50% punktów.</w:t>
+              <w:t>egzamin pisemny z zadaniami problemowymi; kolokwium; ocena sporządzonego oprogramowania</w:t>
             </w:r>
           </w:p>
         </w:tc>
@@ -12580,7 +12574,7 @@
                 <w:i w:val="0"/>
                 <w:sz w:val="22"/>
               </w:rPr>
-              <w:t>Wykład problemowy, poświęcony analizie kolejnych zagadnień omawianych w ramach przedmiotu; Ćwiczenia rozszerzone o projekty programistyczne poświęcone analizie leksykalnej i rozpoznawaniu języków przy pomocy automatów; zaliczenie ćwiczeń  wymaga zdobycia co najmniej  50% punktów możliwych do zdobycia na kolokwium oraz za zrealizowane projekty programistyczne; Warunkiem dopuszczenia do egzaminu jest zaliczenie ćwiczeń.; Warunkiem zdania egzaminu pisemnego jest zdobycie co najmniej  50% punktów.</w:t>
+              <w:t>egzamin pisemny z zadaniami problemowymi; kolokwium; ocena sporządzonego oprogramowania</w:t>
             </w:r>
           </w:p>
         </w:tc>
@@ -12638,7 +12632,7 @@
                 <w:i w:val="0"/>
                 <w:sz w:val="22"/>
               </w:rPr>
-              <w:t>Wykład problemowy, poświęcony analizie kolejnych zagadnień omawianych w ramach przedmiotu; Ćwiczenia rozszerzone o projekty programistyczne poświęcone analizie leksykalnej i rozpoznawaniu języków przy pomocy automatów; zaliczenie ćwiczeń  wymaga zdobycia co najmniej  50% punktów możliwych do zdobycia na kolokwium oraz za zrealizowane projekty programistyczne; Warunkiem dopuszczenia do egzaminu jest zaliczenie ćwiczeń.; Warunkiem zdania egzaminu pisemnego jest zdobycie co najmniej  50% punktów.</w:t>
+              <w:t>egzamin pisemny z zadaniami problemowymi; kolokwium; ocena sporządzonego oprogramowania</w:t>
             </w:r>
           </w:p>
         </w:tc>
@@ -12696,7 +12690,7 @@
                 <w:i w:val="0"/>
                 <w:sz w:val="22"/>
               </w:rPr>
-              <w:t>Wykład problemowy, poświęcony analizie kolejnych zagadnień omawianych w ramach przedmiotu; Ćwiczenia rozszerzone o projekty programistyczne poświęcone analizie leksykalnej i rozpoznawaniu języków przy pomocy automatów; zaliczenie ćwiczeń  wymaga zdobycia co najmniej  50% punktów możliwych do zdobycia na kolokwium oraz za zrealizowane projekty programistyczne; Warunkiem dopuszczenia do egzaminu jest zaliczenie ćwiczeń.; Warunkiem zdania egzaminu pisemnego jest zdobycie co najmniej  50% punktów.</w:t>
+              <w:t>egzamin pisemny z zadaniami problemowymi; kolokwium; ocena sporządzonego oprogramowania</w:t>
             </w:r>
           </w:p>
         </w:tc>
@@ -12754,7 +12748,7 @@
                 <w:i w:val="0"/>
                 <w:sz w:val="22"/>
               </w:rPr>
-              <w:t>Wykład problemowy, poświęcony analizie kolejnych zagadnień omawianych w ramach przedmiotu; Ćwiczenia rozszerzone o projekty programistyczne poświęcone analizie leksykalnej i rozpoznawaniu języków przy pomocy automatów; zaliczenie ćwiczeń  wymaga zdobycia co najmniej  50% punktów możliwych do zdobycia na kolokwium oraz za zrealizowane projekty programistyczne; Warunkiem dopuszczenia do egzaminu jest zaliczenie ćwiczeń.; Warunkiem zdania egzaminu pisemnego jest zdobycie co najmniej  50% punktów.</w:t>
+              <w:t>egzamin pisemny z zadaniami problemowymi; kolokwium; ocena sporządzonego oprogramowania</w:t>
             </w:r>
           </w:p>
         </w:tc>
@@ -12812,7 +12806,7 @@
                 <w:i w:val="0"/>
                 <w:sz w:val="22"/>
               </w:rPr>
-              <w:t>Wykład problemowy, poświęcony analizie kolejnych zagadnień omawianych w ramach przedmiotu; Ćwiczenia rozszerzone o projekty programistyczne poświęcone analizie leksykalnej i rozpoznawaniu języków przy pomocy automatów; zaliczenie ćwiczeń  wymaga zdobycia co najmniej  50% punktów możliwych do zdobycia na kolokwium oraz za zrealizowane projekty programistyczne; Warunkiem dopuszczenia do egzaminu jest zaliczenie ćwiczeń.; Warunkiem zdania egzaminu pisemnego jest zdobycie co najmniej  50% punktów.</w:t>
+              <w:t>egzamin pisemny z zadaniami problemowymi; kolokwium; ocena sporządzonego oprogramowania</w:t>
             </w:r>
           </w:p>
         </w:tc>
@@ -12870,7 +12864,7 @@
                 <w:i w:val="0"/>
                 <w:sz w:val="22"/>
               </w:rPr>
-              <w:t>Wykład problemowy, poświęcony analizie kolejnych zagadnień omawianych w ramach przedmiotu; Ćwiczenia rozszerzone o projekty programistyczne poświęcone analizie leksykalnej i rozpoznawaniu języków przy pomocy automatów; zaliczenie ćwiczeń  wymaga zdobycia co najmniej  50% punktów możliwych do zdobycia na kolokwium oraz za zrealizowane projekty programistyczne; Warunkiem dopuszczenia do egzaminu jest zaliczenie ćwiczeń.; Warunkiem zdania egzaminu pisemnego jest zdobycie co najmniej  50% punktów.</w:t>
+              <w:t>egzamin pisemny z zadaniami problemowymi; kolokwium; ocena sporządzonego oprogramowania</w:t>
             </w:r>
           </w:p>
         </w:tc>
@@ -12928,7 +12922,7 @@
                 <w:i w:val="0"/>
                 <w:sz w:val="22"/>
               </w:rPr>
-              <w:t>Wykład problemowy, poświęcony analizie kolejnych zagadnień omawianych w ramach przedmiotu; Ćwiczenia rozszerzone o projekty programistyczne poświęcone analizie leksykalnej i rozpoznawaniu języków przy pomocy automatów; zaliczenie ćwiczeń  wymaga zdobycia co najmniej  50% punktów możliwych do zdobycia na kolokwium oraz za zrealizowane projekty programistyczne; Warunkiem dopuszczenia do egzaminu jest zaliczenie ćwiczeń.; Warunkiem zdania egzaminu pisemnego jest zdobycie co najmniej  50% punktów.</w:t>
+              <w:t>egzamin pisemny z zadaniami problemowymi; kolokwium; ocena sporządzonego oprogramowania</w:t>
             </w:r>
           </w:p>
         </w:tc>
@@ -12986,7 +12980,7 @@
                 <w:i w:val="0"/>
                 <w:sz w:val="22"/>
               </w:rPr>
-              <w:t>Wykład problemowy, poświęcony analizie kolejnych zagadnień omawianych w ramach przedmiotu; Ćwiczenia rozszerzone o projekty programistyczne poświęcone analizie leksykalnej i rozpoznawaniu języków przy pomocy automatów; zaliczenie ćwiczeń  wymaga zdobycia co najmniej  50% punktów możliwych do zdobycia na kolokwium oraz za zrealizowane projekty programistyczne; Warunkiem dopuszczenia do egzaminu jest zaliczenie ćwiczeń.; Warunkiem zdania egzaminu pisemnego jest zdobycie co najmniej  50% punktów.</w:t>
+              <w:t>egzamin pisemny z zadaniami problemowymi; kolokwium; ocena sporządzonego oprogramowania</w:t>
             </w:r>
           </w:p>
         </w:tc>
@@ -13044,7 +13038,7 @@
                 <w:i w:val="0"/>
                 <w:sz w:val="22"/>
               </w:rPr>
-              <w:t>Wykład problemowy, poświęcony analizie kolejnych zagadnień omawianych w ramach przedmiotu; Ćwiczenia rozszerzone o projekty programistyczne poświęcone analizie leksykalnej i rozpoznawaniu języków przy pomocy automatów; zaliczenie ćwiczeń  wymaga zdobycia co najmniej  50% punktów możliwych do zdobycia na kolokwium oraz za zrealizowane projekty programistyczne; Warunkiem dopuszczenia do egzaminu jest zaliczenie ćwiczeń.; Warunkiem zdania egzaminu pisemnego jest zdobycie co najmniej  50% punktów.</w:t>
+              <w:t>egzamin pisemny z zadaniami problemowymi; kolokwium; ocena sporządzonego oprogramowania</w:t>
             </w:r>
           </w:p>
         </w:tc>
@@ -13102,7 +13096,7 @@
                 <w:i w:val="0"/>
                 <w:sz w:val="22"/>
               </w:rPr>
-              <w:t>Wykład problemowy, poświęcony analizie kolejnych zagadnień omawianych w ramach przedmiotu; Ćwiczenia rozszerzone o projekty programistyczne poświęcone analizie leksykalnej i rozpoznawaniu języków przy pomocy automatów; zaliczenie ćwiczeń  wymaga zdobycia co najmniej  50% punktów możliwych do zdobycia na kolokwium oraz za zrealizowane projekty programistyczne; Warunkiem dopuszczenia do egzaminu jest zaliczenie ćwiczeń.; Warunkiem zdania egzaminu pisemnego jest zdobycie co najmniej  50% punktów.</w:t>
+              <w:t>egzamin pisemny z zadaniami problemowymi; kolokwium; ocena sporządzonego oprogramowania</w:t>
             </w:r>
           </w:p>
         </w:tc>
@@ -13160,7 +13154,7 @@
                 <w:i w:val="0"/>
                 <w:sz w:val="22"/>
               </w:rPr>
-              <w:t>Wykład problemowy, poświęcony analizie kolejnych zagadnień omawianych w ramach przedmiotu; Ćwiczenia rozszerzone o projekty programistyczne poświęcone analizie leksykalnej i rozpoznawaniu języków przy pomocy automatów; zaliczenie ćwiczeń  wymaga zdobycia co najmniej  50% punktów możliwych do zdobycia na kolokwium oraz za zrealizowane projekty programistyczne; Warunkiem dopuszczenia do egzaminu jest zaliczenie ćwiczeń.; Warunkiem zdania egzaminu pisemnego jest zdobycie co najmniej  50% punktów.</w:t>
+              <w:t>egzamin pisemny z zadaniami problemowymi; kolokwium; ocena sporządzonego oprogramowania</w:t>
             </w:r>
           </w:p>
         </w:tc>
@@ -13218,7 +13212,7 @@
                 <w:i w:val="0"/>
                 <w:sz w:val="22"/>
               </w:rPr>
-              <w:t>Wykład problemowy, poświęcony analizie kolejnych zagadnień omawianych w ramach przedmiotu; Ćwiczenia rozszerzone o projekty programistyczne poświęcone analizie leksykalnej i rozpoznawaniu języków przy pomocy automatów; zaliczenie ćwiczeń  wymaga zdobycia co najmniej  50% punktów możliwych do zdobycia na kolokwium oraz za zrealizowane projekty programistyczne; Warunkiem dopuszczenia do egzaminu jest zaliczenie ćwiczeń.; Warunkiem zdania egzaminu pisemnego jest zdobycie co najmniej  50% punktów.</w:t>
+              <w:t>egzamin pisemny z zadaniami problemowymi; kolokwium; ocena sporządzonego oprogramowania</w:t>
             </w:r>
           </w:p>
         </w:tc>
@@ -13276,7 +13270,7 @@
                 <w:i w:val="0"/>
                 <w:sz w:val="22"/>
               </w:rPr>
-              <w:t>Wykład problemowy, poświęcony analizie kolejnych zagadnień omawianych w ramach przedmiotu; Ćwiczenia rozszerzone o projekty programistyczne poświęcone analizie leksykalnej i rozpoznawaniu języków przy pomocy automatów; zaliczenie ćwiczeń  wymaga zdobycia co najmniej  50% punktów możliwych do zdobycia na kolokwium oraz za zrealizowane projekty programistyczne; Warunkiem dopuszczenia do egzaminu jest zaliczenie ćwiczeń.; Warunkiem zdania egzaminu pisemnego jest zdobycie co najmniej  50% punktów.</w:t>
+              <w:t>egzamin pisemny z zadaniami problemowymi; kolokwium; ocena sporządzonego oprogramowania</w:t>
             </w:r>
           </w:p>
         </w:tc>
@@ -13334,7 +13328,7 @@
                 <w:i w:val="0"/>
                 <w:sz w:val="22"/>
               </w:rPr>
-              <w:t>Wykład problemowy, poświęcony analizie kolejnych zagadnień omawianych w ramach przedmiotu; Ćwiczenia rozszerzone o projekty programistyczne poświęcone analizie leksykalnej i rozpoznawaniu języków przy pomocy automatów; zaliczenie ćwiczeń  wymaga zdobycia co najmniej  50% punktów możliwych do zdobycia na kolokwium oraz za zrealizowane projekty programistyczne; Warunkiem dopuszczenia do egzaminu jest zaliczenie ćwiczeń.; Warunkiem zdania egzaminu pisemnego jest zdobycie co najmniej  50% punktów.</w:t>
+              <w:t>egzamin pisemny z zadaniami problemowymi; kolokwium; ocena sporządzonego oprogramowania</w:t>
             </w:r>
           </w:p>
         </w:tc>
@@ -13392,7 +13386,7 @@
                 <w:i w:val="0"/>
                 <w:sz w:val="22"/>
               </w:rPr>
-              <w:t>Wykład problemowy, poświęcony analizie kolejnych zagadnień omawianych w ramach przedmiotu; Ćwiczenia rozszerzone o projekty programistyczne poświęcone analizie leksykalnej i rozpoznawaniu języków przy pomocy automatów; zaliczenie ćwiczeń  wymaga zdobycia co najmniej  50% punktów możliwych do zdobycia na kolokwium oraz za zrealizowane projekty programistyczne; Warunkiem dopuszczenia do egzaminu jest zaliczenie ćwiczeń.; Warunkiem zdania egzaminu pisemnego jest zdobycie co najmniej  50% punktów.</w:t>
+              <w:t>egzamin pisemny z zadaniami problemowymi; kolokwium; ocena sporządzonego oprogramowania</w:t>
             </w:r>
           </w:p>
         </w:tc>
@@ -13450,7 +13444,7 @@
                 <w:i w:val="0"/>
                 <w:sz w:val="22"/>
               </w:rPr>
-              <w:t>Wykład problemowy, poświęcony analizie kolejnych zagadnień omawianych w ramach przedmiotu; Ćwiczenia rozszerzone o projekty programistyczne poświęcone analizie leksykalnej i rozpoznawaniu języków przy pomocy automatów; zaliczenie ćwiczeń  wymaga zdobycia co najmniej  50% punktów możliwych do zdobycia na kolokwium oraz za zrealizowane projekty programistyczne; Warunkiem dopuszczenia do egzaminu jest zaliczenie ćwiczeń.; Warunkiem zdania egzaminu pisemnego jest zdobycie co najmniej  50% punktów.</w:t>
+              <w:t>egzamin pisemny z zadaniami problemowymi; kolokwium; ocena sporządzonego oprogramowania</w:t>
             </w:r>
           </w:p>
         </w:tc>
@@ -13508,7 +13502,7 @@
                 <w:i w:val="0"/>
                 <w:sz w:val="22"/>
               </w:rPr>
-              <w:t>Wykład problemowy, poświęcony analizie kolejnych zagadnień omawianych w ramach przedmiotu; Ćwiczenia rozszerzone o projekty programistyczne poświęcone analizie leksykalnej i rozpoznawaniu języków przy pomocy automatów; zaliczenie ćwiczeń  wymaga zdobycia co najmniej  50% punktów możliwych do zdobycia na kolokwium oraz za zrealizowane projekty programistyczne; Warunkiem dopuszczenia do egzaminu jest zaliczenie ćwiczeń.; Warunkiem zdania egzaminu pisemnego jest zdobycie co najmniej  50% punktów.</w:t>
+              <w:t>egzamin pisemny z zadaniami problemowymi; kolokwium; ocena sporządzonego oprogramowania</w:t>
             </w:r>
           </w:p>
         </w:tc>
@@ -13566,7 +13560,7 @@
                 <w:i w:val="0"/>
                 <w:sz w:val="22"/>
               </w:rPr>
-              <w:t>Wykład problemowy, poświęcony analizie kolejnych zagadnień omawianych w ramach przedmiotu; Ćwiczenia rozszerzone o projekty programistyczne poświęcone analizie leksykalnej i rozpoznawaniu języków przy pomocy automatów; zaliczenie ćwiczeń  wymaga zdobycia co najmniej  50% punktów możliwych do zdobycia na kolokwium oraz za zrealizowane projekty programistyczne; Warunkiem dopuszczenia do egzaminu jest zaliczenie ćwiczeń.; Warunkiem zdania egzaminu pisemnego jest zdobycie co najmniej  50% punktów.</w:t>
+              <w:t>egzamin pisemny z zadaniami problemowymi; kolokwium; ocena sporządzonego oprogramowania</w:t>
             </w:r>
           </w:p>
         </w:tc>
@@ -13624,7 +13618,7 @@
                 <w:i w:val="0"/>
                 <w:sz w:val="22"/>
               </w:rPr>
-              <w:t>Wykład problemowy, poświęcony analizie kolejnych zagadnień omawianych w ramach przedmiotu; Ćwiczenia rozszerzone o projekty programistyczne poświęcone analizie leksykalnej i rozpoznawaniu języków przy pomocy automatów; zaliczenie ćwiczeń  wymaga zdobycia co najmniej  50% punktów możliwych do zdobycia na kolokwium oraz za zrealizowane projekty programistyczne; Warunkiem dopuszczenia do egzaminu jest zaliczenie ćwiczeń.; Warunkiem zdania egzaminu pisemnego jest zdobycie co najmniej  50% punktów.</w:t>
+              <w:t>egzamin pisemny z zadaniami problemowymi; kolokwium; ocena sporządzonego oprogramowania</w:t>
             </w:r>
           </w:p>
         </w:tc>
@@ -13682,7 +13676,7 @@
                 <w:i w:val="0"/>
                 <w:sz w:val="22"/>
               </w:rPr>
-              <w:t>Wykład problemowy, poświęcony analizie kolejnych zagadnień omawianych w ramach przedmiotu; Ćwiczenia rozszerzone o projekty programistyczne poświęcone analizie leksykalnej i rozpoznawaniu języków przy pomocy automatów; zaliczenie ćwiczeń  wymaga zdobycia co najmniej  50% punktów możliwych do zdobycia na kolokwium oraz za zrealizowane projekty programistyczne; Warunkiem dopuszczenia do egzaminu jest zaliczenie ćwiczeń.; Warunkiem zdania egzaminu pisemnego jest zdobycie co najmniej  50% punktów.</w:t>
+              <w:t>egzamin pisemny z zadaniami problemowymi; kolokwium; ocena sporządzonego oprogramowania</w:t>
             </w:r>
           </w:p>
         </w:tc>
@@ -13740,7 +13734,7 @@
                 <w:i w:val="0"/>
                 <w:sz w:val="22"/>
               </w:rPr>
-              <w:t>Wykład problemowy, poświęcony analizie kolejnych zagadnień omawianych w ramach przedmiotu; Ćwiczenia rozszerzone o projekty programistyczne poświęcone analizie leksykalnej i rozpoznawaniu języków przy pomocy automatów; zaliczenie ćwiczeń  wymaga zdobycia co najmniej  50% punktów możliwych do zdobycia na kolokwium oraz za zrealizowane projekty programistyczne; Warunkiem dopuszczenia do egzaminu jest zaliczenie ćwiczeń.; Warunkiem zdania egzaminu pisemnego jest zdobycie co najmniej  50% punktów.</w:t>
+              <w:t>egzamin pisemny z zadaniami problemowymi; kolokwium; ocena sporządzonego oprogramowania</w:t>
             </w:r>
           </w:p>
         </w:tc>
@@ -13798,7 +13792,7 @@
                 <w:i w:val="0"/>
                 <w:sz w:val="22"/>
               </w:rPr>
-              <w:t>Wykład problemowy, poświęcony analizie kolejnych zagadnień omawianych w ramach przedmiotu; Ćwiczenia rozszerzone o projekty programistyczne poświęcone analizie leksykalnej i rozpoznawaniu języków przy pomocy automatów; zaliczenie ćwiczeń  wymaga zdobycia co najmniej  50% punktów możliwych do zdobycia na kolokwium oraz za zrealizowane projekty programistyczne; Warunkiem dopuszczenia do egzaminu jest zaliczenie ćwiczeń.; Warunkiem zdania egzaminu pisemnego jest zdobycie co najmniej  50% punktów.</w:t>
+              <w:t>egzamin pisemny z zadaniami problemowymi; kolokwium; ocena sporządzonego oprogramowania</w:t>
             </w:r>
           </w:p>
         </w:tc>
@@ -13856,7 +13850,7 @@
                 <w:i w:val="0"/>
                 <w:sz w:val="22"/>
               </w:rPr>
-              <w:t>Wykład problemowy, poświęcony analizie kolejnych zagadnień omawianych w ramach przedmiotu; Ćwiczenia rozszerzone o projekty programistyczne poświęcone analizie leksykalnej i rozpoznawaniu języków przy pomocy automatów; zaliczenie ćwiczeń  wymaga zdobycia co najmniej  50% punktów możliwych do zdobycia na kolokwium oraz za zrealizowane projekty programistyczne; Warunkiem dopuszczenia do egzaminu jest zaliczenie ćwiczeń.; Warunkiem zdania egzaminu pisemnego jest zdobycie co najmniej  50% punktów.</w:t>
+              <w:t>egzamin pisemny z zadaniami problemowymi; kolokwium; ocena sporządzonego oprogramowania</w:t>
             </w:r>
           </w:p>
         </w:tc>
@@ -13914,7 +13908,7 @@
                 <w:i w:val="0"/>
                 <w:sz w:val="22"/>
               </w:rPr>
-              <w:t>Wykład problemowy, poświęcony analizie kolejnych zagadnień omawianych w ramach przedmiotu; Ćwiczenia rozszerzone o projekty programistyczne poświęcone analizie leksykalnej i rozpoznawaniu języków przy pomocy automatów; zaliczenie ćwiczeń  wymaga zdobycia co najmniej  50% punktów możliwych do zdobycia na kolokwium oraz za zrealizowane projekty programistyczne; Warunkiem dopuszczenia do egzaminu jest zaliczenie ćwiczeń.; Warunkiem zdania egzaminu pisemnego jest zdobycie co najmniej  50% punktów.</w:t>
+              <w:t>egzamin pisemny z zadaniami problemowymi; kolokwium; ocena sporządzonego oprogramowania</w:t>
             </w:r>
           </w:p>
         </w:tc>
@@ -13972,7 +13966,7 @@
                 <w:i w:val="0"/>
                 <w:sz w:val="22"/>
               </w:rPr>
-              <w:t>Wykład problemowy, poświęcony analizie kolejnych zagadnień omawianych w ramach przedmiotu; Ćwiczenia rozszerzone o projekty programistyczne poświęcone analizie leksykalnej i rozpoznawaniu języków przy pomocy automatów; zaliczenie ćwiczeń  wymaga zdobycia co najmniej  50% punktów możliwych do zdobycia na kolokwium oraz za zrealizowane projekty programistyczne; Warunkiem dopuszczenia do egzaminu jest zaliczenie ćwiczeń.; Warunkiem zdania egzaminu pisemnego jest zdobycie co najmniej  50% punktów.</w:t>
+              <w:t>egzamin pisemny z zadaniami problemowymi; kolokwium; ocena sporządzonego oprogramowania</w:t>
             </w:r>
           </w:p>
         </w:tc>
@@ -14030,7 +14024,7 @@
                 <w:i w:val="0"/>
                 <w:sz w:val="22"/>
               </w:rPr>
-              <w:t>Wykład problemowy, poświęcony analizie kolejnych zagadnień omawianych w ramach przedmiotu; Ćwiczenia rozszerzone o projekty programistyczne poświęcone analizie leksykalnej i rozpoznawaniu języków przy pomocy automatów; zaliczenie ćwiczeń  wymaga zdobycia co najmniej  50% punktów możliwych do zdobycia na kolokwium oraz za zrealizowane projekty programistyczne; Warunkiem dopuszczenia do egzaminu jest zaliczenie ćwiczeń.; Warunkiem zdania egzaminu pisemnego jest zdobycie co najmniej  50% punktów.</w:t>
+              <w:t>egzamin pisemny z zadaniami problemowymi; kolokwium; ocena sporządzonego oprogramowania</w:t>
             </w:r>
           </w:p>
         </w:tc>
@@ -14088,7 +14082,7 @@
                 <w:i w:val="0"/>
                 <w:sz w:val="22"/>
               </w:rPr>
-              <w:t>Wykład problemowy, poświęcony analizie kolejnych zagadnień omawianych w ramach przedmiotu; Ćwiczenia rozszerzone o projekty programistyczne poświęcone analizie leksykalnej i rozpoznawaniu języków przy pomocy automatów; zaliczenie ćwiczeń  wymaga zdobycia co najmniej  50% punktów możliwych do zdobycia na kolokwium oraz za zrealizowane projekty programistyczne; Warunkiem dopuszczenia do egzaminu jest zaliczenie ćwiczeń.; Warunkiem zdania egzaminu pisemnego jest zdobycie co najmniej  50% punktów.</w:t>
+              <w:t>egzamin pisemny z zadaniami problemowymi; kolokwium; ocena sporządzonego oprogramowania</w:t>
             </w:r>
           </w:p>
         </w:tc>
@@ -14146,7 +14140,7 @@
                 <w:i w:val="0"/>
                 <w:sz w:val="22"/>
               </w:rPr>
-              <w:t>Wykład problemowy, poświęcony analizie kolejnych zagadnień omawianych w ramach przedmiotu; Ćwiczenia rozszerzone o projekty programistyczne poświęcone analizie leksykalnej i rozpoznawaniu języków przy pomocy automatów; zaliczenie ćwiczeń  wymaga zdobycia co najmniej  50% punktów możliwych do zdobycia na kolokwium oraz za zrealizowane projekty programistyczne; Warunkiem dopuszczenia do egzaminu jest zaliczenie ćwiczeń.; Warunkiem zdania egzaminu pisemnego jest zdobycie co najmniej  50% punktów.</w:t>
+              <w:t>egzamin pisemny z zadaniami problemowymi; kolokwium; ocena sporządzonego oprogramowania</w:t>
             </w:r>
           </w:p>
         </w:tc>
@@ -14204,7 +14198,7 @@
                 <w:i w:val="0"/>
                 <w:sz w:val="22"/>
               </w:rPr>
-              <w:t>Wykład problemowy, poświęcony analizie kolejnych zagadnień omawianych w ramach przedmiotu; Ćwiczenia rozszerzone o projekty programistyczne poświęcone analizie leksykalnej i rozpoznawaniu języków przy pomocy automatów; zaliczenie ćwiczeń  wymaga zdobycia co najmniej  50% punktów możliwych do zdobycia na kolokwium oraz za zrealizowane projekty programistyczne; Warunkiem dopuszczenia do egzaminu jest zaliczenie ćwiczeń.; Warunkiem zdania egzaminu pisemnego jest zdobycie co najmniej  50% punktów.</w:t>
+              <w:t>egzamin pisemny z zadaniami problemowymi; kolokwium; ocena sporządzonego oprogramowania</w:t>
             </w:r>
           </w:p>
         </w:tc>
@@ -14262,7 +14256,7 @@
                 <w:i w:val="0"/>
                 <w:sz w:val="22"/>
               </w:rPr>
-              <w:t>Wykład problemowy, poświęcony analizie kolejnych zagadnień omawianych w ramach przedmiotu; Ćwiczenia rozszerzone o projekty programistyczne poświęcone analizie leksykalnej i rozpoznawaniu języków przy pomocy automatów; zaliczenie ćwiczeń  wymaga zdobycia co najmniej  50% punktów możliwych do zdobycia na kolokwium oraz za zrealizowane projekty programistyczne; Warunkiem dopuszczenia do egzaminu jest zaliczenie ćwiczeń.; Warunkiem zdania egzaminu pisemnego jest zdobycie co najmniej  50% punktów.</w:t>
+              <w:t>egzamin pisemny z zadaniami problemowymi; kolokwium; ocena sporządzonego oprogramowania</w:t>
             </w:r>
           </w:p>
         </w:tc>
@@ -14320,7 +14314,7 @@
                 <w:i w:val="0"/>
                 <w:sz w:val="22"/>
               </w:rPr>
-              <w:t>Wykład problemowy, poświęcony analizie kolejnych zagadnień omawianych w ramach przedmiotu; Ćwiczenia rozszerzone o projekty programistyczne poświęcone analizie leksykalnej i rozpoznawaniu języków przy pomocy automatów; zaliczenie ćwiczeń  wymaga zdobycia co najmniej  50% punktów możliwych do zdobycia na kolokwium oraz za zrealizowane projekty programistyczne; Warunkiem dopuszczenia do egzaminu jest zaliczenie ćwiczeń.; Warunkiem zdania egzaminu pisemnego jest zdobycie co najmniej  50% punktów.</w:t>
+              <w:t>egzamin pisemny z zadaniami problemowymi; kolokwium; ocena sporządzonego oprogramowania</w:t>
             </w:r>
           </w:p>
         </w:tc>
@@ -14378,7 +14372,7 @@
                 <w:i w:val="0"/>
                 <w:sz w:val="22"/>
               </w:rPr>
-              <w:t>Wykład problemowy, poświęcony analizie kolejnych zagadnień omawianych w ramach przedmiotu; Ćwiczenia rozszerzone o projekty programistyczne poświęcone analizie leksykalnej i rozpoznawaniu języków przy pomocy automatów; zaliczenie ćwiczeń  wymaga zdobycia co najmniej  50% punktów możliwych do zdobycia na kolokwium oraz za zrealizowane projekty programistyczne; Warunkiem dopuszczenia do egzaminu jest zaliczenie ćwiczeń.; Warunkiem zdania egzaminu pisemnego jest zdobycie co najmniej  50% punktów.</w:t>
+              <w:t>egzamin pisemny z zadaniami problemowymi; kolokwium; ocena sporządzonego oprogramowania</w:t>
             </w:r>
           </w:p>
         </w:tc>
@@ -14436,7 +14430,7 @@
                 <w:i w:val="0"/>
                 <w:sz w:val="22"/>
               </w:rPr>
-              <w:t>Wykład problemowy, poświęcony analizie kolejnych zagadnień omawianych w ramach przedmiotu; Ćwiczenia rozszerzone o projekty programistyczne poświęcone analizie leksykalnej i rozpoznawaniu języków przy pomocy automatów; zaliczenie ćwiczeń  wymaga zdobycia co najmniej  50% punktów możliwych do zdobycia na kolokwium oraz za zrealizowane projekty programistyczne; Warunkiem dopuszczenia do egzaminu jest zaliczenie ćwiczeń.; Warunkiem zdania egzaminu pisemnego jest zdobycie co najmniej  50% punktów.</w:t>
+              <w:t>egzamin pisemny z zadaniami problemowymi; kolokwium; ocena sporządzonego oprogramowania</w:t>
             </w:r>
           </w:p>
         </w:tc>
@@ -14494,7 +14488,7 @@
                 <w:i w:val="0"/>
                 <w:sz w:val="22"/>
               </w:rPr>
-              <w:t>Wykład problemowy, poświęcony analizie kolejnych zagadnień omawianych w ramach przedmiotu; Ćwiczenia rozszerzone o projekty programistyczne poświęcone analizie leksykalnej i rozpoznawaniu języków przy pomocy automatów; zaliczenie ćwiczeń  wymaga zdobycia co najmniej  50% punktów możliwych do zdobycia na kolokwium oraz za zrealizowane projekty programistyczne; Warunkiem dopuszczenia do egzaminu jest zaliczenie ćwiczeń.; Warunkiem zdania egzaminu pisemnego jest zdobycie co najmniej  50% punktów.</w:t>
+              <w:t>egzamin pisemny z zadaniami problemowymi; kolokwium; ocena sporządzonego oprogramowania</w:t>
             </w:r>
           </w:p>
         </w:tc>
@@ -14552,7 +14546,7 @@
                 <w:i w:val="0"/>
                 <w:sz w:val="22"/>
               </w:rPr>
-              <w:t>Wykład problemowy, poświęcony analizie kolejnych zagadnień omawianych w ramach przedmiotu; Ćwiczenia rozszerzone o projekty programistyczne poświęcone analizie leksykalnej i rozpoznawaniu języków przy pomocy automatów; zaliczenie ćwiczeń  wymaga zdobycia co najmniej  50% punktów możliwych do zdobycia na kolokwium oraz za zrealizowane projekty programistyczne; Warunkiem dopuszczenia do egzaminu jest zaliczenie ćwiczeń.; Warunkiem zdania egzaminu pisemnego jest zdobycie co najmniej  50% punktów.</w:t>
+              <w:t>egzamin pisemny z zadaniami problemowymi; kolokwium; ocena sporządzonego oprogramowania</w:t>
             </w:r>
           </w:p>
         </w:tc>
@@ -14610,7 +14604,7 @@
                 <w:i w:val="0"/>
                 <w:sz w:val="22"/>
               </w:rPr>
-              <w:t>Wykład problemowy, poświęcony analizie kolejnych zagadnień omawianych w ramach przedmiotu; Ćwiczenia rozszerzone o projekty programistyczne poświęcone analizie leksykalnej i rozpoznawaniu języków przy pomocy automatów; zaliczenie ćwiczeń  wymaga zdobycia co najmniej  50% punktów możliwych do zdobycia na kolokwium oraz za zrealizowane projekty programistyczne; Warunkiem dopuszczenia do egzaminu jest zaliczenie ćwiczeń.; Warunkiem zdania egzaminu pisemnego jest zdobycie co najmniej  50% punktów.</w:t>
+              <w:t>egzamin pisemny z zadaniami problemowymi; kolokwium; ocena sporządzonego oprogramowania</w:t>
             </w:r>
           </w:p>
         </w:tc>
@@ -14668,7 +14662,7 @@
                 <w:i w:val="0"/>
                 <w:sz w:val="22"/>
               </w:rPr>
-              <w:t>Wykład problemowy, poświęcony analizie kolejnych zagadnień omawianych w ramach przedmiotu; Ćwiczenia rozszerzone o projekty programistyczne poświęcone analizie leksykalnej i rozpoznawaniu języków przy pomocy automatów; zaliczenie ćwiczeń  wymaga zdobycia co najmniej  50% punktów możliwych do zdobycia na kolokwium oraz za zrealizowane projekty programistyczne; Warunkiem dopuszczenia do egzaminu jest zaliczenie ćwiczeń.; Warunkiem zdania egzaminu pisemnego jest zdobycie co najmniej  50% punktów.</w:t>
+              <w:t>egzamin pisemny z zadaniami problemowymi; kolokwium; ocena sporządzonego oprogramowania</w:t>
             </w:r>
           </w:p>
         </w:tc>
@@ -14726,7 +14720,7 @@
                 <w:i w:val="0"/>
                 <w:sz w:val="22"/>
               </w:rPr>
-              <w:t>Wykład problemowy, poświęcony analizie kolejnych zagadnień omawianych w ramach przedmiotu; Ćwiczenia rozszerzone o projekty programistyczne poświęcone analizie leksykalnej i rozpoznawaniu języków przy pomocy automatów; zaliczenie ćwiczeń  wymaga zdobycia co najmniej  50% punktów możliwych do zdobycia na kolokwium oraz za zrealizowane projekty programistyczne; Warunkiem dopuszczenia do egzaminu jest zaliczenie ćwiczeń.; Warunkiem zdania egzaminu pisemnego jest zdobycie co najmniej  50% punktów.</w:t>
+              <w:t>egzamin pisemny z zadaniami problemowymi; kolokwium; ocena sporządzonego oprogramowania</w:t>
             </w:r>
           </w:p>
         </w:tc>
@@ -14784,7 +14778,7 @@
                 <w:i w:val="0"/>
                 <w:sz w:val="22"/>
               </w:rPr>
-              <w:t>Wykład problemowy, poświęcony analizie kolejnych zagadnień omawianych w ramach przedmiotu; Ćwiczenia rozszerzone o projekty programistyczne poświęcone analizie leksykalnej i rozpoznawaniu języków przy pomocy automatów; zaliczenie ćwiczeń  wymaga zdobycia co najmniej  50% punktów możliwych do zdobycia na kolokwium oraz za zrealizowane projekty programistyczne; Warunkiem dopuszczenia do egzaminu jest zaliczenie ćwiczeń.; Warunkiem zdania egzaminu pisemnego jest zdobycie co najmniej  50% punktów.</w:t>
+              <w:t>egzamin pisemny z zadaniami problemowymi; kolokwium; ocena sporządzonego oprogramowania</w:t>
             </w:r>
           </w:p>
         </w:tc>
@@ -14842,7 +14836,7 @@
                 <w:i w:val="0"/>
                 <w:sz w:val="22"/>
               </w:rPr>
-              <w:t>Wykład problemowy, poświęcony analizie kolejnych zagadnień omawianych w ramach przedmiotu; Ćwiczenia rozszerzone o projekty programistyczne poświęcone analizie leksykalnej i rozpoznawaniu języków przy pomocy automatów; zaliczenie ćwiczeń  wymaga zdobycia co najmniej  50% punktów możliwych do zdobycia na kolokwium oraz za zrealizowane projekty programistyczne; Warunkiem dopuszczenia do egzaminu jest zaliczenie ćwiczeń.; Warunkiem zdania egzaminu pisemnego jest zdobycie co najmniej  50% punktów.</w:t>
+              <w:t>egzamin pisemny z zadaniami problemowymi; kolokwium; ocena sporządzonego oprogramowania</w:t>
             </w:r>
           </w:p>
         </w:tc>
@@ -14900,7 +14894,7 @@
                 <w:i w:val="0"/>
                 <w:sz w:val="22"/>
               </w:rPr>
-              <w:t>Wykład problemowy, poświęcony analizie kolejnych zagadnień omawianych w ramach przedmiotu; Ćwiczenia rozszerzone o projekty programistyczne poświęcone analizie leksykalnej i rozpoznawaniu języków przy pomocy automatów; zaliczenie ćwiczeń  wymaga zdobycia co najmniej  50% punktów możliwych do zdobycia na kolokwium oraz za zrealizowane projekty programistyczne; Warunkiem dopuszczenia do egzaminu jest zaliczenie ćwiczeń.; Warunkiem zdania egzaminu pisemnego jest zdobycie co najmniej  50% punktów.</w:t>
+              <w:t>egzamin pisemny z zadaniami problemowymi; kolokwium; ocena sporządzonego oprogramowania</w:t>
             </w:r>
           </w:p>
         </w:tc>
@@ -14958,7 +14952,7 @@
                 <w:i w:val="0"/>
                 <w:sz w:val="22"/>
               </w:rPr>
-              <w:t>Wykład problemowy, poświęcony analizie kolejnych zagadnień omawianych w ramach przedmiotu; Ćwiczenia rozszerzone o projekty programistyczne poświęcone analizie leksykalnej i rozpoznawaniu języków przy pomocy automatów; zaliczenie ćwiczeń  wymaga zdobycia co najmniej  50% punktów możliwych do zdobycia na kolokwium oraz za zrealizowane projekty programistyczne; Warunkiem dopuszczenia do egzaminu jest zaliczenie ćwiczeń.; Warunkiem zdania egzaminu pisemnego jest zdobycie co najmniej  50% punktów.</w:t>
+              <w:t>egzamin pisemny z zadaniami problemowymi; kolokwium; ocena sporządzonego oprogramowania</w:t>
             </w:r>
           </w:p>
         </w:tc>
@@ -15016,7 +15010,7 @@
                 <w:i w:val="0"/>
                 <w:sz w:val="22"/>
               </w:rPr>
-              <w:t>Wykład problemowy, poświęcony analizie kolejnych zagadnień omawianych w ramach przedmiotu; Ćwiczenia rozszerzone o projekty programistyczne poświęcone analizie leksykalnej i rozpoznawaniu języków przy pomocy automatów; zaliczenie ćwiczeń  wymaga zdobycia co najmniej  50% punktów możliwych do zdobycia na kolokwium oraz za zrealizowane projekty programistyczne; Warunkiem dopuszczenia do egzaminu jest zaliczenie ćwiczeń.; Warunkiem zdania egzaminu pisemnego jest zdobycie co najmniej  50% punktów.</w:t>
+              <w:t>egzamin pisemny z zadaniami problemowymi; kolokwium; ocena sporządzonego oprogramowania</w:t>
             </w:r>
           </w:p>
         </w:tc>
@@ -15074,7 +15068,7 @@
                 <w:i w:val="0"/>
                 <w:sz w:val="22"/>
               </w:rPr>
-              <w:t>Wykład problemowy, poświęcony analizie kolejnych zagadnień omawianych w ramach przedmiotu; Ćwiczenia rozszerzone o projekty programistyczne poświęcone analizie leksykalnej i rozpoznawaniu języków przy pomocy automatów; zaliczenie ćwiczeń  wymaga zdobycia co najmniej  50% punktów możliwych do zdobycia na kolokwium oraz za zrealizowane projekty programistyczne; Warunkiem dopuszczenia do egzaminu jest zaliczenie ćwiczeń.; Warunkiem zdania egzaminu pisemnego jest zdobycie co najmniej  50% punktów.</w:t>
+              <w:t>egzamin pisemny z zadaniami problemowymi; kolokwium; ocena sporządzonego oprogramowania</w:t>
             </w:r>
           </w:p>
         </w:tc>
@@ -15132,7 +15126,7 @@
                 <w:i w:val="0"/>
                 <w:sz w:val="22"/>
               </w:rPr>
-              <w:t>Wykład problemowy, poświęcony analizie kolejnych zagadnień omawianych w ramach przedmiotu; Ćwiczenia rozszerzone o projekty programistyczne poświęcone analizie leksykalnej i rozpoznawaniu języków przy pomocy automatów; zaliczenie ćwiczeń  wymaga zdobycia co najmniej  50% punktów możliwych do zdobycia na kolokwium oraz za zrealizowane projekty programistyczne; Warunkiem dopuszczenia do egzaminu jest zaliczenie ćwiczeń.; Warunkiem zdania egzaminu pisemnego jest zdobycie co najmniej  50% punktów.</w:t>
+              <w:t>egzamin pisemny z zadaniami problemowymi; kolokwium; ocena sporządzonego oprogramowania</w:t>
             </w:r>
           </w:p>
         </w:tc>
@@ -15190,7 +15184,7 @@
                 <w:i w:val="0"/>
                 <w:sz w:val="22"/>
               </w:rPr>
-              <w:t>Wykład problemowy, poświęcony analizie kolejnych zagadnień omawianych w ramach przedmiotu; Ćwiczenia rozszerzone o projekty programistyczne poświęcone analizie leksykalnej i rozpoznawaniu języków przy pomocy automatów; zaliczenie ćwiczeń  wymaga zdobycia co najmniej  50% punktów możliwych do zdobycia na kolokwium oraz za zrealizowane projekty programistyczne; Warunkiem dopuszczenia do egzaminu jest zaliczenie ćwiczeń.; Warunkiem zdania egzaminu pisemnego jest zdobycie co najmniej  50% punktów.</w:t>
+              <w:t>egzamin pisemny z zadaniami problemowymi; kolokwium; ocena sporządzonego oprogramowania</w:t>
             </w:r>
           </w:p>
         </w:tc>
@@ -15248,7 +15242,7 @@
                 <w:i w:val="0"/>
                 <w:sz w:val="22"/>
               </w:rPr>
-              <w:t>Wykład problemowy, poświęcony analizie kolejnych zagadnień omawianych w ramach przedmiotu; Ćwiczenia rozszerzone o projekty programistyczne poświęcone analizie leksykalnej i rozpoznawaniu języków przy pomocy automatów; zaliczenie ćwiczeń  wymaga zdobycia co najmniej  50% punktów możliwych do zdobycia na kolokwium oraz za zrealizowane projekty programistyczne; Warunkiem dopuszczenia do egzaminu jest zaliczenie ćwiczeń.; Warunkiem zdania egzaminu pisemnego jest zdobycie co najmniej  50% punktów.</w:t>
+              <w:t>egzamin pisemny z zadaniami problemowymi; kolokwium; ocena sporządzonego oprogramowania</w:t>
             </w:r>
           </w:p>
         </w:tc>
@@ -15306,7 +15300,7 @@
                 <w:i w:val="0"/>
                 <w:sz w:val="22"/>
               </w:rPr>
-              <w:t>Wykład problemowy, poświęcony analizie kolejnych zagadnień omawianych w ramach przedmiotu; Ćwiczenia rozszerzone o projekty programistyczne poświęcone analizie leksykalnej i rozpoznawaniu języków przy pomocy automatów; zaliczenie ćwiczeń  wymaga zdobycia co najmniej  50% punktów możliwych do zdobycia na kolokwium oraz za zrealizowane projekty programistyczne; Warunkiem dopuszczenia do egzaminu jest zaliczenie ćwiczeń.; Warunkiem zdania egzaminu pisemnego jest zdobycie co najmniej  50% punktów.</w:t>
+              <w:t>egzamin pisemny z zadaniami problemowymi; kolokwium; ocena sporządzonego oprogramowania</w:t>
             </w:r>
           </w:p>
         </w:tc>
@@ -15364,7 +15358,7 @@
                 <w:i w:val="0"/>
                 <w:sz w:val="22"/>
               </w:rPr>
-              <w:t>Wykład problemowy, poświęcony analizie kolejnych zagadnień omawianych w ramach przedmiotu; Ćwiczenia rozszerzone o projekty programistyczne poświęcone analizie leksykalnej i rozpoznawaniu języków przy pomocy automatów; zaliczenie ćwiczeń  wymaga zdobycia co najmniej  50% punktów możliwych do zdobycia na kolokwium oraz za zrealizowane projekty programistyczne; Warunkiem dopuszczenia do egzaminu jest zaliczenie ćwiczeń.; Warunkiem zdania egzaminu pisemnego jest zdobycie co najmniej  50% punktów.</w:t>
+              <w:t>egzamin pisemny z zadaniami problemowymi; kolokwium; ocena sporządzonego oprogramowania</w:t>
             </w:r>
           </w:p>
         </w:tc>
@@ -15422,7 +15416,7 @@
                 <w:i w:val="0"/>
                 <w:sz w:val="22"/>
               </w:rPr>
-              <w:t>Wykład problemowy, poświęcony analizie kolejnych zagadnień omawianych w ramach przedmiotu; Ćwiczenia rozszerzone o projekty programistyczne poświęcone analizie leksykalnej i rozpoznawaniu języków przy pomocy automatów; zaliczenie ćwiczeń  wymaga zdobycia co najmniej  50% punktów możliwych do zdobycia na kolokwium oraz za zrealizowane projekty programistyczne; Warunkiem dopuszczenia do egzaminu jest zaliczenie ćwiczeń.; Warunkiem zdania egzaminu pisemnego jest zdobycie co najmniej  50% punktów.</w:t>
+              <w:t>egzamin pisemny z zadaniami problemowymi; kolokwium; ocena sporządzonego oprogramowania</w:t>
             </w:r>
           </w:p>
         </w:tc>
@@ -15480,7 +15474,7 @@
                 <w:i w:val="0"/>
                 <w:sz w:val="22"/>
               </w:rPr>
-              <w:t>Wykład problemowy, poświęcony analizie kolejnych zagadnień omawianych w ramach przedmiotu; Ćwiczenia rozszerzone o projekty programistyczne poświęcone analizie leksykalnej i rozpoznawaniu języków przy pomocy automatów; zaliczenie ćwiczeń  wymaga zdobycia co najmniej  50% punktów możliwych do zdobycia na kolokwium oraz za zrealizowane projekty programistyczne; Warunkiem dopuszczenia do egzaminu jest zaliczenie ćwiczeń.; Warunkiem zdania egzaminu pisemnego jest zdobycie co najmniej  50% punktów.</w:t>
+              <w:t>egzamin pisemny z zadaniami problemowymi; kolokwium; ocena sporządzonego oprogramowania</w:t>
             </w:r>
           </w:p>
         </w:tc>
@@ -15538,7 +15532,7 @@
                 <w:i w:val="0"/>
                 <w:sz w:val="22"/>
               </w:rPr>
-              <w:t>Wykład problemowy, poświęcony analizie kolejnych zagadnień omawianych w ramach przedmiotu; Ćwiczenia rozszerzone o projekty programistyczne poświęcone analizie leksykalnej i rozpoznawaniu języków przy pomocy automatów; zaliczenie ćwiczeń  wymaga zdobycia co najmniej  50% punktów możliwych do zdobycia na kolokwium oraz za zrealizowane projekty programistyczne; Warunkiem dopuszczenia do egzaminu jest zaliczenie ćwiczeń.; Warunkiem zdania egzaminu pisemnego jest zdobycie co najmniej  50% punktów.</w:t>
+              <w:t>egzamin pisemny z zadaniami problemowymi; kolokwium; ocena sporządzonego oprogramowania</w:t>
             </w:r>
           </w:p>
         </w:tc>
@@ -15596,7 +15590,7 @@
                 <w:i w:val="0"/>
                 <w:sz w:val="22"/>
               </w:rPr>
-              <w:t>Wykład problemowy, poświęcony analizie kolejnych zagadnień omawianych w ramach przedmiotu; Ćwiczenia rozszerzone o projekty programistyczne poświęcone analizie leksykalnej i rozpoznawaniu języków przy pomocy automatów; zaliczenie ćwiczeń  wymaga zdobycia co najmniej  50% punktów możliwych do zdobycia na kolokwium oraz za zrealizowane projekty programistyczne; Warunkiem dopuszczenia do egzaminu jest zaliczenie ćwiczeń.; Warunkiem zdania egzaminu pisemnego jest zdobycie co najmniej  50% punktów.</w:t>
+              <w:t>egzamin pisemny z zadaniami problemowymi; kolokwium; ocena sporządzonego oprogramowania</w:t>
             </w:r>
           </w:p>
         </w:tc>
@@ -15654,7 +15648,7 @@
                 <w:i w:val="0"/>
                 <w:sz w:val="22"/>
               </w:rPr>
-              <w:t>Wykład problemowy, poświęcony analizie kolejnych zagadnień omawianych w ramach przedmiotu; Ćwiczenia rozszerzone o projekty programistyczne poświęcone analizie leksykalnej i rozpoznawaniu języków przy pomocy automatów; zaliczenie ćwiczeń  wymaga zdobycia co najmniej  50% punktów możliwych do zdobycia na kolokwium oraz za zrealizowane projekty programistyczne; Warunkiem dopuszczenia do egzaminu jest zaliczenie ćwiczeń.; Warunkiem zdania egzaminu pisemnego jest zdobycie co najmniej  50% punktów.</w:t>
+              <w:t>egzamin pisemny z zadaniami problemowymi; kolokwium; ocena sporządzonego oprogramowania</w:t>
             </w:r>
           </w:p>
         </w:tc>
@@ -15712,7 +15706,7 @@
                 <w:i w:val="0"/>
                 <w:sz w:val="22"/>
               </w:rPr>
-              <w:t>Wykład problemowy, poświęcony analizie kolejnych zagadnień omawianych w ramach przedmiotu; Ćwiczenia rozszerzone o projekty programistyczne poświęcone analizie leksykalnej i rozpoznawaniu języków przy pomocy automatów; zaliczenie ćwiczeń  wymaga zdobycia co najmniej  50% punktów możliwych do zdobycia na kolokwium oraz za zrealizowane projekty programistyczne; Warunkiem dopuszczenia do egzaminu jest zaliczenie ćwiczeń.; Warunkiem zdania egzaminu pisemnego jest zdobycie co najmniej  50% punktów.</w:t>
+              <w:t>egzamin pisemny z zadaniami problemowymi; kolokwium; ocena sporządzonego oprogramowania</w:t>
             </w:r>
           </w:p>
         </w:tc>
@@ -15770,7 +15764,7 @@
                 <w:i w:val="0"/>
                 <w:sz w:val="22"/>
               </w:rPr>
-              <w:t>Wykład problemowy, poświęcony analizie kolejnych zagadnień omawianych w ramach przedmiotu; Ćwiczenia rozszerzone o projekty programistyczne poświęcone analizie leksykalnej i rozpoznawaniu języków przy pomocy automatów; zaliczenie ćwiczeń  wymaga zdobycia co najmniej  50% punktów możliwych do zdobycia na kolokwium oraz za zrealizowane projekty programistyczne; Warunkiem dopuszczenia do egzaminu jest zaliczenie ćwiczeń.; Warunkiem zdania egzaminu pisemnego jest zdobycie co najmniej  50% punktów.</w:t>
+              <w:t>egzamin pisemny z zadaniami problemowymi; kolokwium; ocena sporządzonego oprogramowania</w:t>
             </w:r>
           </w:p>
         </w:tc>
@@ -15828,7 +15822,7 @@
                 <w:i w:val="0"/>
                 <w:sz w:val="22"/>
               </w:rPr>
-              <w:t>Wykład problemowy, poświęcony analizie kolejnych zagadnień omawianych w ramach przedmiotu; Ćwiczenia rozszerzone o projekty programistyczne poświęcone analizie leksykalnej i rozpoznawaniu języków przy pomocy automatów; zaliczenie ćwiczeń  wymaga zdobycia co najmniej  50% punktów możliwych do zdobycia na kolokwium oraz za zrealizowane projekty programistyczne; Warunkiem dopuszczenia do egzaminu jest zaliczenie ćwiczeń.; Warunkiem zdania egzaminu pisemnego jest zdobycie co najmniej  50% punktów.</w:t>
+              <w:t>egzamin pisemny z zadaniami problemowymi; kolokwium; ocena sporządzonego oprogramowania</w:t>
             </w:r>
           </w:p>
         </w:tc>
@@ -15886,7 +15880,7 @@
                 <w:i w:val="0"/>
                 <w:sz w:val="22"/>
               </w:rPr>
-              <w:t>Wykład problemowy, poświęcony analizie kolejnych zagadnień omawianych w ramach przedmiotu; Ćwiczenia rozszerzone o projekty programistyczne poświęcone analizie leksykalnej i rozpoznawaniu języków przy pomocy automatów; zaliczenie ćwiczeń  wymaga zdobycia co najmniej  50% punktów możliwych do zdobycia na kolokwium oraz za zrealizowane projekty programistyczne; Warunkiem dopuszczenia do egzaminu jest zaliczenie ćwiczeń.; Warunkiem zdania egzaminu pisemnego jest zdobycie co najmniej  50% punktów.</w:t>
+              <w:t>egzamin pisemny z zadaniami problemowymi; kolokwium; ocena sporządzonego oprogramowania</w:t>
             </w:r>
           </w:p>
         </w:tc>
@@ -15944,7 +15938,7 @@
                 <w:i w:val="0"/>
                 <w:sz w:val="22"/>
               </w:rPr>
-              <w:t>Wykład problemowy, poświęcony analizie kolejnych zagadnień omawianych w ramach przedmiotu; Ćwiczenia rozszerzone o projekty programistyczne poświęcone analizie leksykalnej i rozpoznawaniu języków przy pomocy automatów; zaliczenie ćwiczeń  wymaga zdobycia co najmniej  50% punktów możliwych do zdobycia na kolokwium oraz za zrealizowane projekty programistyczne; Warunkiem dopuszczenia do egzaminu jest zaliczenie ćwiczeń.; Warunkiem zdania egzaminu pisemnego jest zdobycie co najmniej  50% punktów.</w:t>
+              <w:t>egzamin pisemny z zadaniami problemowymi; kolokwium; ocena sporządzonego oprogramowania</w:t>
             </w:r>
           </w:p>
         </w:tc>
@@ -16002,7 +15996,7 @@
                 <w:i w:val="0"/>
                 <w:sz w:val="22"/>
               </w:rPr>
-              <w:t>Wykład problemowy, poświęcony analizie kolejnych zagadnień omawianych w ramach przedmiotu; Ćwiczenia rozszerzone o projekty programistyczne poświęcone analizie leksykalnej i rozpoznawaniu języków przy pomocy automatów; zaliczenie ćwiczeń  wymaga zdobycia co najmniej  50% punktów możliwych do zdobycia na kolokwium oraz za zrealizowane projekty programistyczne; Warunkiem dopuszczenia do egzaminu jest zaliczenie ćwiczeń.; Warunkiem zdania egzaminu pisemnego jest zdobycie co najmniej  50% punktów.</w:t>
+              <w:t>egzamin pisemny z zadaniami problemowymi; kolokwium; ocena sporządzonego oprogramowania</w:t>
             </w:r>
           </w:p>
         </w:tc>
@@ -16060,7 +16054,7 @@
                 <w:i w:val="0"/>
                 <w:sz w:val="22"/>
               </w:rPr>
-              <w:t>Wykład problemowy, poświęcony analizie kolejnych zagadnień omawianych w ramach przedmiotu; Ćwiczenia rozszerzone o projekty programistyczne poświęcone analizie leksykalnej i rozpoznawaniu języków przy pomocy automatów; zaliczenie ćwiczeń  wymaga zdobycia co najmniej  50% punktów możliwych do zdobycia na kolokwium oraz za zrealizowane projekty programistyczne; Warunkiem dopuszczenia do egzaminu jest zaliczenie ćwiczeń.; Warunkiem zdania egzaminu pisemnego jest zdobycie co najmniej  50% punktów.</w:t>
+              <w:t>egzamin pisemny z zadaniami problemowymi; kolokwium; ocena sporządzonego oprogramowania</w:t>
             </w:r>
           </w:p>
         </w:tc>
@@ -16118,7 +16112,7 @@
                 <w:i w:val="0"/>
                 <w:sz w:val="22"/>
               </w:rPr>
-              <w:t>Wykład problemowy, poświęcony analizie kolejnych zagadnień omawianych w ramach przedmiotu; Ćwiczenia rozszerzone o projekty programistyczne poświęcone analizie leksykalnej i rozpoznawaniu języków przy pomocy automatów; zaliczenie ćwiczeń  wymaga zdobycia co najmniej  50% punktów możliwych do zdobycia na kolokwium oraz za zrealizowane projekty programistyczne; Warunkiem dopuszczenia do egzaminu jest zaliczenie ćwiczeń.; Warunkiem zdania egzaminu pisemnego jest zdobycie co najmniej  50% punktów.</w:t>
+              <w:t>egzamin pisemny z zadaniami problemowymi; kolokwium; ocena sporządzonego oprogramowania</w:t>
             </w:r>
           </w:p>
         </w:tc>
@@ -16176,7 +16170,7 @@
                 <w:i w:val="0"/>
                 <w:sz w:val="22"/>
               </w:rPr>
-              <w:t>Wykład problemowy, poświęcony analizie kolejnych zagadnień omawianych w ramach przedmiotu; Ćwiczenia rozszerzone o projekty programistyczne poświęcone analizie leksykalnej i rozpoznawaniu języków przy pomocy automatów; zaliczenie ćwiczeń  wymaga zdobycia co najmniej  50% punktów możliwych do zdobycia na kolokwium oraz za zrealizowane projekty programistyczne; Warunkiem dopuszczenia do egzaminu jest zaliczenie ćwiczeń.; Warunkiem zdania egzaminu pisemnego jest zdobycie co najmniej  50% punktów.</w:t>
+              <w:t>egzamin pisemny z zadaniami problemowymi; kolokwium; ocena sporządzonego oprogramowania</w:t>
             </w:r>
           </w:p>
         </w:tc>
@@ -16338,7 +16332,7 @@
                 <w:i w:val="0"/>
                 <w:sz w:val="22"/>
               </w:rPr>
-              <w:t>Wykład problemowy, poświęcony analizie kolejnych zagadnień omawianych w ramach przedmiotu; Ćwiczenia rozszerzone o projekty programistyczne poświęcone analizie leksykalnej i rozpoznawaniu języków przy pomocy automatów; zaliczenie ćwiczeń  wymaga zdobycia co najmniej  50% punktów możliwych do zdobycia na kolokwium oraz za zrealizowane projekty programistyczne; Warunkiem dopuszczenia do egzaminu jest zaliczenie ćwiczeń.; Warunkiem zdania egzaminu pisemnego jest zdobycie co najmniej  50% punktów.</w:t>
+              <w:t>egzamin pisemny z zadaniami problemowymi; kolokwium; ocena sporządzonego oprogramowania</w:t>
             </w:r>
           </w:p>
         </w:tc>
@@ -16395,7 +16389,7 @@
                 <w:i w:val="0"/>
                 <w:sz w:val="22"/>
               </w:rPr>
-              <w:t>Wykład problemowy, poświęcony analizie kolejnych zagadnień omawianych w ramach przedmiotu; Ćwiczenia rozszerzone o projekty programistyczne poświęcone analizie leksykalnej i rozpoznawaniu języków przy pomocy automatów; zaliczenie ćwiczeń  wymaga zdobycia co najmniej  50% punktów możliwych do zdobycia na kolokwium oraz za zrealizowane projekty programistyczne; Warunkiem dopuszczenia do egzaminu jest zaliczenie ćwiczeń.; Warunkiem zdania egzaminu pisemnego jest zdobycie co najmniej  50% punktów.</w:t>
+              <w:t>egzamin pisemny z zadaniami problemowymi; kolokwium; ocena sporządzonego oprogramowania</w:t>
             </w:r>
           </w:p>
         </w:tc>
@@ -16452,7 +16446,7 @@
                 <w:i w:val="0"/>
                 <w:sz w:val="22"/>
               </w:rPr>
-              <w:t>Wykład problemowy, poświęcony analizie kolejnych zagadnień omawianych w ramach przedmiotu; Ćwiczenia rozszerzone o projekty programistyczne poświęcone analizie leksykalnej i rozpoznawaniu języków przy pomocy automatów; zaliczenie ćwiczeń  wymaga zdobycia co najmniej  50% punktów możliwych do zdobycia na kolokwium oraz za zrealizowane projekty programistyczne; Warunkiem dopuszczenia do egzaminu jest zaliczenie ćwiczeń.; Warunkiem zdania egzaminu pisemnego jest zdobycie co najmniej  50% punktów.</w:t>
+              <w:t>egzamin pisemny z zadaniami problemowymi; kolokwium; ocena sporządzonego oprogramowania</w:t>
             </w:r>
           </w:p>
         </w:tc>

--- a/public/assets/files/niestacjonarne/MAS.docx
+++ b/public/assets/files/niestacjonarne/MAS.docx
@@ -315,7 +315,7 @@
                 <w:i w:val="0"/>
                 <w:sz w:val="22"/>
               </w:rPr>
-              <w:t>5</w:t>
+              <w:t>3</w:t>
             </w:r>
           </w:p>
         </w:tc>
@@ -1093,7 +1093,7 @@
                 <w:i w:val="0"/>
                 <w:sz w:val="22"/>
               </w:rPr>
-              <w:t>93</w:t>
+              <w:t>58</w:t>
             </w:r>
           </w:p>
         </w:tc>
@@ -1113,7 +1113,7 @@
                 <w:i w:val="0"/>
                 <w:sz w:val="22"/>
               </w:rPr>
-              <w:t>3.7</w:t>
+              <w:t>2.3</w:t>
             </w:r>
           </w:p>
         </w:tc>

--- a/public/assets/files/niestacjonarne/MAS.docx
+++ b/public/assets/files/niestacjonarne/MAS.docx
@@ -1093,7 +1093,7 @@
                 <w:i w:val="0"/>
                 <w:sz w:val="22"/>
               </w:rPr>
-              <w:t>58</w:t>
+              <w:t>43</w:t>
             </w:r>
           </w:p>
         </w:tc>
@@ -1113,7 +1113,7 @@
                 <w:i w:val="0"/>
                 <w:sz w:val="22"/>
               </w:rPr>
-              <w:t>2.3</w:t>
+              <w:t>1.7</w:t>
             </w:r>
           </w:p>
         </w:tc>

--- a/public/assets/files/niestacjonarne/MAS.docx
+++ b/public/assets/files/niestacjonarne/MAS.docx
@@ -1988,14 +1988,13 @@
       </w:tblPr>
       <w:tblGrid>
         <w:gridCol w:w="680"/>
-        <w:gridCol w:w="4536"/>
-        <w:gridCol w:w="4252"/>
+        <w:gridCol w:w="8788"/>
       </w:tblGrid>
       <w:tr>
         <w:tc>
           <w:tcPr>
             <w:tcW w:type="dxa" w:w="9468"/>
-            <w:gridSpan w:val="3"/>
+            <w:gridSpan w:val="2"/>
             <w:shd w:val="clear" w:color="auto" w:fill="D9D9D9"/>
           </w:tcPr>
           <w:p>
@@ -2037,7 +2036,7 @@
         </w:tc>
         <w:tc>
           <w:tcPr>
-            <w:tcW w:type="dxa" w:w="4536"/>
+            <w:tcW w:type="dxa" w:w="8788"/>
             <w:shd w:val="clear" w:color="auto" w:fill="D9D9D9"/>
           </w:tcPr>
           <w:p>
@@ -2051,27 +2050,7 @@
                 <w:i w:val="0"/>
                 <w:sz w:val="16"/>
               </w:rPr>
-              <w:t>Wykład</w:t>
-            </w:r>
-          </w:p>
-        </w:tc>
-        <w:tc>
-          <w:tcPr>
-            <w:tcW w:type="dxa" w:w="4252"/>
-            <w:shd w:val="clear" w:color="auto" w:fill="D9D9D9"/>
-          </w:tcPr>
-          <w:p>
-            <w:pPr>
-              <w:spacing w:before="20" w:after="20"/>
-            </w:pPr>
-            <w:r>
-              <w:rPr>
-                <w:rFonts w:ascii="Aptos" w:hAnsi="Aptos"/>
-                <w:b/>
-                <w:i w:val="0"/>
-                <w:sz w:val="16"/>
-              </w:rPr>
-              <w:t>Ćwiczenia / Laboratorium / Pracownia</w:t>
+              <w:t>Treści programowe</w:t>
             </w:r>
           </w:p>
         </w:tc>
@@ -2098,7 +2077,7 @@
         </w:tc>
         <w:tc>
           <w:tcPr>
-            <w:tcW w:type="dxa" w:w="4536"/>
+            <w:tcW w:type="dxa" w:w="8788"/>
           </w:tcPr>
           <w:p>
             <w:pPr>
@@ -2112,24 +2091,6 @@
                 <w:sz w:val="22"/>
               </w:rPr>
               <w:t>Metody modelowania w inżynierii oprogra-mowania; pojęcia; model a meta model, klasyfi-kacja modeli. Modelowanie danych, struktury i zachowania; przegląd notacji. Modelowanie przebiegu sterowania i przetwarza-nia danych. Zaawansowane modelowanie interakcji w syste-mie z wykorzystaniem d. komunikacji. Opracowanie diagramu komunikacji UML. Transformacje pomiędzy modelami interakcji wyrażonymi d. sekwencji i komunikacji. Modelowanie stanów systemu z wykorzystaniem języka UML. Opracowanie modelu maszyn stanowych z uwzględnienie podstanów i czynności wewnętrznych. Aspekty fizyczne w dokumentowaniu systemu informatycznego. Opracowanie diagramu komponentów. Alokacja komponentów na węzłach. Metody i techniki modelowania biznesowego: BPMN, SPEM UML, rozszerzenia biznesowe procesu RUP. Wyszczególnienie i klasyfikacja procesów bizne-sowych – studium przypadku. Opracowanie dia-gramu procesów biznesowych BPMN. Zaawansowane diagramy procesów biznesowych BPMN. Modelowanie bramek, zdarzeń, dokumentów i interakcji z wykorzystaniem notacji BPMN. Analiza strukturalna i diagramy przepływu da-nych . Modelowanie za pomocą diagramów przepływu danych. Sieci Petriego – struktura i zachowanie dyna-miczne sieci elementarnych. Sieci Petriego –PIPE 2 i inne narzędzia do edy-towania i analizy sieci Petriego. Sieci Petriego typu P/T, graf osiągalności. Modelowanie systemów przy pomocy prostych sieci Petriego. Niezmienniki typu S sieci Petriego. Wyznaczanie niezmienników typu S sieci Petriego. Niezmienniki sieci typu T Petriego. Wyznaczanie niezmienników typu T sieci Petriego. Rozszerzenia sieci Petriego – sieci kolorowane. Rozszerzenia sieci Petriego – sieci z czasem. Wprowadzenie do metod formalnych; zastosowa-nia. Abstrakcyjne Typy Danych vs. specyfikacje model-based – VDM, Z, logika temporalna.</w:t>
-            </w:r>
-          </w:p>
-        </w:tc>
-        <w:tc>
-          <w:tcPr>
-            <w:tcW w:type="dxa" w:w="4252"/>
-          </w:tcPr>
-          <w:p>
-            <w:pPr>
-              <w:spacing w:before="20" w:after="20"/>
-            </w:pPr>
-            <w:r>
-              <w:rPr>
-                <w:rFonts w:ascii="Aptos" w:hAnsi="Aptos"/>
-                <w:b w:val="0"/>
-                <w:i w:val="0"/>
-                <w:sz w:val="22"/>
-              </w:rPr>
             </w:r>
           </w:p>
         </w:tc>
